--- a/docs/semestrální_projekt_Donát.docx
+++ b/docs/semestrální_projekt_Donát.docx
@@ -2934,7 +2934,7 @@
     </w:p>
     <w:p>
       <w:pPr>
-        <w:spacing w:before="120" w:line="266" w:lineRule="auto"/>
+        <w:spacing w:after="0" w:line="266" w:lineRule="auto"/>
         <w:ind w:left="11" w:hanging="11"/>
         <w:jc w:val="both"/>
       </w:pPr>
@@ -2944,7 +2944,7 @@
     </w:p>
     <w:p>
       <w:pPr>
-        <w:spacing w:before="120" w:line="266" w:lineRule="auto"/>
+        <w:spacing w:after="0" w:line="266" w:lineRule="auto"/>
         <w:ind w:left="11" w:hanging="11"/>
         <w:jc w:val="both"/>
       </w:pPr>
@@ -2954,7 +2954,7 @@
     </w:p>
     <w:p>
       <w:pPr>
-        <w:spacing w:before="120" w:line="266" w:lineRule="auto"/>
+        <w:spacing w:after="0" w:line="266" w:lineRule="auto"/>
         <w:ind w:left="11" w:hanging="11"/>
         <w:jc w:val="both"/>
       </w:pPr>
@@ -2964,7 +2964,7 @@
     </w:p>
     <w:p>
       <w:pPr>
-        <w:spacing w:before="120" w:line="266" w:lineRule="auto"/>
+        <w:spacing w:after="0" w:line="266" w:lineRule="auto"/>
         <w:ind w:left="11" w:hanging="11"/>
         <w:jc w:val="both"/>
       </w:pPr>
@@ -2986,7 +2986,7 @@
     </w:p>
     <w:p>
       <w:pPr>
-        <w:spacing w:before="120" w:line="266" w:lineRule="auto"/>
+        <w:spacing w:after="0" w:line="266" w:lineRule="auto"/>
         <w:ind w:left="11" w:hanging="11"/>
         <w:jc w:val="both"/>
       </w:pPr>
@@ -3021,6 +3021,8 @@
         <w:pStyle w:val="Heading1"/>
       </w:pPr>
     </w:p>
+    <w:p/>
+    <w:p/>
     <w:p/>
     <w:p/>
     <w:p>
@@ -3211,33 +3213,38 @@
       <w:r>
         <w:t xml:space="preserve">Obrázek </w:t>
       </w:r>
+      <w:fldSimple w:instr=" SEQ Obrázek \* ARABIC ">
+        <w:r>
+          <w:rPr>
+            <w:noProof/>
+          </w:rPr>
+          <w:t>1</w:t>
+        </w:r>
+      </w:fldSimple>
+      <w:r>
+        <w:t>.1</w:t>
+      </w:r>
+      <w:r>
+        <w:t>: Schéma Fizeauova interferometr</w:t>
+      </w:r>
+      <w:r>
+        <w:t>u</w:t>
+      </w:r>
       <w:r>
         <w:fldChar w:fldCharType="begin"/>
       </w:r>
       <w:r>
-        <w:instrText xml:space="preserve"> SEQ Obrázek \* ARABIC </w:instrText>
+        <w:instrText xml:space="preserve"> REF _Ref228194605 \r \h </w:instrText>
       </w:r>
       <w:r>
         <w:fldChar w:fldCharType="separate"/>
       </w:r>
       <w:r>
-        <w:rPr>
-          <w:noProof/>
-        </w:rPr>
-        <w:t>1</w:t>
+        <w:t>[2]</w:t>
       </w:r>
       <w:r>
         <w:fldChar w:fldCharType="end"/>
       </w:r>
-      <w:r>
-        <w:t>.1</w:t>
-      </w:r>
-      <w:r>
-        <w:t>: Schéma Fizeauova interferometr</w:t>
-      </w:r>
-      <w:r>
-        <w:t>u</w:t>
-      </w:r>
     </w:p>
     <w:p>
       <w:pPr>
@@ -3281,7 +3288,13 @@
         <w:fldChar w:fldCharType="end"/>
       </w:r>
       <w:r>
-        <w:t>. Pokud je soustava dobře zkalibrována a testovaný povrch ideálně rovinný, jsou proužky rovné a</w:t>
+        <w:t xml:space="preserve">. Pokud je soustava </w:t>
+      </w:r>
+      <w:r>
+        <w:t>správně</w:t>
+      </w:r>
+      <w:r>
+        <w:t xml:space="preserve"> zkalibrována a testovaný povrch ideálně rovinný, jsou proužky rovné a</w:t>
       </w:r>
       <w:r>
         <w:t> </w:t>
@@ -3638,24 +3651,14 @@
       <w:r>
         <w:t xml:space="preserve">Obrázek </w:t>
       </w:r>
-      <w:r>
-        <w:fldChar w:fldCharType="begin"/>
-      </w:r>
-      <w:r>
-        <w:instrText xml:space="preserve"> SEQ Obrázek \* ARABIC </w:instrText>
-      </w:r>
-      <w:r>
-        <w:fldChar w:fldCharType="separate"/>
-      </w:r>
-      <w:r>
-        <w:rPr>
-          <w:noProof/>
-        </w:rPr>
-        <w:t>2</w:t>
-      </w:r>
-      <w:r>
-        <w:fldChar w:fldCharType="end"/>
-      </w:r>
+      <w:fldSimple w:instr=" SEQ Obrázek \* ARABIC ">
+        <w:r>
+          <w:rPr>
+            <w:noProof/>
+          </w:rPr>
+          <w:t>2</w:t>
+        </w:r>
+      </w:fldSimple>
       <w:r>
         <w:t>.1</w:t>
       </w:r>
@@ -3739,7 +3742,16 @@
         </w:numPr>
       </w:pPr>
       <w:r>
-        <w:t>Převod obrazu na binární pomocí adaptabilního prahování</w:t>
+        <w:t xml:space="preserve">Převod obrazu na binární pomocí </w:t>
+      </w:r>
+      <w:r>
+        <w:t>adaptivní</w:t>
+      </w:r>
+      <w:r>
+        <w:t>ho</w:t>
+      </w:r>
+      <w:r>
+        <w:t xml:space="preserve"> prahování</w:t>
       </w:r>
       <w:r>
         <w:t>.</w:t>
@@ -3903,143 +3915,154 @@
       <w:r>
         <w:t xml:space="preserve">Obrázek </w:t>
       </w:r>
-      <w:r>
-        <w:fldChar w:fldCharType="begin"/>
-      </w:r>
-      <w:r>
-        <w:instrText xml:space="preserve"> SEQ Obrázek \* ARABIC </w:instrText>
-      </w:r>
-      <w:r>
-        <w:fldChar w:fldCharType="separate"/>
-      </w:r>
+      <w:fldSimple w:instr=" SEQ Obrázek \* ARABIC ">
+        <w:r>
+          <w:rPr>
+            <w:noProof/>
+          </w:rPr>
+          <w:t>3</w:t>
+        </w:r>
+      </w:fldSimple>
+      <w:r>
+        <w:t>.1: Návrh kódu pro převod snímklu na jednokanálový</w:t>
+      </w:r>
+    </w:p>
+    <w:p>
+      <w:pPr>
+        <w:tabs>
+          <w:tab w:val="center" w:pos="2833"/>
+          <w:tab w:val="center" w:pos="3541"/>
+          <w:tab w:val="center" w:pos="4249"/>
+          <w:tab w:val="center" w:pos="6277"/>
+        </w:tabs>
+        <w:ind w:left="0" w:firstLine="0"/>
+        <w:jc w:val="both"/>
+      </w:pPr>
+      <w:r>
+        <w:t xml:space="preserve">Převod snímku na jednokanálový šedotónový obraz pomocí funkce </w:t>
+      </w:r>
+      <w:r>
+        <w:rPr>
+          <w:i/>
+          <w:iCs/>
+        </w:rPr>
+        <w:t>CvtColor</w:t>
+      </w:r>
+      <w:r>
+        <w:t xml:space="preserve"> (Obrázek 3.1) snižuje následnou výpočetní náročnost a zjednodušuje další zpracování obrazu, jelikož jednotlivé pixely jsou reprezentovány pouze jasovou hodnotou v rozsahu 0 až 255, kde hodnota 0 představuje černou barvu a hodnota 255 bílou barvu. Následné algoritmy tak pracují pouze s</w:t>
+      </w:r>
+      <w:r>
+        <w:t> </w:t>
+      </w:r>
+      <w:r>
+        <w:t>jasovou složkou obrazu.</w:t>
+      </w:r>
+    </w:p>
+    <w:p>
+      <w:pPr>
+        <w:tabs>
+          <w:tab w:val="center" w:pos="2833"/>
+          <w:tab w:val="center" w:pos="3541"/>
+          <w:tab w:val="center" w:pos="4249"/>
+          <w:tab w:val="center" w:pos="6277"/>
+        </w:tabs>
+        <w:ind w:left="0" w:firstLine="0"/>
+      </w:pPr>
+    </w:p>
+    <w:p>
+      <w:pPr>
+        <w:tabs>
+          <w:tab w:val="center" w:pos="2833"/>
+          <w:tab w:val="center" w:pos="3541"/>
+          <w:tab w:val="center" w:pos="4249"/>
+          <w:tab w:val="center" w:pos="6277"/>
+        </w:tabs>
+        <w:ind w:left="0" w:firstLine="0"/>
+      </w:pPr>
+    </w:p>
+    <w:p>
+      <w:pPr>
+        <w:tabs>
+          <w:tab w:val="center" w:pos="2833"/>
+          <w:tab w:val="center" w:pos="3541"/>
+          <w:tab w:val="center" w:pos="4249"/>
+          <w:tab w:val="center" w:pos="6277"/>
+        </w:tabs>
+        <w:ind w:left="0" w:firstLine="0"/>
+      </w:pPr>
+    </w:p>
+    <w:p>
+      <w:pPr>
+        <w:tabs>
+          <w:tab w:val="center" w:pos="2833"/>
+          <w:tab w:val="center" w:pos="3541"/>
+          <w:tab w:val="center" w:pos="4249"/>
+          <w:tab w:val="center" w:pos="6277"/>
+        </w:tabs>
+        <w:ind w:left="0" w:firstLine="0"/>
+      </w:pPr>
+    </w:p>
+    <w:p>
+      <w:pPr>
+        <w:tabs>
+          <w:tab w:val="center" w:pos="2833"/>
+          <w:tab w:val="center" w:pos="3541"/>
+          <w:tab w:val="center" w:pos="4249"/>
+          <w:tab w:val="center" w:pos="6277"/>
+        </w:tabs>
+        <w:ind w:left="0" w:firstLine="0"/>
+      </w:pPr>
+    </w:p>
+    <w:p>
+      <w:pPr>
+        <w:tabs>
+          <w:tab w:val="center" w:pos="2833"/>
+          <w:tab w:val="center" w:pos="3541"/>
+          <w:tab w:val="center" w:pos="4249"/>
+          <w:tab w:val="center" w:pos="6277"/>
+        </w:tabs>
+        <w:ind w:left="0" w:firstLine="0"/>
+      </w:pPr>
+    </w:p>
+    <w:p>
+      <w:pPr>
+        <w:tabs>
+          <w:tab w:val="center" w:pos="2833"/>
+          <w:tab w:val="center" w:pos="3541"/>
+          <w:tab w:val="center" w:pos="4249"/>
+          <w:tab w:val="center" w:pos="6277"/>
+        </w:tabs>
+        <w:ind w:left="0" w:firstLine="0"/>
+      </w:pPr>
+    </w:p>
+    <w:p>
+      <w:pPr>
+        <w:pStyle w:val="Heading2"/>
+      </w:pPr>
+      <w:bookmarkStart w:id="16" w:name="_Toc229075479"/>
+      <w:r>
+        <w:lastRenderedPageBreak/>
+        <w:t>Redukce šumu a zvýšení kontrastu</w:t>
+      </w:r>
+      <w:bookmarkEnd w:id="16"/>
+    </w:p>
+    <w:p/>
+    <w:p>
+      <w:pPr>
+        <w:keepNext/>
+        <w:tabs>
+          <w:tab w:val="center" w:pos="2833"/>
+          <w:tab w:val="center" w:pos="3541"/>
+          <w:tab w:val="center" w:pos="4249"/>
+          <w:tab w:val="center" w:pos="6277"/>
+        </w:tabs>
+        <w:ind w:left="0" w:firstLine="0"/>
+        <w:jc w:val="center"/>
+      </w:pPr>
       <w:r>
         <w:rPr>
           <w:noProof/>
         </w:rPr>
-        <w:t>3</w:t>
-      </w:r>
-      <w:r>
-        <w:fldChar w:fldCharType="end"/>
-      </w:r>
-      <w:r>
-        <w:t>.1: Návrh kódu pro převod snímklu na jednokanálový</w:t>
-      </w:r>
-    </w:p>
-    <w:p>
-      <w:pPr>
-        <w:tabs>
-          <w:tab w:val="center" w:pos="2833"/>
-          <w:tab w:val="center" w:pos="3541"/>
-          <w:tab w:val="center" w:pos="4249"/>
-          <w:tab w:val="center" w:pos="6277"/>
-        </w:tabs>
-        <w:ind w:left="0" w:firstLine="0"/>
-        <w:jc w:val="both"/>
-      </w:pPr>
-      <w:r>
-        <w:t>Převod snímku na jednokanálový šedotónový obraz pomocí funkce CvtColor (Obrázek 3.1) snižuje následnou výpočetní náročnost a zjednodušuje další zpracování obrazu, jelikož jednotlivé pixely jsou reprezentovány pouze jasovou hodnotou v rozsahu 0 až 255, kde hodnota 0 představuje černou barvu a hodnota 255 bílou barvu. Následné algoritmy tak pracují pouze s</w:t>
-      </w:r>
-      <w:r>
-        <w:t> </w:t>
-      </w:r>
-      <w:r>
-        <w:t>jasovou složkou obrazu.</w:t>
-      </w:r>
-    </w:p>
-    <w:p>
-      <w:pPr>
-        <w:tabs>
-          <w:tab w:val="center" w:pos="2833"/>
-          <w:tab w:val="center" w:pos="3541"/>
-          <w:tab w:val="center" w:pos="4249"/>
-          <w:tab w:val="center" w:pos="6277"/>
-        </w:tabs>
-        <w:ind w:left="0" w:firstLine="0"/>
-      </w:pPr>
-    </w:p>
-    <w:p>
-      <w:pPr>
-        <w:tabs>
-          <w:tab w:val="center" w:pos="2833"/>
-          <w:tab w:val="center" w:pos="3541"/>
-          <w:tab w:val="center" w:pos="4249"/>
-          <w:tab w:val="center" w:pos="6277"/>
-        </w:tabs>
-        <w:ind w:left="0" w:firstLine="0"/>
-      </w:pPr>
-    </w:p>
-    <w:p>
-      <w:pPr>
-        <w:tabs>
-          <w:tab w:val="center" w:pos="2833"/>
-          <w:tab w:val="center" w:pos="3541"/>
-          <w:tab w:val="center" w:pos="4249"/>
-          <w:tab w:val="center" w:pos="6277"/>
-        </w:tabs>
-        <w:ind w:left="0" w:firstLine="0"/>
-      </w:pPr>
-    </w:p>
-    <w:p>
-      <w:pPr>
-        <w:tabs>
-          <w:tab w:val="center" w:pos="2833"/>
-          <w:tab w:val="center" w:pos="3541"/>
-          <w:tab w:val="center" w:pos="4249"/>
-          <w:tab w:val="center" w:pos="6277"/>
-        </w:tabs>
-        <w:ind w:left="0" w:firstLine="0"/>
-      </w:pPr>
-    </w:p>
-    <w:p>
-      <w:pPr>
-        <w:tabs>
-          <w:tab w:val="center" w:pos="2833"/>
-          <w:tab w:val="center" w:pos="3541"/>
-          <w:tab w:val="center" w:pos="4249"/>
-          <w:tab w:val="center" w:pos="6277"/>
-        </w:tabs>
-        <w:ind w:left="0" w:firstLine="0"/>
-      </w:pPr>
-    </w:p>
-    <w:p>
-      <w:pPr>
-        <w:tabs>
-          <w:tab w:val="center" w:pos="2833"/>
-          <w:tab w:val="center" w:pos="3541"/>
-          <w:tab w:val="center" w:pos="4249"/>
-          <w:tab w:val="center" w:pos="6277"/>
-        </w:tabs>
-        <w:ind w:left="0" w:firstLine="0"/>
-      </w:pPr>
-    </w:p>
-    <w:p>
-      <w:pPr>
-        <w:pStyle w:val="Heading2"/>
-      </w:pPr>
-      <w:bookmarkStart w:id="16" w:name="_Toc229075479"/>
-      <w:r>
-        <w:t>Redukce šumu a zvýšení kontrastu</w:t>
-      </w:r>
-      <w:bookmarkEnd w:id="16"/>
-    </w:p>
-    <w:p/>
-    <w:p>
-      <w:pPr>
-        <w:keepNext/>
-        <w:tabs>
-          <w:tab w:val="center" w:pos="2833"/>
-          <w:tab w:val="center" w:pos="3541"/>
-          <w:tab w:val="center" w:pos="4249"/>
-          <w:tab w:val="center" w:pos="6277"/>
-        </w:tabs>
-        <w:ind w:left="0" w:firstLine="0"/>
-        <w:jc w:val="center"/>
-      </w:pPr>
-      <w:r>
-        <w:rPr>
-          <w:noProof/>
-        </w:rPr>
-        <w:lastRenderedPageBreak/>
         <w:drawing>
           <wp:inline distT="0" distB="0" distL="0" distR="0" wp14:anchorId="79467A3F" wp14:editId="6188D0A1">
             <wp:extent cx="3333750" cy="3326308"/>
@@ -4120,13 +4143,53 @@
         <w:jc w:val="both"/>
       </w:pPr>
       <w:r>
-        <w:t>Pro zvýšení kontrastu byla použita transformační metoda CLAHE (Contrast Limited Adaptive Histogram Equalization). Tato metoda je založena na principu adaptivní úpravy kontrastu na základě hodnot získaných z histogramu obrazu. Tím dochází k lokálním úpravám kontrastu v</w:t>
+        <w:t xml:space="preserve">Pro zvýšení kontrastu byla použita transformační metoda </w:t>
+      </w:r>
+      <w:r>
+        <w:rPr>
+          <w:i/>
+          <w:iCs/>
+        </w:rPr>
+        <w:t>CLAHE (Contrast Limited Adaptive Histogram Equalization)</w:t>
+      </w:r>
+      <w:r>
+        <w:t>. Tato metoda je založena na principu adaptivní úpravy kontrastu na základě hodnot získaných z histogramu obrazu. Tím dochází k lokálním úpravám kontrastu v</w:t>
       </w:r>
       <w:r>
         <w:t> </w:t>
       </w:r>
       <w:r>
-        <w:t>jednotlivých částech obrazu namísto globální úpravy celého snímku. Implementaci této metody umožňuje funkce CreateCLAHE(míra omezení kontrastu, rozdělení obrazu podle mřížky). Funkce clahe.Apply(vstup, výstup) aplikuje CLAHE, provádí lokální vyrovnávání histogramu a zajišťuje plynulé přechody mezi jednotlivými oblastmi interpolace.</w:t>
+        <w:t xml:space="preserve">jednotlivých částech obrazu namísto globální úpravy celého snímku. Implementaci této metody umožňuje funkce </w:t>
+      </w:r>
+      <w:r>
+        <w:rPr>
+          <w:i/>
+          <w:iCs/>
+        </w:rPr>
+        <w:t>CreateCLAHE(míra omezení kontrastu, rozdělení obrazu podle mřížky)</w:t>
+      </w:r>
+      <w:r>
+        <w:t xml:space="preserve">. Funkce </w:t>
+      </w:r>
+      <w:r>
+        <w:rPr>
+          <w:i/>
+          <w:iCs/>
+        </w:rPr>
+        <w:t>clahe.Apply(vstup, výstup)</w:t>
+      </w:r>
+      <w:r>
+        <w:t xml:space="preserve"> aplikuje </w:t>
+      </w:r>
+      <w:r>
+        <w:rPr>
+          <w:i/>
+          <w:iCs/>
+        </w:rPr>
+        <w:t>CLAHE</w:t>
+      </w:r>
+      <w:r>
+        <w:t>, provádí lokální vyrovnávání histogramu a zajišťuje plynulé přechody mezi jednotlivými oblastmi interpolace.</w:t>
       </w:r>
       <w:r>
         <w:fldChar w:fldCharType="begin"/>
@@ -4156,7 +4219,17 @@
         <w:jc w:val="both"/>
       </w:pPr>
       <w:r>
-        <w:t>Redukce šumu je realizována pomocí mediánového filtru za použití funkce MedianBlur(vstup, výstup, velikost matice). Princip spočívá v tom, že hodnota prostředního pixelu je nahrazena mediánem hodnot okolních pixelů v dané oblasti. Velikost masky byla zvolena na 3x3 pro jemné vyhlazení obrazu a částečné odstranění šumu.</w:t>
+        <w:t xml:space="preserve">Redukce šumu je realizována pomocí mediánového filtru za použití funkce </w:t>
+      </w:r>
+      <w:r>
+        <w:rPr>
+          <w:i/>
+          <w:iCs/>
+        </w:rPr>
+        <w:t>MedianBlur(vstup, výstup, velikost matice).</w:t>
+      </w:r>
+      <w:r>
+        <w:t xml:space="preserve"> Princip spočívá v tom, že hodnota prostředního pixelu je nahrazena mediánem hodnot okolních pixelů v dané oblasti. Velikost masky byla zvolena na 3x3 pro jemné vyhlazení obrazu a částečné odstranění šumu.</w:t>
       </w:r>
       <w:r>
         <w:fldChar w:fldCharType="begin"/>
@@ -4480,7 +4553,10 @@
         <w:t xml:space="preserve">Návrh kódu </w:t>
       </w:r>
       <w:r>
-        <w:t>adaptabilního prahování</w:t>
+        <w:t>adabtivního</w:t>
+      </w:r>
+      <w:r>
+        <w:t xml:space="preserve"> prahování</w:t>
       </w:r>
     </w:p>
     <w:p>
@@ -4495,7 +4571,17 @@
         <w:jc w:val="both"/>
       </w:pPr>
       <w:r>
-        <w:t>Adaptivní prahování je realizováno kombinací funkce Cv2.Threshold(vstup, výstup, hodnota prahu, maximální hodnota prahu, typ binarizace) a for cyklů. Princip prvního for cyklu spočívá v postupné změně hodnoty prahu tak, aby počet bílých pixelů odpovídal přibližně 0,05 % z</w:t>
+        <w:t xml:space="preserve">Adaptivní prahování je realizováno kombinací funkce </w:t>
+      </w:r>
+      <w:r>
+        <w:rPr>
+          <w:i/>
+          <w:iCs/>
+        </w:rPr>
+        <w:t>Cv2.Threshold(vstup, výstup, hodnota prahu, maximální hodnota prahu, typ binarizace)</w:t>
+      </w:r>
+      <w:r>
+        <w:t xml:space="preserve"> a for cyklů. Princip prvního for cyklu spočívá v postupné změně hodnoty prahu tak, aby počet bílých pixelů odpovídal přibližně 0,05 % z</w:t>
       </w:r>
       <w:r>
         <w:t> </w:t>
@@ -4830,7 +4916,17 @@
         <w:t> </w:t>
       </w:r>
       <w:r>
-        <w:t>obnovuje jejich přibližný původní tvar. Pokud po operaci dilatace následuje eroze se stejnou maskou, jedná se o morfologické uzavření. V implementaci byla použita funkce Cv2.MorphologyEx(vstup, výstup, metoda morfologie, maska (kernel)).</w:t>
+        <w:t xml:space="preserve">obnovuje jejich přibližný původní tvar. Pokud po operaci dilatace následuje eroze se stejnou maskou, jedná se o morfologické uzavření. V implementaci byla použita funkce </w:t>
+      </w:r>
+      <w:r>
+        <w:rPr>
+          <w:i/>
+          <w:iCs/>
+        </w:rPr>
+        <w:t>Cv2.MorphologyEx(vstup, výstup, metoda morfologie, maska (kernel))</w:t>
+      </w:r>
+      <w:r>
+        <w:t>.</w:t>
       </w:r>
       <w:r>
         <w:fldChar w:fldCharType="begin"/>
@@ -5080,7 +5176,17 @@
         <w:jc w:val="both"/>
       </w:pPr>
       <w:r>
-        <w:t>Na ukázce kódu je implementována metoda pro odstranění malých bodů a šumu z binárního obrazu pomocí analýzy propojených komponent. Nejprve jsou pomocí funkce ConnectedComponentsWithStats nalezeny všechny souvislé oblasti v obrazu, přičemž se pro každou oblast určí její plocha. Následně program prochází jednotlivé komponenty a zachovává pouze ty, jejichž plocha je větší nebo rovna hodnotě 20 pixelů. Menší oblasti jsou považovány za nežádoucí šum, a proto nejsou zahrnuty do výsledného obrazu. Výsledkem je vyčištěný binární obraz, ve kterém zůstávají pouze významné objekty a drobné artefakty jsou odstraněny.</w:t>
+        <w:t xml:space="preserve">Na ukázce kódu je implementována metoda pro odstranění malých bodů a šumu z binárního obrazu pomocí analýzy propojených komponent. Nejprve jsou pomocí funkce </w:t>
+      </w:r>
+      <w:r>
+        <w:rPr>
+          <w:i/>
+          <w:iCs/>
+        </w:rPr>
+        <w:t>ConnectedComponentsWithStats</w:t>
+      </w:r>
+      <w:r>
+        <w:t xml:space="preserve"> nalezeny všechny souvislé oblasti v obrazu, přičemž se pro každou oblast určí její plocha. Následně program prochází jednotlivé komponenty a zachovává pouze ty, jejichž plocha je větší nebo rovna hodnotě 20 pixelů. Menší oblasti jsou považovány za nežádoucí šum, a proto nejsou zahrnuty do výsledného obrazu. Výsledkem je vyčištěný binární obraz, ve kterém zůstávají pouze významné objekty a drobné artefakty jsou odstraněny.</w:t>
       </w:r>
       <w:r>
         <w:fldChar w:fldCharType="begin"/>
@@ -5284,38 +5390,31 @@
       <w:r>
         <w:t xml:space="preserve">Obrázek </w:t>
       </w:r>
-      <w:r>
-        <w:fldChar w:fldCharType="begin"/>
-      </w:r>
-      <w:r>
-        <w:instrText xml:space="preserve"> SEQ Obrázek \* ARABIC </w:instrText>
-      </w:r>
-      <w:r>
-        <w:fldChar w:fldCharType="separate"/>
-      </w:r>
+      <w:fldSimple w:instr=" SEQ Obrázek \* ARABIC ">
+        <w:r>
+          <w:rPr>
+            <w:noProof/>
+          </w:rPr>
+          <w:t>4</w:t>
+        </w:r>
+      </w:fldSimple>
+      <w:r>
+        <w:t>.1</w:t>
+      </w:r>
+      <w:r>
+        <w:t>: Metoda pro nalezení spojitých bodů</w:t>
+      </w:r>
+    </w:p>
+    <w:p/>
+    <w:p>
+      <w:pPr>
+        <w:keepNext/>
+        <w:jc w:val="center"/>
+      </w:pPr>
       <w:r>
         <w:rPr>
           <w:noProof/>
         </w:rPr>
-        <w:t>4</w:t>
-      </w:r>
-      <w:r>
-        <w:fldChar w:fldCharType="end"/>
-      </w:r>
-      <w:r>
-        <w:t>.1</w:t>
-      </w:r>
-      <w:r>
-        <w:t>: Metoda pro nalezení spojitých bodů</w:t>
-      </w:r>
-    </w:p>
-    <w:p/>
-    <w:p>
-      <w:pPr>
-        <w:keepNext/>
-        <w:jc w:val="center"/>
-      </w:pPr>
-      <w:r>
         <w:drawing>
           <wp:inline distT="0" distB="0" distL="0" distR="0" wp14:anchorId="39B7266D" wp14:editId="27C1CA70">
             <wp:extent cx="4068734" cy="5414838"/>
@@ -5376,7 +5475,27 @@
         <w:jc w:val="both"/>
       </w:pPr>
       <w:r>
-        <w:t>Tato kapitola se zabývá analytickou analýzou všech bodů v upraveném snímku. Na obrázku 4.1 je zobrazena metoda Cv2.FindContours(vstup, nalezené kontury (výstup), hierarchie kontur (výstup), typ kontur, metoda aproximace kontur), která slouží k nalezení obrysů objektů v</w:t>
+        <w:t xml:space="preserve">Tato kapitola se zabývá analytickou analýzou všech bodů v upraveném snímku. Na obrázku 4.1 je zobrazena </w:t>
+      </w:r>
+      <w:r>
+        <w:rPr>
+          <w:i/>
+          <w:iCs/>
+        </w:rPr>
+        <w:t>metoda Cv2.FindContours(vstup, nalezené kontury (výstup</w:t>
+      </w:r>
+      <w:r>
+        <w:t xml:space="preserve">), </w:t>
+      </w:r>
+      <w:r>
+        <w:rPr>
+          <w:i/>
+          <w:iCs/>
+        </w:rPr>
+        <w:t>hierarchie kontur (výstup), typ kontur, metoda aproximace kontur)</w:t>
+      </w:r>
+      <w:r>
+        <w:t>, která slouží k nalezení obrysů objektů v</w:t>
       </w:r>
       <w:r>
         <w:t> </w:t>
@@ -6045,7 +6164,17 @@
         <w:t>u</w:t>
       </w:r>
       <w:r>
-        <w:t xml:space="preserve"> šedi, následně byl zvýšen kontrast pomocí metody CLAHE a odstraněn šum mediánovým filtrem. Poté bylo provedeno binární prahování a morfologické operace, které umožnily lepší detekci kontur objektů.</w:t>
+        <w:t xml:space="preserve"> šedi, následně byl zvýšen kontrast pomocí metody </w:t>
+      </w:r>
+      <w:r>
+        <w:rPr>
+          <w:i/>
+          <w:iCs/>
+        </w:rPr>
+        <w:t>CLAHE</w:t>
+      </w:r>
+      <w:r>
+        <w:t xml:space="preserve"> a odstraněn šum mediánovým filtrem. Poté bylo provedeno binární prahování a morfologické operace, které umožnily lepší detekci kontur objektů.</w:t>
       </w:r>
     </w:p>
     <w:p>
@@ -8219,6 +8348,7 @@
     <w:rsid w:val="001C1992"/>
     <w:rsid w:val="0022340C"/>
     <w:rsid w:val="002D2BA4"/>
+    <w:rsid w:val="00405106"/>
     <w:rsid w:val="004B6BA0"/>
     <w:rsid w:val="004D6F0A"/>
     <w:rsid w:val="005C58B2"/>
@@ -8229,6 +8359,7 @@
     <w:rsid w:val="00AF08FD"/>
     <w:rsid w:val="00B95989"/>
     <w:rsid w:val="00CC0A8B"/>
+    <w:rsid w:val="00CF6942"/>
     <w:rsid w:val="00D26880"/>
     <w:rsid w:val="00D636D2"/>
     <w:rsid w:val="00FF6C7F"/>

--- a/docs/semestrální_projekt_Donát.docx
+++ b/docs/semestrální_projekt_Donát.docx
@@ -858,7 +858,31 @@
         <w:jc w:val="both"/>
       </w:pPr>
       <w:r>
-        <w:t>Tato semestrální práce se zabývá návrhem a implementací algoritmu pro detekci a identifikaci bodů na snímcích pořízených kamerou optického interferometru v zobrazovacím režimu. Práce se zaměřuje na zpracování obrazu a analýzu deformovaných bodů vznikajících vlivem interferenčních a optických jevů, kdy mohou být jednotlivé body částečně rozděleny do více oblastí. Navržený algoritmus využívá metody binarizace, filtrace a analýzy obrazu za pomoci knihovny OpenCV pro lokalizaci a určení průměrů detekovaných bodů. Implementace je realizována převážně v jazyce C# v prostředí Visual Studio 2022, přičemž MATLAB je využit jako doplňkový nástroj pro vizualizaci a testování vybraných metod zpracování obrazu. Výsledkem práce je funkční algoritmus schopný identifikovat významné body interferometrických snímků v rozumném čase.</w:t>
+        <w:t>Tato semestrální práce se zabývá návrhem a implementací algoritmu pro detekci a identifikaci bodů na snímcích pořízených</w:t>
+      </w:r>
+      <w:r>
+        <w:t xml:space="preserve"> zaměřovací</w:t>
+      </w:r>
+      <w:r>
+        <w:t xml:space="preserve"> kamerou optického interferometru. Práce se zaměřuje na zpracování obrazu a analýzu deformovaných bodů vznikajících vlivem interferenčních a optických jevů, kdy mohou být jednotlivé body částečně rozděleny do více oblastí. Navržený algoritmus využívá metody binarizace, filtrace a analýzy obrazu za pomoci knihovny OpenCV pro lokalizaci a určení průměrů detekovaných bodů. Implementace je realizována převážně v</w:t>
+      </w:r>
+      <w:r>
+        <w:t> </w:t>
+      </w:r>
+      <w:r>
+        <w:t xml:space="preserve">jazyce C# v prostředí Visual Studio 2022, přičemž MATLAB je využit jako doplňkový nástroj pro vizualizaci a testování vybraných metod zpracování obrazu. Výsledkem práce je funkční algoritmus schopný identifikovat významné body </w:t>
+      </w:r>
+      <w:r>
+        <w:t>ze zaměřovací kamery interferometru</w:t>
+      </w:r>
+      <w:r>
+        <w:t xml:space="preserve"> v</w:t>
+      </w:r>
+      <w:r>
+        <w:t> </w:t>
+      </w:r>
+      <w:r>
+        <w:t>rozumném čase.</w:t>
       </w:r>
     </w:p>
     <w:p>
@@ -905,7 +929,13 @@
             <w:jc w:val="both"/>
           </w:pPr>
           <w:r>
-            <w:t>optická interferometrie, interferometr, zobrazovací režim interferometru, zpracování obrazu, detekce bodů, parazitní odrazy, OpenCV, CLAHE, binarizace, morfologické operace, mediánová filtrace</w:t>
+            <w:t xml:space="preserve">optická interferometrie, interferometr, </w:t>
+          </w:r>
+          <w:r>
+            <w:t>zaměřovací kamera</w:t>
+          </w:r>
+          <w:r>
+            <w:t xml:space="preserve"> interferometru, zpracování obrazu, detekce bodů, parazitní odrazy, OpenCV, CLAHE, binarizace, morfologické operace, mediánová filtrace</w:t>
           </w:r>
         </w:p>
       </w:sdtContent>
@@ -1012,9 +1042,6 @@
     </w:p>
     <w:sdt>
       <w:sdtPr>
-        <w:rPr>
-          <w:lang w:val="en-US"/>
-        </w:rPr>
         <w:alias w:val="Abstract"/>
         <w:tag w:val="Abstract"/>
         <w:id w:val="2092273836"/>
@@ -1033,46 +1060,13 @@
             </w:rPr>
           </w:pPr>
           <w:r>
-            <w:rPr>
-              <w:lang w:val="en-US"/>
-            </w:rPr>
-            <w:t>This semester project focuses on the design and implementation of an algorithm capable of</w:t>
+            <w:t>This semester project focuses on the design and implementation of an algorithm capable of detecting and correctly identifying points captured by the targeting camera of an optical interferometer operating in imaging mode. The work focuses on image processing and the</w:t>
           </w:r>
           <w:r>
-            <w:rPr>
-              <w:lang w:val="en-US"/>
-            </w:rPr>
             <w:t> </w:t>
           </w:r>
           <w:r>
-            <w:rPr>
-              <w:lang w:val="en-US"/>
-            </w:rPr>
-            <w:t>detecting and correctly identifying points captured by a camera of an optical interferometer operating in imaging mode. The work is focused on image processing and analysis of deformed points caused by optical and interferometric phenomena, where individual points may appear partially split into multiple regions. The proposed algorithm utilizes methods such as binarization, filtering, and image analysis using the OpenCV library for localization and diameter estimation of detected points. The implementation is primarily developed in the C# programming language within the Visual Studio 2022 environment, while MATLAB is used as a supplementary tool for visualization and testing of selected image processing methods. The</w:t>
-          </w:r>
-          <w:r>
-            <w:rPr>
-              <w:lang w:val="en-US"/>
-            </w:rPr>
-            <w:t> </w:t>
-          </w:r>
-          <w:r>
-            <w:rPr>
-              <w:lang w:val="en-US"/>
-            </w:rPr>
-            <w:t>result of this work is a functional algorithm capable of identifying significant points in</w:t>
-          </w:r>
-          <w:r>
-            <w:rPr>
-              <w:lang w:val="en-US"/>
-            </w:rPr>
-            <w:t> </w:t>
-          </w:r>
-          <w:r>
-            <w:rPr>
-              <w:lang w:val="en-US"/>
-            </w:rPr>
-            <w:t>interferometric images within a reasonable processing time.</w:t>
+            <w:t>analysis of deformed points caused by optical and interferometric phenomena, where individual points may appear partially split into multiple regions. The proposed algorithm utilizes methods such as binarization, filtering, and image analysis using the OpenCV library for the localization and diameter estimation of detected points. The implementation is primarily developed in the C# programming language within the Visual Studio 2022 environment, while MATLAB is used as a supplementary tool for the visualization and testing of selected image processing methods. The result of this work is a functional algorithm capable of identifying significant points from the interferometer targeting camera in a reasonable time.</w:t>
           </w:r>
         </w:p>
       </w:sdtContent>
@@ -1157,7 +1151,7 @@
             <w:rPr>
               <w:lang w:val="en-US"/>
             </w:rPr>
-            <w:t>optical interferometry, interferometer, interferometer imaging mode, image processing, point detection, parasitic reflections, OpenCV, CLAHE, image binarization, morphological operations, median filtering</w:t>
+            <w:t>optical interferometry, interferometer, interferometer targeting camera, image processing, point detection, parasitic reflections, OpenCV, CLAHE, image binarization, morphological operations, median filtering</w:t>
           </w:r>
         </w:p>
       </w:sdtContent>
@@ -1366,7 +1360,7 @@
           <w:r>
             <w:fldChar w:fldCharType="separate"/>
           </w:r>
-          <w:hyperlink w:anchor="_Toc229075468" w:history="1">
+          <w:hyperlink w:anchor="_Toc229346596" w:history="1">
             <w:r>
               <w:rPr>
                 <w:rStyle w:val="Hyperlink"/>
@@ -1393,7 +1387,7 @@
                 <w:noProof/>
                 <w:webHidden/>
               </w:rPr>
-              <w:instrText xml:space="preserve"> PAGEREF _Toc229075468 \h </w:instrText>
+              <w:instrText xml:space="preserve"> PAGEREF _Toc229346596 \h </w:instrText>
             </w:r>
             <w:r>
               <w:rPr>
@@ -1436,7 +1430,7 @@
               <w:color w:val="auto"/>
             </w:rPr>
           </w:pPr>
-          <w:hyperlink w:anchor="_Toc229075469" w:history="1">
+          <w:hyperlink w:anchor="_Toc229346597" w:history="1">
             <w:r>
               <w:rPr>
                 <w:rStyle w:val="Hyperlink"/>
@@ -1463,7 +1457,7 @@
                 <w:noProof/>
                 <w:webHidden/>
               </w:rPr>
-              <w:instrText xml:space="preserve"> PAGEREF _Toc229075469 \h </w:instrText>
+              <w:instrText xml:space="preserve"> PAGEREF _Toc229346597 \h </w:instrText>
             </w:r>
             <w:r>
               <w:rPr>
@@ -1506,7 +1500,7 @@
               <w:color w:val="auto"/>
             </w:rPr>
           </w:pPr>
-          <w:hyperlink w:anchor="_Toc229075470" w:history="1">
+          <w:hyperlink w:anchor="_Toc229346598" w:history="1">
             <w:r>
               <w:rPr>
                 <w:rStyle w:val="Hyperlink"/>
@@ -1533,7 +1527,7 @@
                 <w:noProof/>
                 <w:webHidden/>
               </w:rPr>
-              <w:instrText xml:space="preserve"> PAGEREF _Toc229075470 \h </w:instrText>
+              <w:instrText xml:space="preserve"> PAGEREF _Toc229346598 \h </w:instrText>
             </w:r>
             <w:r>
               <w:rPr>
@@ -1576,7 +1570,7 @@
               <w:color w:val="auto"/>
             </w:rPr>
           </w:pPr>
-          <w:hyperlink w:anchor="_Toc229075471" w:history="1">
+          <w:hyperlink w:anchor="_Toc229346599" w:history="1">
             <w:r>
               <w:rPr>
                 <w:rStyle w:val="Hyperlink"/>
@@ -1603,7 +1597,7 @@
                 <w:noProof/>
                 <w:webHidden/>
               </w:rPr>
-              <w:instrText xml:space="preserve"> PAGEREF _Toc229075471 \h </w:instrText>
+              <w:instrText xml:space="preserve"> PAGEREF _Toc229346599 \h </w:instrText>
             </w:r>
             <w:r>
               <w:rPr>
@@ -1646,7 +1640,7 @@
               <w:color w:val="auto"/>
             </w:rPr>
           </w:pPr>
-          <w:hyperlink w:anchor="_Toc229075472" w:history="1">
+          <w:hyperlink w:anchor="_Toc229346600" w:history="1">
             <w:r>
               <w:rPr>
                 <w:rStyle w:val="Hyperlink"/>
@@ -1673,7 +1667,7 @@
                 <w:noProof/>
                 <w:webHidden/>
               </w:rPr>
-              <w:instrText xml:space="preserve"> PAGEREF _Toc229075472 \h </w:instrText>
+              <w:instrText xml:space="preserve"> PAGEREF _Toc229346600 \h </w:instrText>
             </w:r>
             <w:r>
               <w:rPr>
@@ -1693,7 +1687,7 @@
                 <w:noProof/>
                 <w:webHidden/>
               </w:rPr>
-              <w:t>7</w:t>
+              <w:t>8</w:t>
             </w:r>
             <w:r>
               <w:rPr>
@@ -1716,13 +1710,13 @@
               <w:color w:val="auto"/>
             </w:rPr>
           </w:pPr>
-          <w:hyperlink w:anchor="_Toc229075473" w:history="1">
+          <w:hyperlink w:anchor="_Toc229346601" w:history="1">
             <w:r>
               <w:rPr>
                 <w:rStyle w:val="Hyperlink"/>
                 <w:noProof/>
               </w:rPr>
-              <w:t>Měření vzdálenosti vzorku (zobrazovací režim)</w:t>
+              <w:t>Měření vzdálenosti vzorku zaměřovací kamerou</w:t>
             </w:r>
             <w:r>
               <w:rPr>
@@ -1743,7 +1737,7 @@
                 <w:noProof/>
                 <w:webHidden/>
               </w:rPr>
-              <w:instrText xml:space="preserve"> PAGEREF _Toc229075473 \h </w:instrText>
+              <w:instrText xml:space="preserve"> PAGEREF _Toc229346601 \h </w:instrText>
             </w:r>
             <w:r>
               <w:rPr>
@@ -1786,7 +1780,7 @@
               <w:color w:val="auto"/>
             </w:rPr>
           </w:pPr>
-          <w:hyperlink w:anchor="_Toc229075474" w:history="1">
+          <w:hyperlink w:anchor="_Toc229346602" w:history="1">
             <w:r>
               <w:rPr>
                 <w:rStyle w:val="Hyperlink"/>
@@ -1813,7 +1807,7 @@
                 <w:noProof/>
                 <w:webHidden/>
               </w:rPr>
-              <w:instrText xml:space="preserve"> PAGEREF _Toc229075474 \h </w:instrText>
+              <w:instrText xml:space="preserve"> PAGEREF _Toc229346602 \h </w:instrText>
             </w:r>
             <w:r>
               <w:rPr>
@@ -1856,7 +1850,7 @@
               <w:color w:val="auto"/>
             </w:rPr>
           </w:pPr>
-          <w:hyperlink w:anchor="_Toc229075475" w:history="1">
+          <w:hyperlink w:anchor="_Toc229346603" w:history="1">
             <w:r>
               <w:rPr>
                 <w:rStyle w:val="Hyperlink"/>
@@ -1883,7 +1877,7 @@
                 <w:noProof/>
                 <w:webHidden/>
               </w:rPr>
-              <w:instrText xml:space="preserve"> PAGEREF _Toc229075475 \h </w:instrText>
+              <w:instrText xml:space="preserve"> PAGEREF _Toc229346603 \h </w:instrText>
             </w:r>
             <w:r>
               <w:rPr>
@@ -1926,7 +1920,7 @@
               <w:color w:val="auto"/>
             </w:rPr>
           </w:pPr>
-          <w:hyperlink w:anchor="_Toc229075476" w:history="1">
+          <w:hyperlink w:anchor="_Toc229346604" w:history="1">
             <w:r>
               <w:rPr>
                 <w:rStyle w:val="Hyperlink"/>
@@ -1953,7 +1947,7 @@
                 <w:noProof/>
                 <w:webHidden/>
               </w:rPr>
-              <w:instrText xml:space="preserve"> PAGEREF _Toc229075476 \h </w:instrText>
+              <w:instrText xml:space="preserve"> PAGEREF _Toc229346604 \h </w:instrText>
             </w:r>
             <w:r>
               <w:rPr>
@@ -1996,7 +1990,7 @@
               <w:color w:val="auto"/>
             </w:rPr>
           </w:pPr>
-          <w:hyperlink w:anchor="_Toc229075477" w:history="1">
+          <w:hyperlink w:anchor="_Toc229346605" w:history="1">
             <w:r>
               <w:rPr>
                 <w:rStyle w:val="Hyperlink"/>
@@ -2023,7 +2017,7 @@
                 <w:noProof/>
                 <w:webHidden/>
               </w:rPr>
-              <w:instrText xml:space="preserve"> PAGEREF _Toc229075477 \h </w:instrText>
+              <w:instrText xml:space="preserve"> PAGEREF _Toc229346605 \h </w:instrText>
             </w:r>
             <w:r>
               <w:rPr>
@@ -2066,7 +2060,7 @@
               <w:color w:val="auto"/>
             </w:rPr>
           </w:pPr>
-          <w:hyperlink w:anchor="_Toc229075478" w:history="1">
+          <w:hyperlink w:anchor="_Toc229346606" w:history="1">
             <w:r>
               <w:rPr>
                 <w:rStyle w:val="Hyperlink"/>
@@ -2093,7 +2087,7 @@
                 <w:noProof/>
                 <w:webHidden/>
               </w:rPr>
-              <w:instrText xml:space="preserve"> PAGEREF _Toc229075478 \h </w:instrText>
+              <w:instrText xml:space="preserve"> PAGEREF _Toc229346606 \h </w:instrText>
             </w:r>
             <w:r>
               <w:rPr>
@@ -2136,7 +2130,7 @@
               <w:color w:val="auto"/>
             </w:rPr>
           </w:pPr>
-          <w:hyperlink w:anchor="_Toc229075479" w:history="1">
+          <w:hyperlink w:anchor="_Toc229346607" w:history="1">
             <w:r>
               <w:rPr>
                 <w:rStyle w:val="Hyperlink"/>
@@ -2163,7 +2157,7 @@
                 <w:noProof/>
                 <w:webHidden/>
               </w:rPr>
-              <w:instrText xml:space="preserve"> PAGEREF _Toc229075479 \h </w:instrText>
+              <w:instrText xml:space="preserve"> PAGEREF _Toc229346607 \h </w:instrText>
             </w:r>
             <w:r>
               <w:rPr>
@@ -2183,7 +2177,7 @@
                 <w:noProof/>
                 <w:webHidden/>
               </w:rPr>
-              <w:t>10</w:t>
+              <w:t>11</w:t>
             </w:r>
             <w:r>
               <w:rPr>
@@ -2206,7 +2200,7 @@
               <w:color w:val="auto"/>
             </w:rPr>
           </w:pPr>
-          <w:hyperlink w:anchor="_Toc229075480" w:history="1">
+          <w:hyperlink w:anchor="_Toc229346608" w:history="1">
             <w:r>
               <w:rPr>
                 <w:rStyle w:val="Hyperlink"/>
@@ -2233,7 +2227,7 @@
                 <w:noProof/>
                 <w:webHidden/>
               </w:rPr>
-              <w:instrText xml:space="preserve"> PAGEREF _Toc229075480 \h </w:instrText>
+              <w:instrText xml:space="preserve"> PAGEREF _Toc229346608 \h </w:instrText>
             </w:r>
             <w:r>
               <w:rPr>
@@ -2276,7 +2270,7 @@
               <w:color w:val="auto"/>
             </w:rPr>
           </w:pPr>
-          <w:hyperlink w:anchor="_Toc229075481" w:history="1">
+          <w:hyperlink w:anchor="_Toc229346609" w:history="1">
             <w:r>
               <w:rPr>
                 <w:rStyle w:val="Hyperlink"/>
@@ -2303,7 +2297,7 @@
                 <w:noProof/>
                 <w:webHidden/>
               </w:rPr>
-              <w:instrText xml:space="preserve"> PAGEREF _Toc229075481 \h </w:instrText>
+              <w:instrText xml:space="preserve"> PAGEREF _Toc229346609 \h </w:instrText>
             </w:r>
             <w:r>
               <w:rPr>
@@ -2323,7 +2317,7 @@
                 <w:noProof/>
                 <w:webHidden/>
               </w:rPr>
-              <w:t>13</w:t>
+              <w:t>14</w:t>
             </w:r>
             <w:r>
               <w:rPr>
@@ -2346,13 +2340,13 @@
               <w:color w:val="auto"/>
             </w:rPr>
           </w:pPr>
-          <w:hyperlink w:anchor="_Toc229075482" w:history="1">
+          <w:hyperlink w:anchor="_Toc229346610" w:history="1">
             <w:r>
               <w:rPr>
                 <w:rStyle w:val="Hyperlink"/>
                 <w:noProof/>
               </w:rPr>
-              <w:t>Odstranění nežádoucích teček</w:t>
+              <w:t>Morfologické otevření</w:t>
             </w:r>
             <w:r>
               <w:rPr>
@@ -2373,7 +2367,7 @@
                 <w:noProof/>
                 <w:webHidden/>
               </w:rPr>
-              <w:instrText xml:space="preserve"> PAGEREF _Toc229075482 \h </w:instrText>
+              <w:instrText xml:space="preserve"> PAGEREF _Toc229346610 \h </w:instrText>
             </w:r>
             <w:r>
               <w:rPr>
@@ -2416,7 +2410,7 @@
               <w:color w:val="auto"/>
             </w:rPr>
           </w:pPr>
-          <w:hyperlink w:anchor="_Toc229075483" w:history="1">
+          <w:hyperlink w:anchor="_Toc229346611" w:history="1">
             <w:r>
               <w:rPr>
                 <w:rStyle w:val="Hyperlink"/>
@@ -2443,7 +2437,7 @@
                 <w:noProof/>
                 <w:webHidden/>
               </w:rPr>
-              <w:instrText xml:space="preserve"> PAGEREF _Toc229075483 \h </w:instrText>
+              <w:instrText xml:space="preserve"> PAGEREF _Toc229346611 \h </w:instrText>
             </w:r>
             <w:r>
               <w:rPr>
@@ -2486,7 +2480,7 @@
               <w:color w:val="auto"/>
             </w:rPr>
           </w:pPr>
-          <w:hyperlink w:anchor="_Toc229075484" w:history="1">
+          <w:hyperlink w:anchor="_Toc229346612" w:history="1">
             <w:r>
               <w:rPr>
                 <w:rStyle w:val="Hyperlink"/>
@@ -2513,7 +2507,7 @@
                 <w:noProof/>
                 <w:webHidden/>
               </w:rPr>
-              <w:instrText xml:space="preserve"> PAGEREF _Toc229075484 \h </w:instrText>
+              <w:instrText xml:space="preserve"> PAGEREF _Toc229346612 \h </w:instrText>
             </w:r>
             <w:r>
               <w:rPr>
@@ -2556,13 +2550,13 @@
               <w:color w:val="auto"/>
             </w:rPr>
           </w:pPr>
-          <w:hyperlink w:anchor="_Toc229075485" w:history="1">
+          <w:hyperlink w:anchor="_Toc229346613" w:history="1">
             <w:r>
               <w:rPr>
                 <w:rStyle w:val="Hyperlink"/>
                 <w:noProof/>
               </w:rPr>
-              <w:t>Výpočet radiusu</w:t>
+              <w:t>Výpočet průměru</w:t>
             </w:r>
             <w:r>
               <w:rPr>
@@ -2583,7 +2577,7 @@
                 <w:noProof/>
                 <w:webHidden/>
               </w:rPr>
-              <w:instrText xml:space="preserve"> PAGEREF _Toc229075485 \h </w:instrText>
+              <w:instrText xml:space="preserve"> PAGEREF _Toc229346613 \h </w:instrText>
             </w:r>
             <w:r>
               <w:rPr>
@@ -2626,13 +2620,13 @@
               <w:color w:val="auto"/>
             </w:rPr>
           </w:pPr>
-          <w:hyperlink w:anchor="_Toc229075486" w:history="1">
+          <w:hyperlink w:anchor="_Toc229346614" w:history="1">
             <w:r>
               <w:rPr>
                 <w:rStyle w:val="Hyperlink"/>
                 <w:noProof/>
               </w:rPr>
-              <w:t>Výpočet souřadnic</w:t>
+              <w:t>Výpočet souřadnic a korekce průměru</w:t>
             </w:r>
             <w:r>
               <w:rPr>
@@ -2653,7 +2647,7 @@
                 <w:noProof/>
                 <w:webHidden/>
               </w:rPr>
-              <w:instrText xml:space="preserve"> PAGEREF _Toc229075486 \h </w:instrText>
+              <w:instrText xml:space="preserve"> PAGEREF _Toc229346614 \h </w:instrText>
             </w:r>
             <w:r>
               <w:rPr>
@@ -2696,7 +2690,7 @@
               <w:color w:val="auto"/>
             </w:rPr>
           </w:pPr>
-          <w:hyperlink w:anchor="_Toc229075487" w:history="1">
+          <w:hyperlink w:anchor="_Toc229346615" w:history="1">
             <w:r>
               <w:rPr>
                 <w:rStyle w:val="Hyperlink"/>
@@ -2723,7 +2717,7 @@
                 <w:noProof/>
                 <w:webHidden/>
               </w:rPr>
-              <w:instrText xml:space="preserve"> PAGEREF _Toc229075487 \h </w:instrText>
+              <w:instrText xml:space="preserve"> PAGEREF _Toc229346615 \h </w:instrText>
             </w:r>
             <w:r>
               <w:rPr>
@@ -2766,7 +2760,7 @@
               <w:color w:val="auto"/>
             </w:rPr>
           </w:pPr>
-          <w:hyperlink w:anchor="_Toc229075488" w:history="1">
+          <w:hyperlink w:anchor="_Toc229346616" w:history="1">
             <w:r>
               <w:rPr>
                 <w:rStyle w:val="Hyperlink"/>
@@ -2793,7 +2787,7 @@
                 <w:noProof/>
                 <w:webHidden/>
               </w:rPr>
-              <w:instrText xml:space="preserve"> PAGEREF _Toc229075488 \h </w:instrText>
+              <w:instrText xml:space="preserve"> PAGEREF _Toc229346616 \h </w:instrText>
             </w:r>
             <w:r>
               <w:rPr>
@@ -2813,7 +2807,7 @@
                 <w:noProof/>
                 <w:webHidden/>
               </w:rPr>
-              <w:t>19</w:t>
+              <w:t>20</w:t>
             </w:r>
             <w:r>
               <w:rPr>
@@ -2836,13 +2830,13 @@
               <w:color w:val="auto"/>
             </w:rPr>
           </w:pPr>
-          <w:hyperlink w:anchor="_Toc229075489" w:history="1">
+          <w:hyperlink w:anchor="_Toc229346617" w:history="1">
             <w:r>
               <w:rPr>
                 <w:rStyle w:val="Hyperlink"/>
                 <w:noProof/>
               </w:rPr>
-              <w:t>Literatura</w:t>
+              <w:t>Použitá literatura</w:t>
             </w:r>
             <w:r>
               <w:rPr>
@@ -2863,7 +2857,7 @@
                 <w:noProof/>
                 <w:webHidden/>
               </w:rPr>
-              <w:instrText xml:space="preserve"> PAGEREF _Toc229075489 \h </w:instrText>
+              <w:instrText xml:space="preserve"> PAGEREF _Toc229346617 \h </w:instrText>
             </w:r>
             <w:r>
               <w:rPr>
@@ -2883,7 +2877,7 @@
                 <w:noProof/>
                 <w:webHidden/>
               </w:rPr>
-              <w:t>20</w:t>
+              <w:t>21</w:t>
             </w:r>
             <w:r>
               <w:rPr>
@@ -2925,7 +2919,7 @@
       <w:pPr>
         <w:pStyle w:val="Heading1"/>
       </w:pPr>
-      <w:bookmarkStart w:id="5" w:name="_Toc229075468"/>
+      <w:bookmarkStart w:id="5" w:name="_Toc229346596"/>
       <w:r>
         <w:lastRenderedPageBreak/>
         <w:t>Úvod</w:t>
@@ -2949,7 +2943,7 @@
         <w:jc w:val="both"/>
       </w:pPr>
       <w:r>
-        <w:t>V praxi se zarovnávání často provádí ručně podle obrazu ze zaměřovací kamery. Obsluha sleduje referenční body a odrazy a podle toho upravuje polohu vzorku. Tento postup je ale do určité míry subjektivní a závisí na zkušenosti konkrétní osoby. Zároveň může být časově náročný, zejména pokud je potřeba dosáhnout vyšší přesnosti. Z tohoto důvodu dává smysl pokusit se tento proces alespoň částečně automatizovat.</w:t>
+        <w:t>V praxi se zarovnávání často provádí ručně podle obrazu ze zaměřovací kamery. Obsluha sleduje referenční body a odrazy a podle toho upravuje polohu vzorku. Tento postup je ale do určité míry subjektivní a závisí na zkušenosti konkrétní osoby. Zároveň může být časově náročný. Z tohoto důvodu dává smysl pokusit se tento proces alespoň částečně automatizovat.</w:t>
       </w:r>
     </w:p>
     <w:p>
@@ -2959,7 +2953,19 @@
         <w:jc w:val="both"/>
       </w:pPr>
       <w:r>
-        <w:t>Tato práce se zabývá návrhem algoritmu, který dokáže zpracovávat obrazová data ze zaměřovací kamery interferometru a na jejich základě vyhodnotit polohu optických prvků. Konkrétně se zaměřuje na detekci referenčních a parazitních bodů v obraze a na rozpoznání odrazu od transparentního vzorku, například rovinného skla nebo čočky. Cílem je určit polohu a poloměr tohoto odrazu a následně vyhodnotit, jakým směrem a o jakou vzdálenost je potřeba vzorek posunout, aby došlo k jeho správnému zarovnání.</w:t>
+        <w:t xml:space="preserve">Tato práce se zabývá návrhem algoritmu, který dokáže zpracovávat obrazová data ze zaměřovací kamery interferometru a na jejich základě vyhodnotit polohu optických prvků. Konkrétně se zaměřuje na detekci referenčních a parazitních bodů v obraze a na rozpoznání odrazu od transparentního </w:t>
+      </w:r>
+      <w:r>
+        <w:t xml:space="preserve">nebo </w:t>
+      </w:r>
+      <w:r>
+        <w:t>reflexního</w:t>
+      </w:r>
+      <w:r>
+        <w:t xml:space="preserve"> vzorku. </w:t>
+      </w:r>
+      <w:r>
+        <w:t>Cílem je určit polohu a poloměr tohoto odrazu a následně vyhodnotit, jakým směrem a o jakou vzdálenost je potřeba vzorek posunout, aby došlo k jeho správnému zarovnání.</w:t>
       </w:r>
     </w:p>
     <w:p>
@@ -3025,12 +3031,13 @@
     <w:p/>
     <w:p/>
     <w:p/>
+    <w:p/>
     <w:p>
       <w:pPr>
         <w:pStyle w:val="Heading1"/>
         <w:ind w:left="0" w:firstLine="0"/>
       </w:pPr>
-      <w:bookmarkStart w:id="6" w:name="_Toc229075469"/>
+      <w:bookmarkStart w:id="6" w:name="_Toc229346597"/>
       <w:r>
         <w:lastRenderedPageBreak/>
         <w:t>Teoretický základ</w:t>
@@ -3041,7 +3048,7 @@
       <w:pPr>
         <w:pStyle w:val="Heading2"/>
       </w:pPr>
-      <w:bookmarkStart w:id="7" w:name="_Toc229075470"/>
+      <w:bookmarkStart w:id="7" w:name="_Toc229346598"/>
       <w:r>
         <w:t>Interferometrie</w:t>
       </w:r>
@@ -3060,104 +3067,11 @@
       <w:pPr>
         <w:pStyle w:val="Heading2"/>
       </w:pPr>
-      <w:bookmarkStart w:id="8" w:name="_Toc229075471"/>
+      <w:bookmarkStart w:id="8" w:name="_Toc229346599"/>
       <w:r>
         <w:t>Princip Fizeauova interferometru</w:t>
       </w:r>
       <w:bookmarkEnd w:id="8"/>
-    </w:p>
-    <w:p>
-      <w:pPr>
-        <w:jc w:val="both"/>
-      </w:pPr>
-      <w:r>
-        <w:t xml:space="preserve">Princip </w:t>
-      </w:r>
-      <w:r>
-        <w:rPr>
-          <w:bCs/>
-        </w:rPr>
-        <w:t>Fizeauova interferometru (FI)</w:t>
-      </w:r>
-      <w:r>
-        <w:t xml:space="preserve"> se skládá ze sedmi částí. Infračervené světlo generované laserem (</w:t>
-      </w:r>
-      <w:r>
-        <w:rPr>
-          <w:i/>
-          <w:iCs/>
-        </w:rPr>
-        <w:t>monochromatic point light source</w:t>
-      </w:r>
-      <w:r>
-        <w:t>) dopadá na transparentní dělič paprsku (</w:t>
-      </w:r>
-      <w:r>
-        <w:rPr>
-          <w:i/>
-          <w:iCs/>
-        </w:rPr>
-        <w:t>beam splitter</w:t>
-      </w:r>
-      <w:r>
-        <w:t>), který rozdělí světlo směrem do kolimátoru (</w:t>
-      </w:r>
-      <w:r>
-        <w:rPr>
-          <w:i/>
-          <w:iCs/>
-        </w:rPr>
-        <w:t>collimator</w:t>
-      </w:r>
-      <w:r>
-        <w:t>) a do zobrazovací soustavy (</w:t>
-      </w:r>
-      <w:r>
-        <w:rPr>
-          <w:i/>
-          <w:iCs/>
-        </w:rPr>
-        <w:t>eye or imaging system</w:t>
-      </w:r>
-      <w:r>
-        <w:t>).</w:t>
-      </w:r>
-    </w:p>
-    <w:p>
-      <w:pPr>
-        <w:jc w:val="both"/>
-      </w:pPr>
-      <w:r>
-        <w:t>Kolimátor upraví svazek tak, aby byl rovnoběžný a dopadal kolmo na referenční destičku (</w:t>
-      </w:r>
-      <w:r>
-        <w:rPr>
-          <w:i/>
-          <w:iCs/>
-        </w:rPr>
-        <w:t>reference flat</w:t>
-      </w:r>
-      <w:r>
-        <w:t>). Na této destičce se část paprsku odrazí a část projde dále k testovanému povrchu (</w:t>
-      </w:r>
-      <w:r>
-        <w:rPr>
-          <w:i/>
-          <w:iCs/>
-        </w:rPr>
-        <w:t>surface under test</w:t>
-      </w:r>
-      <w:r>
-        <w:t>), od kterého se odrazí zpět.</w:t>
-      </w:r>
-    </w:p>
-    <w:p>
-      <w:pPr>
-        <w:jc w:val="both"/>
-      </w:pPr>
-      <w:r>
-        <w:t>Oba odražené paprsky (z referenční plochy i z testovaného povrchu) se vracejí zpět přes kolimátor, přičemž si zachovávají svůj směr, a na děliči paprsku jsou odkloněny do zobrazovací soustavy. V prostoru, kde se tyto paprsky překrývají, dochází k jejich interferenci a zobrazovací soustava zaznamenává vzniklý interferogram.</w:t>
-      </w:r>
     </w:p>
     <w:p>
       <w:pPr>
@@ -3169,10 +3083,10 @@
           <w:noProof/>
         </w:rPr>
         <w:drawing>
-          <wp:inline distT="0" distB="0" distL="0" distR="0" wp14:anchorId="3D00BB84" wp14:editId="484334AD">
-            <wp:extent cx="5762625" cy="3074670"/>
-            <wp:effectExtent l="0" t="0" r="9525" b="0"/>
-            <wp:docPr id="600561409" name="Picture 1"/>
+          <wp:inline distT="0" distB="0" distL="0" distR="0" wp14:anchorId="2B932BBC" wp14:editId="359A65DB">
+            <wp:extent cx="5762625" cy="3079750"/>
+            <wp:effectExtent l="0" t="0" r="9525" b="6350"/>
+            <wp:docPr id="476185954" name="Picture 3"/>
             <wp:cNvGraphicFramePr>
               <a:graphicFrameLocks xmlns:a="http://schemas.openxmlformats.org/drawingml/2006/main" noChangeAspect="1"/>
             </wp:cNvGraphicFramePr>
@@ -3180,23 +3094,36 @@
               <a:graphicData uri="http://schemas.openxmlformats.org/drawingml/2006/picture">
                 <pic:pic xmlns:pic="http://schemas.openxmlformats.org/drawingml/2006/picture">
                   <pic:nvPicPr>
-                    <pic:cNvPr id="600561409" name=""/>
-                    <pic:cNvPicPr/>
+                    <pic:cNvPr id="0" name="Picture 3"/>
+                    <pic:cNvPicPr>
+                      <a:picLocks noChangeAspect="1" noChangeArrowheads="1"/>
+                    </pic:cNvPicPr>
                   </pic:nvPicPr>
                   <pic:blipFill>
-                    <a:blip r:embed="rId10"/>
+                    <a:blip r:embed="rId10">
+                      <a:extLst>
+                        <a:ext uri="{28A0092B-C50C-407E-A947-70E740481C1C}">
+                          <a14:useLocalDpi xmlns:a14="http://schemas.microsoft.com/office/drawing/2010/main" val="0"/>
+                        </a:ext>
+                      </a:extLst>
+                    </a:blip>
+                    <a:srcRect/>
                     <a:stretch>
                       <a:fillRect/>
                     </a:stretch>
                   </pic:blipFill>
-                  <pic:spPr>
+                  <pic:spPr bwMode="auto">
                     <a:xfrm>
                       <a:off x="0" y="0"/>
-                      <a:ext cx="5762625" cy="3074670"/>
+                      <a:ext cx="5762625" cy="3079750"/>
                     </a:xfrm>
                     <a:prstGeom prst="rect">
                       <a:avLst/>
                     </a:prstGeom>
+                    <a:noFill/>
+                    <a:ln>
+                      <a:noFill/>
+                    </a:ln>
                   </pic:spPr>
                 </pic:pic>
               </a:graphicData>
@@ -3213,19 +3140,29 @@
       <w:r>
         <w:t xml:space="preserve">Obrázek </w:t>
       </w:r>
-      <w:fldSimple w:instr=" SEQ Obrázek \* ARABIC ">
-        <w:r>
-          <w:rPr>
-            <w:noProof/>
-          </w:rPr>
-          <w:t>1</w:t>
-        </w:r>
-      </w:fldSimple>
-      <w:r>
-        <w:t>.1</w:t>
-      </w:r>
-      <w:r>
-        <w:t>: Schéma Fizeauova interferometr</w:t>
+      <w:r>
+        <w:fldChar w:fldCharType="begin"/>
+      </w:r>
+      <w:r>
+        <w:instrText xml:space="preserve"> SEQ Obrázek \* ARABIC </w:instrText>
+      </w:r>
+      <w:r>
+        <w:fldChar w:fldCharType="separate"/>
+      </w:r>
+      <w:r>
+        <w:rPr>
+          <w:noProof/>
+        </w:rPr>
+        <w:t>1</w:t>
+      </w:r>
+      <w:r>
+        <w:rPr>
+          <w:noProof/>
+        </w:rPr>
+        <w:fldChar w:fldCharType="end"/>
+      </w:r>
+      <w:r>
+        <w:t>.1: Schéma Fizeauova interferometr</w:t>
       </w:r>
       <w:r>
         <w:t>u</w:t>
@@ -3248,87 +3185,176 @@
     </w:p>
     <w:p>
       <w:pPr>
-        <w:pStyle w:val="Heading2"/>
-      </w:pPr>
-      <w:bookmarkStart w:id="9" w:name="_Toc229075472"/>
-      <w:r>
-        <w:t>Měření tvaru povrchu (</w:t>
-      </w:r>
-      <w:r>
-        <w:t>interferenční</w:t>
-      </w:r>
-      <w:r>
-        <w:t xml:space="preserve"> režim)</w:t>
-      </w:r>
-      <w:bookmarkEnd w:id="9"/>
-    </w:p>
-    <w:p>
-      <w:pPr>
         <w:jc w:val="both"/>
       </w:pPr>
       <w:r>
-        <w:t>Na interferogramu jsou při správném nastavení viditelné interferenční proužk</w:t>
-      </w:r>
-      <w:r>
-        <w:t>y</w:t>
-      </w:r>
-      <w:r>
-        <w:fldChar w:fldCharType="begin"/>
-      </w:r>
-      <w:r>
-        <w:instrText xml:space="preserve"> REF _Ref228194605 \r \h </w:instrText>
-      </w:r>
-      <w:r>
-        <w:fldChar w:fldCharType="separate"/>
-      </w:r>
-      <w:r>
-        <w:t>[2]</w:t>
-      </w:r>
-      <w:r>
-        <w:fldChar w:fldCharType="end"/>
-      </w:r>
-      <w:r>
-        <w:t xml:space="preserve">. Pokud je soustava </w:t>
-      </w:r>
-      <w:r>
-        <w:t>správně</w:t>
-      </w:r>
-      <w:r>
-        <w:t xml:space="preserve"> zkalibrována a testovaný povrch ideálně rovinný, jsou proužky rovné a</w:t>
-      </w:r>
-      <w:r>
-        <w:t> </w:t>
-      </w:r>
-      <w:r>
-        <w:t>pravidelné. Odchylky od rovinnosti se projeví jejich deformací. Důležitým parametrem je kontrast proužků, tedy rozdíl mezi maximy a minimy intenzity.</w:t>
-      </w:r>
-    </w:p>
-    <w:p>
-      <w:pPr>
-        <w:jc w:val="both"/>
-      </w:pPr>
-      <w:r>
-        <w:lastRenderedPageBreak/>
-        <w:t xml:space="preserve">Interference vzniká superpozicí elektrických polí obou paprsků podle vztahu </w:t>
+        <w:t xml:space="preserve">Princip </w:t>
       </w:r>
       <w:r>
         <w:rPr>
-          <w:b/>
           <w:bCs/>
         </w:rPr>
-        <w:t>E = E₁ + E₂</w:t>
-      </w:r>
-      <w:r>
-        <w:t>. Protože oba paprsky pocházejí ze stejného zdroje, jsou koherentní a mají stabilní fázový rozdíl, který závisí na rozdílu optických drah. Právě tento rozdíl způsobuje vznik interferenčního obrazce.</w:t>
-      </w:r>
+        <w:t>Fizeauova interferometru (FI)</w:t>
+      </w:r>
+      <w:r>
+        <w:t xml:space="preserve"> se skládá ze sedmi částí. Infračervené světlo generované laserem (</w:t>
+      </w:r>
+      <w:r>
+        <w:rPr>
+          <w:i/>
+          <w:iCs/>
+        </w:rPr>
+        <w:t>monochromatic point light source</w:t>
+      </w:r>
+      <w:r>
+        <w:t xml:space="preserve">) dopadá na transparentní dělič </w:t>
+      </w:r>
+      <w:r>
+        <w:t>světelného svazku</w:t>
+      </w:r>
+      <w:r>
+        <w:t xml:space="preserve"> (</w:t>
+      </w:r>
+      <w:r>
+        <w:rPr>
+          <w:i/>
+          <w:iCs/>
+        </w:rPr>
+        <w:t>beam splitter</w:t>
+      </w:r>
+      <w:r>
+        <w:t>), který rozdělí světlo směrem do kolimátoru (</w:t>
+      </w:r>
+      <w:r>
+        <w:rPr>
+          <w:i/>
+          <w:iCs/>
+        </w:rPr>
+        <w:t>collimator</w:t>
+      </w:r>
+      <w:r>
+        <w:t>) a do zobrazovací soustavy (</w:t>
+      </w:r>
+      <w:r>
+        <w:rPr>
+          <w:i/>
+          <w:iCs/>
+        </w:rPr>
+        <w:t>eye or imaging system</w:t>
+      </w:r>
+      <w:r>
+        <w:t>).</w:t>
+      </w:r>
+    </w:p>
+    <w:p>
+      <w:pPr>
+        <w:jc w:val="both"/>
+      </w:pPr>
+      <w:r>
+        <w:t>Kolimátor upraví svazek tak, aby byl rovnoběžný a dopadal kolmo na referenční destičku (</w:t>
+      </w:r>
+      <w:r>
+        <w:rPr>
+          <w:i/>
+          <w:iCs/>
+        </w:rPr>
+        <w:t>reference flat</w:t>
+      </w:r>
+      <w:r>
+        <w:t xml:space="preserve">). Na této destičce se část </w:t>
+      </w:r>
+      <w:r>
+        <w:t>světelného svazku</w:t>
+      </w:r>
+      <w:r>
+        <w:t xml:space="preserve"> odrazí a část projde dále k</w:t>
+      </w:r>
+      <w:r>
+        <w:t> </w:t>
+      </w:r>
+      <w:r>
+        <w:t>testovanému povrchu (</w:t>
+      </w:r>
+      <w:r>
+        <w:rPr>
+          <w:i/>
+          <w:iCs/>
+        </w:rPr>
+        <w:t>surface under test</w:t>
+      </w:r>
+      <w:r>
+        <w:t>), od kterého se odrazí zpět.</w:t>
+      </w:r>
+    </w:p>
+    <w:p>
+      <w:pPr>
+        <w:jc w:val="both"/>
+      </w:pPr>
+      <w:r>
+        <w:t xml:space="preserve">Oba odražené </w:t>
+      </w:r>
+      <w:r>
+        <w:t>světelné svazky</w:t>
+      </w:r>
+      <w:r>
+        <w:t xml:space="preserve"> (z referenční plochy i z testovaného povrchu) se vracejí zpět přes kolimátor, přičemž si zachovávají svůj směr, a na děliči </w:t>
+      </w:r>
+      <w:r>
+        <w:t>světelného svazku</w:t>
+      </w:r>
+      <w:r>
+        <w:t xml:space="preserve"> jsou odkloněny do zobrazovací soustavy. V prostoru, kde se tyto </w:t>
+      </w:r>
+      <w:r>
+        <w:t>světelné svazky</w:t>
+      </w:r>
+      <w:r>
+        <w:t xml:space="preserve"> překrývají, dochází k jejich interferenci a zobrazovací soustava zaznamenává vzniklý interferogram.</w:t>
+      </w:r>
+    </w:p>
+    <w:p>
+      <w:pPr>
+        <w:jc w:val="both"/>
+      </w:pPr>
+    </w:p>
+    <w:p>
+      <w:pPr>
+        <w:jc w:val="both"/>
+      </w:pPr>
+    </w:p>
+    <w:p>
+      <w:pPr>
+        <w:jc w:val="both"/>
+      </w:pPr>
+    </w:p>
+    <w:p>
+      <w:pPr>
+        <w:jc w:val="both"/>
+      </w:pPr>
+    </w:p>
+    <w:p>
+      <w:pPr>
+        <w:jc w:val="both"/>
+      </w:pPr>
+    </w:p>
+    <w:p>
+      <w:pPr>
+        <w:pStyle w:val="Heading2"/>
+      </w:pPr>
+      <w:bookmarkStart w:id="9" w:name="_Toc229346600"/>
+      <w:r>
+        <w:lastRenderedPageBreak/>
+        <w:t>Měření tvaru povrchu (</w:t>
+      </w:r>
+      <w:r>
+        <w:t>interferenční</w:t>
+      </w:r>
+      <w:r>
+        <w:t xml:space="preserve"> režim)</w:t>
+      </w:r>
+      <w:bookmarkEnd w:id="9"/>
     </w:p>
     <w:p/>
-    <w:p>
-      <w:pPr>
-        <w:keepNext/>
-        <w:jc w:val="center"/>
-      </w:pPr>
-    </w:p>
     <w:p>
       <w:pPr>
         <w:keepNext/>
@@ -3339,9 +3365,9 @@
           <w:noProof/>
         </w:rPr>
         <w:drawing>
-          <wp:inline distT="0" distB="0" distL="0" distR="0" wp14:anchorId="4276520F" wp14:editId="5036F01A">
-            <wp:extent cx="3896269" cy="3820058"/>
-            <wp:effectExtent l="0" t="0" r="9525" b="9525"/>
+          <wp:inline distT="0" distB="0" distL="0" distR="0" wp14:anchorId="3D2CE85B" wp14:editId="0A9D4A7A">
+            <wp:extent cx="2419592" cy="2372264"/>
+            <wp:effectExtent l="0" t="0" r="0" b="9525"/>
             <wp:docPr id="142780848" name="Picture 1"/>
             <wp:cNvGraphicFramePr>
               <a:graphicFrameLocks xmlns:a="http://schemas.openxmlformats.org/drawingml/2006/main" noChangeAspect="1"/>
@@ -3362,7 +3388,7 @@
                   <pic:spPr>
                     <a:xfrm>
                       <a:off x="0" y="0"/>
-                      <a:ext cx="3896269" cy="3820058"/>
+                      <a:ext cx="2457759" cy="2409685"/>
                     </a:xfrm>
                     <a:prstGeom prst="rect">
                       <a:avLst/>
@@ -3381,16 +3407,10 @@
         <w:jc w:val="center"/>
       </w:pPr>
       <w:r>
-        <w:t>Obrázek</w:t>
-      </w:r>
-      <w:r>
-        <w:t xml:space="preserve"> 1.2</w:t>
-      </w:r>
-      <w:r>
-        <w:t xml:space="preserve">: </w:t>
-      </w:r>
-      <w:r>
-        <w:t>Snímek z interferogramu pro měření tvaru povrchu vzorku (proužkový režim)</w:t>
+        <w:t>Obrázek 1.2: Snímek z interferogramu pro měření tvaru povrchu vzorku</w:t>
+      </w:r>
+      <w:r>
+        <w:t xml:space="preserve"> </w:t>
       </w:r>
       <w:r>
         <w:fldChar w:fldCharType="begin"/>
@@ -3413,17 +3433,210 @@
     </w:p>
     <w:p>
       <w:pPr>
+        <w:jc w:val="both"/>
+      </w:pPr>
+      <w:r>
+        <w:t>Na interferogramu jsou při správném nastavení viditelné interferenční proužk</w:t>
+      </w:r>
+      <w:r>
+        <w:t>y</w:t>
+      </w:r>
+      <w:r>
+        <w:t xml:space="preserve">. Pokud je soustava </w:t>
+      </w:r>
+      <w:r>
+        <w:t>správně</w:t>
+      </w:r>
+      <w:r>
+        <w:t xml:space="preserve"> zkalibrována a testovaný povrch ideálně rovinný, jsou proužky rovné a</w:t>
+      </w:r>
+      <w:r>
+        <w:t> </w:t>
+      </w:r>
+      <w:r>
+        <w:t xml:space="preserve">pravidelné. </w:t>
+      </w:r>
+      <w:r>
+        <w:t>V případě, že se vzorek nachází mimo optimální pracovní polohu vzhledem k</w:t>
+      </w:r>
+      <w:r>
+        <w:t> </w:t>
+      </w:r>
+      <w:r>
+        <w:t>měřicí kameře, dochází ke zvětšení rozteče interferenčních proužků</w:t>
+      </w:r>
+      <w:r>
+        <w:t xml:space="preserve">. </w:t>
+      </w:r>
+      <w:r>
+        <w:t>Odchylky od rovinnosti se projeví jejich deformací. Důležitým parametrem je kontrast proužků, tedy rozdíl mezi maximy a minimy intenzity.</w:t>
+      </w:r>
+    </w:p>
+    <w:p>
+      <w:pPr>
+        <w:jc w:val="both"/>
+      </w:pPr>
+    </w:p>
+    <w:p>
+      <w:pPr>
+        <w:jc w:val="both"/>
+      </w:pPr>
+      <w:r>
+        <w:t xml:space="preserve">Interference vzniká superpozicí elektrických polí obou </w:t>
+      </w:r>
+      <w:r>
+        <w:t xml:space="preserve">světelných svazků </w:t>
+      </w:r>
+      <w:r>
+        <w:t>podle vztahu</w:t>
+      </w:r>
+      <w:r>
+        <w:t>:</w:t>
+      </w:r>
+      <w:r>
+        <w:t xml:space="preserve"> </w:t>
+      </w:r>
+    </w:p>
+    <w:p>
+      <w:pPr>
+        <w:jc w:val="both"/>
+        <w:rPr>
+          <w:b/>
+          <w:bCs/>
+        </w:rPr>
+      </w:pPr>
+      <m:oMathPara>
+        <m:oMath>
+          <m:r>
+            <m:rPr>
+              <m:sty m:val="bi"/>
+            </m:rPr>
+            <w:rPr>
+              <w:rFonts w:ascii="Cambria Math" w:hAnsi="Cambria Math"/>
+            </w:rPr>
+            <m:t>E=</m:t>
+          </m:r>
+          <m:sSub>
+            <m:sSubPr>
+              <m:ctrlPr>
+                <w:rPr>
+                  <w:rFonts w:ascii="Cambria Math" w:hAnsi="Cambria Math"/>
+                  <w:b/>
+                  <w:bCs/>
+                  <w:i/>
+                </w:rPr>
+              </m:ctrlPr>
+            </m:sSubPr>
+            <m:e>
+              <m:r>
+                <m:rPr>
+                  <m:sty m:val="bi"/>
+                </m:rPr>
+                <w:rPr>
+                  <w:rFonts w:ascii="Cambria Math" w:hAnsi="Cambria Math"/>
+                </w:rPr>
+                <m:t>E</m:t>
+              </m:r>
+            </m:e>
+            <m:sub>
+              <m:r>
+                <m:rPr>
+                  <m:sty m:val="bi"/>
+                </m:rPr>
+                <w:rPr>
+                  <w:rFonts w:ascii="Cambria Math" w:hAnsi="Cambria Math"/>
+                </w:rPr>
+                <m:t>1</m:t>
+              </m:r>
+            </m:sub>
+          </m:sSub>
+          <m:r>
+            <m:rPr>
+              <m:sty m:val="bi"/>
+            </m:rPr>
+            <w:rPr>
+              <w:rFonts w:ascii="Cambria Math" w:hAnsi="Cambria Math"/>
+            </w:rPr>
+            <m:t>+</m:t>
+          </m:r>
+          <m:sSub>
+            <m:sSubPr>
+              <m:ctrlPr>
+                <w:rPr>
+                  <w:rFonts w:ascii="Cambria Math" w:hAnsi="Cambria Math"/>
+                  <w:b/>
+                  <w:bCs/>
+                  <w:i/>
+                </w:rPr>
+              </m:ctrlPr>
+            </m:sSubPr>
+            <m:e>
+              <m:r>
+                <m:rPr>
+                  <m:sty m:val="bi"/>
+                </m:rPr>
+                <w:rPr>
+                  <w:rFonts w:ascii="Cambria Math" w:hAnsi="Cambria Math"/>
+                </w:rPr>
+                <m:t>E</m:t>
+              </m:r>
+            </m:e>
+            <m:sub>
+              <m:r>
+                <m:rPr>
+                  <m:sty m:val="bi"/>
+                </m:rPr>
+                <w:rPr>
+                  <w:rFonts w:ascii="Cambria Math" w:hAnsi="Cambria Math"/>
+                </w:rPr>
+                <m:t>2</m:t>
+              </m:r>
+            </m:sub>
+          </m:sSub>
+        </m:oMath>
+      </m:oMathPara>
+    </w:p>
+    <w:p>
+      <w:pPr>
+        <w:jc w:val="both"/>
+      </w:pPr>
+      <w:r>
+        <w:t xml:space="preserve">Protože oba </w:t>
+      </w:r>
+      <w:r>
+        <w:t>světelné svazky</w:t>
+      </w:r>
+      <w:r>
+        <w:t xml:space="preserve"> pocházejí ze stejného zdroje, jsou koherentní a mají stabilní fázový rozdíl, který závisí na rozdílu optických drah. Právě tento rozdíl způsobuje vznik interferenčního obrazce.</w:t>
+      </w:r>
+      <w:r>
+        <w:fldChar w:fldCharType="begin"/>
+      </w:r>
+      <w:r>
+        <w:instrText xml:space="preserve"> REF _Ref228194605 \r \h </w:instrText>
+      </w:r>
+      <w:r>
+        <w:fldChar w:fldCharType="separate"/>
+      </w:r>
+      <w:r>
+        <w:t>[2]</w:t>
+      </w:r>
+      <w:r>
+        <w:fldChar w:fldCharType="end"/>
+      </w:r>
+    </w:p>
+    <w:p/>
+    <w:p>
+      <w:pPr>
         <w:pStyle w:val="Heading2"/>
-      </w:pPr>
-      <w:bookmarkStart w:id="10" w:name="_Toc229075473"/>
-      <w:r>
-        <w:t>Měření vzdálenosti vzorku (</w:t>
-      </w:r>
-      <w:r>
-        <w:t>zobrazovací</w:t>
-      </w:r>
-      <w:r>
-        <w:t xml:space="preserve"> režim)</w:t>
+        <w:ind w:left="0" w:firstLine="0"/>
+      </w:pPr>
+      <w:bookmarkStart w:id="10" w:name="_Toc229346601"/>
+      <w:r>
+        <w:t xml:space="preserve">Měření vzdálenosti vzorku </w:t>
+      </w:r>
+      <w:r>
+        <w:t>zaměřovací kamerou</w:t>
       </w:r>
       <w:bookmarkEnd w:id="10"/>
     </w:p>
@@ -3437,9 +3650,9 @@
           <w:noProof/>
         </w:rPr>
         <w:drawing>
-          <wp:inline distT="0" distB="0" distL="0" distR="0" wp14:anchorId="7F78A8F8" wp14:editId="52F71CCA">
-            <wp:extent cx="2686425" cy="2438740"/>
-            <wp:effectExtent l="0" t="0" r="0" b="0"/>
+          <wp:inline distT="0" distB="0" distL="0" distR="0" wp14:anchorId="7F78A8F8" wp14:editId="53FCC872">
+            <wp:extent cx="2318619" cy="2104845"/>
+            <wp:effectExtent l="0" t="0" r="5715" b="0"/>
             <wp:docPr id="1419617960" name="Picture 1"/>
             <wp:cNvGraphicFramePr>
               <a:graphicFrameLocks xmlns:a="http://schemas.openxmlformats.org/drawingml/2006/main" noChangeAspect="1"/>
@@ -3460,7 +3673,7 @@
                   <pic:spPr>
                     <a:xfrm>
                       <a:off x="0" y="0"/>
-                      <a:ext cx="2686425" cy="2438740"/>
+                      <a:ext cx="2340315" cy="2124540"/>
                     </a:xfrm>
                     <a:prstGeom prst="rect">
                       <a:avLst/>
@@ -3504,12 +3717,30 @@
       </w:pPr>
       <w:r>
         <w:lastRenderedPageBreak/>
-        <w:t>Pro měření v bodovém režimu je potřeba nastavit interferometr jako zobrazovací režim. Výsledkem je snímek, který zobrazuje jednotlivé odrazy světla v optické soustavě jako bodové obrazy (PSF). Tyto body odpovídají referenčnímu paprsku, parazitním odrazům a odrazu od měřeného vzorku. Poloha těchto bodů v obraze je dána geometrickým uspořádáním soustavy a</w:t>
+        <w:t xml:space="preserve">Pro měření v bodovém režimu je potřeba </w:t>
+      </w:r>
+      <w:r>
+        <w:t>nasnímat světelné svazky zaměřovací kamerou interferometru</w:t>
+      </w:r>
+      <w:r>
+        <w:t xml:space="preserve">. Výsledkem je snímek, který zobrazuje jednotlivé odrazy světla v optické soustavě jako bodové obrazy (PSF). Tyto body odpovídají referenčnímu </w:t>
+      </w:r>
+      <w:r>
+        <w:t>světelnému svazku</w:t>
+      </w:r>
+      <w:r>
+        <w:t>, parazitním odrazům a</w:t>
       </w:r>
       <w:r>
         <w:t> </w:t>
       </w:r>
       <w:r>
+        <w:t>odrazu od měřeného vzorku. Poloha těchto bodů v obraze je dána geometrickým uspořádáním soustavy a</w:t>
+      </w:r>
+      <w:r>
+        <w:t> </w:t>
+      </w:r>
+      <w:r>
         <w:t>umožňuje identifikaci a určení polohy vzorku.</w:t>
       </w:r>
     </w:p>
@@ -3525,7 +3756,31 @@
         <w:t xml:space="preserve"> 2.1</w:t>
       </w:r>
       <w:r>
-        <w:t xml:space="preserve"> je zachycen snímek pořízený v zobrazovacím režimu interferometru. Místo klasického interferogramu s proužky jsou zde patrné tři jasné bodové útvary, které odpovídají jednotlivým odrazům světla v optické soustavě. Každý bod představuje obraz jednoho koherentního paprsku – referenčního, parazitního a paprsku odraženého od měřeného vzorku.</w:t>
+        <w:t xml:space="preserve"> je zachycen snímek pořízený </w:t>
+      </w:r>
+      <w:r>
+        <w:t>zaměřovací kamerou</w:t>
+      </w:r>
+      <w:r>
+        <w:t xml:space="preserve">. Místo klasického interferogramu s proužky jsou zde patrné tři jasné bodové útvary, které odpovídají jednotlivým odrazům světla v optické soustavě. Každý bod představuje obraz jednoho koherentního </w:t>
+      </w:r>
+      <w:r>
+        <w:t>světelné</w:t>
+      </w:r>
+      <w:r>
+        <w:t>ho</w:t>
+      </w:r>
+      <w:r>
+        <w:t xml:space="preserve"> svazku</w:t>
+      </w:r>
+      <w:r>
+        <w:t xml:space="preserve"> – referenčního, parazitního a </w:t>
+      </w:r>
+      <w:r>
+        <w:t>světelného svazku</w:t>
+      </w:r>
+      <w:r>
+        <w:t xml:space="preserve"> odraženého od měřeného vzorku.</w:t>
       </w:r>
     </w:p>
     <w:p>
@@ -3534,63 +3789,57 @@
         <w:jc w:val="both"/>
       </w:pPr>
       <w:r>
-        <w:t>Body mají konečnou velikost v důsledku omezeného rozlišení optické soustavy a odpovídají bodové rozptylové funkci (PSF). Jejich poloha v obraze je dána geometrickým uspořádáním interferometru a umožňuje identifikaci jednotlivých složek signálu. Pro účely měření je klíčové určit bod odpovídající vzorku, což lze provést například sledováním jeho změny polohy při pohybu vzorku.</w:t>
-      </w:r>
-    </w:p>
-    <w:p>
-      <w:pPr>
-        <w:ind w:left="0" w:firstLine="0"/>
+        <w:t>Body mají nenulovou velikost v důsledku omezeného rozlišení a nezaostření optické soustavy a odpovídají bodové rozptylové funkci (PSF). Jejich poloha v obraze je dána geometrickým uspořádáním interferometru a umožňuje identifikaci jednotlivých složek signálu. Pro účely měření je klíčové určit bod odpovídající vzorku, což lze provést například sledováním změny jeho polohy při pohybu vzorku.</w:t>
+      </w:r>
+    </w:p>
+    <w:p>
+      <w:pPr>
+        <w:pStyle w:val="Heading1"/>
+        <w:ind w:left="0" w:firstLine="0"/>
+      </w:pPr>
+      <w:bookmarkStart w:id="11" w:name="_Toc229346602"/>
+      <w:r>
+        <w:t>Návrh řešení</w:t>
+      </w:r>
+      <w:bookmarkEnd w:id="11"/>
+    </w:p>
+    <w:p>
+      <w:pPr>
+        <w:pStyle w:val="Heading2"/>
+        <w:ind w:left="0" w:firstLine="0"/>
+      </w:pPr>
+      <w:bookmarkStart w:id="12" w:name="_Toc229346603"/>
+      <w:r>
+        <w:t>Návrh</w:t>
+      </w:r>
+      <w:r>
+        <w:t xml:space="preserve"> řešení</w:t>
+      </w:r>
+      <w:r>
+        <w:t xml:space="preserve"> algoritmu</w:t>
+      </w:r>
+      <w:bookmarkEnd w:id="12"/>
+    </w:p>
+    <w:p>
+      <w:pPr>
         <w:jc w:val="both"/>
       </w:pPr>
-    </w:p>
-    <w:p>
-      <w:pPr>
-        <w:pStyle w:val="Heading1"/>
-        <w:ind w:left="0" w:firstLine="0"/>
-      </w:pPr>
-      <w:bookmarkStart w:id="11" w:name="_Toc229075474"/>
-      <w:r>
-        <w:t>Návrh řešení</w:t>
-      </w:r>
-      <w:bookmarkEnd w:id="11"/>
-    </w:p>
+      <w:r>
+        <w:t>Cílem práce je identifikace bodů ze snímků získaných</w:t>
+      </w:r>
+      <w:r>
+        <w:t xml:space="preserve"> zaměřovací</w:t>
+      </w:r>
+      <w:r>
+        <w:t xml:space="preserve"> kamerou interferometru. Hlavním výsledkem je analytické a grafické znázornění všech významných bodů nalezených ve snímku bez předem poskytnuté informace o jejich významu. Algoritmus je navržen tak, aby na základě analýzy poskytnutého snímku dokázal úspěšně lokalizovat jednotlivé body a určit jejich přibližný průměr v rozumném čase.</w:t>
+      </w:r>
+    </w:p>
+    <w:p/>
     <w:p>
       <w:pPr>
         <w:pStyle w:val="Heading2"/>
-        <w:ind w:left="0" w:firstLine="0"/>
-      </w:pPr>
-      <w:bookmarkStart w:id="12" w:name="_Toc229075475"/>
-      <w:r>
-        <w:t>Návrh</w:t>
-      </w:r>
-      <w:r>
-        <w:t xml:space="preserve"> řešení</w:t>
-      </w:r>
-      <w:r>
-        <w:t xml:space="preserve"> algoritmu</w:t>
-      </w:r>
-      <w:bookmarkEnd w:id="12"/>
-    </w:p>
-    <w:p>
-      <w:pPr>
-        <w:jc w:val="both"/>
-      </w:pPr>
-      <w:r>
-        <w:t>Cílem práce je identifikace bodů ze snímků získaných kamerou interferometru nastaveného v</w:t>
-      </w:r>
-      <w:r>
-        <w:t> </w:t>
-      </w:r>
-      <w:r>
-        <w:t>zobrazovacím režimu. Hlavním výsledkem je analytické a grafické znázornění všech významných bodů nalezených ve snímku bez předem poskytnuté informace o jejich významu. Algoritmus je navržen tak, aby na základě analýzy poskytnutého snímku dokázal úspěšně lokalizovat jednotlivé body a určit jejich přibližný průměr v rozumném čase.</w:t>
-      </w:r>
-    </w:p>
-    <w:p/>
-    <w:p>
-      <w:pPr>
-        <w:pStyle w:val="Heading2"/>
-      </w:pPr>
-      <w:bookmarkStart w:id="13" w:name="_Toc229075476"/>
+      </w:pPr>
+      <w:bookmarkStart w:id="13" w:name="_Toc229346604"/>
       <w:r>
         <w:t>Realizace řešení</w:t>
       </w:r>
@@ -3607,10 +3856,10 @@
           <w:noProof/>
         </w:rPr>
         <w:drawing>
-          <wp:inline distT="0" distB="0" distL="0" distR="0" wp14:anchorId="6F23E879" wp14:editId="39AED5DE">
-            <wp:extent cx="3945178" cy="2809875"/>
-            <wp:effectExtent l="0" t="0" r="0" b="0"/>
-            <wp:docPr id="129458268" name="Picture 1"/>
+          <wp:inline distT="0" distB="0" distL="0" distR="0" wp14:anchorId="2C38ECA4" wp14:editId="4301D5FA">
+            <wp:extent cx="4615575" cy="2984739"/>
+            <wp:effectExtent l="0" t="0" r="0" b="6350"/>
+            <wp:docPr id="1751369817" name="Picture 1"/>
             <wp:cNvGraphicFramePr>
               <a:graphicFrameLocks xmlns:a="http://schemas.openxmlformats.org/drawingml/2006/main" noChangeAspect="1"/>
             </wp:cNvGraphicFramePr>
@@ -3618,7 +3867,7 @@
               <a:graphicData uri="http://schemas.openxmlformats.org/drawingml/2006/picture">
                 <pic:pic xmlns:pic="http://schemas.openxmlformats.org/drawingml/2006/picture">
                   <pic:nvPicPr>
-                    <pic:cNvPr id="1173646642" name=""/>
+                    <pic:cNvPr id="1751369817" name=""/>
                     <pic:cNvPicPr/>
                   </pic:nvPicPr>
                   <pic:blipFill>
@@ -3630,7 +3879,7 @@
                   <pic:spPr>
                     <a:xfrm>
                       <a:off x="0" y="0"/>
-                      <a:ext cx="3982400" cy="2836386"/>
+                      <a:ext cx="4651835" cy="3008187"/>
                     </a:xfrm>
                     <a:prstGeom prst="rect">
                       <a:avLst/>
@@ -3651,14 +3900,27 @@
       <w:r>
         <w:t xml:space="preserve">Obrázek </w:t>
       </w:r>
-      <w:fldSimple w:instr=" SEQ Obrázek \* ARABIC ">
-        <w:r>
-          <w:rPr>
-            <w:noProof/>
-          </w:rPr>
-          <w:t>2</w:t>
-        </w:r>
-      </w:fldSimple>
+      <w:r>
+        <w:fldChar w:fldCharType="begin"/>
+      </w:r>
+      <w:r>
+        <w:instrText xml:space="preserve"> SEQ Obrázek \* ARABIC </w:instrText>
+      </w:r>
+      <w:r>
+        <w:fldChar w:fldCharType="separate"/>
+      </w:r>
+      <w:r>
+        <w:rPr>
+          <w:noProof/>
+        </w:rPr>
+        <w:t>2</w:t>
+      </w:r>
+      <w:r>
+        <w:rPr>
+          <w:noProof/>
+        </w:rPr>
+        <w:fldChar w:fldCharType="end"/>
+      </w:r>
       <w:r>
         <w:t>.1</w:t>
       </w:r>
@@ -3790,7 +4052,13 @@
         </w:numPr>
       </w:pPr>
       <w:r>
-        <w:t>Odstranění nežádoucích teček a šumu.</w:t>
+        <w:t>Odstranění nežádoucích teček a šumu</w:t>
+      </w:r>
+      <w:r>
+        <w:t xml:space="preserve"> pomocí morfologického otevření</w:t>
+      </w:r>
+      <w:r>
+        <w:t>.</w:t>
       </w:r>
     </w:p>
     <w:p>
@@ -3827,7 +4095,7 @@
       <w:pPr>
         <w:pStyle w:val="Heading1"/>
       </w:pPr>
-      <w:bookmarkStart w:id="14" w:name="_Toc229075477"/>
+      <w:bookmarkStart w:id="14" w:name="_Toc229346605"/>
       <w:r>
         <w:t>Zpracovávání snímku</w:t>
       </w:r>
@@ -3837,7 +4105,7 @@
       <w:pPr>
         <w:pStyle w:val="Heading2"/>
       </w:pPr>
-      <w:bookmarkStart w:id="15" w:name="_Toc229075478"/>
+      <w:bookmarkStart w:id="15" w:name="_Toc229346606"/>
       <w:r>
         <w:t>Jednokanálový převod</w:t>
       </w:r>
@@ -3871,9 +4139,9 @@
           <w:noProof/>
         </w:rPr>
         <w:drawing>
-          <wp:inline distT="0" distB="0" distL="0" distR="0" wp14:anchorId="36652677" wp14:editId="7CAB42DE">
-            <wp:extent cx="4400550" cy="1716578"/>
-            <wp:effectExtent l="0" t="0" r="0" b="0"/>
+          <wp:inline distT="0" distB="0" distL="0" distR="0" wp14:anchorId="36652677" wp14:editId="24780E20">
+            <wp:extent cx="4887269" cy="1906438"/>
+            <wp:effectExtent l="0" t="0" r="8890" b="0"/>
             <wp:docPr id="94491153" name="Picture 1"/>
             <wp:cNvGraphicFramePr>
               <a:graphicFrameLocks xmlns:a="http://schemas.openxmlformats.org/drawingml/2006/main" noChangeAspect="1"/>
@@ -3894,7 +4162,7 @@
                   <pic:spPr>
                     <a:xfrm>
                       <a:off x="0" y="0"/>
-                      <a:ext cx="4412423" cy="1721209"/>
+                      <a:ext cx="4911125" cy="1915744"/>
                     </a:xfrm>
                     <a:prstGeom prst="rect">
                       <a:avLst/>
@@ -3915,16 +4183,32 @@
       <w:r>
         <w:t xml:space="preserve">Obrázek </w:t>
       </w:r>
-      <w:fldSimple w:instr=" SEQ Obrázek \* ARABIC ">
-        <w:r>
-          <w:rPr>
-            <w:noProof/>
-          </w:rPr>
-          <w:t>3</w:t>
-        </w:r>
-      </w:fldSimple>
-      <w:r>
-        <w:t>.1: Návrh kódu pro převod snímklu na jednokanálový</w:t>
+      <w:r>
+        <w:fldChar w:fldCharType="begin"/>
+      </w:r>
+      <w:r>
+        <w:instrText xml:space="preserve"> SEQ Obrázek \* ARABIC </w:instrText>
+      </w:r>
+      <w:r>
+        <w:fldChar w:fldCharType="separate"/>
+      </w:r>
+      <w:r>
+        <w:rPr>
+          <w:noProof/>
+        </w:rPr>
+        <w:t>3</w:t>
+      </w:r>
+      <w:r>
+        <w:rPr>
+          <w:noProof/>
+        </w:rPr>
+        <w:fldChar w:fldCharType="end"/>
+      </w:r>
+      <w:r>
+        <w:t>.1: Návrh kódu pro převod snímku na jednokanálový</w:t>
+      </w:r>
+      <w:r>
+        <w:t xml:space="preserve"> snímek</w:t>
       </w:r>
     </w:p>
     <w:p>
@@ -4039,7 +4323,7 @@
       <w:pPr>
         <w:pStyle w:val="Heading2"/>
       </w:pPr>
-      <w:bookmarkStart w:id="16" w:name="_Toc229075479"/>
+      <w:bookmarkStart w:id="16" w:name="_Toc229346607"/>
       <w:r>
         <w:lastRenderedPageBreak/>
         <w:t>Redukce šumu a zvýšení kontrastu</w:t>
@@ -4064,9 +4348,9 @@
           <w:noProof/>
         </w:rPr>
         <w:drawing>
-          <wp:inline distT="0" distB="0" distL="0" distR="0" wp14:anchorId="79467A3F" wp14:editId="6188D0A1">
-            <wp:extent cx="3333750" cy="3326308"/>
-            <wp:effectExtent l="0" t="0" r="0" b="7620"/>
+          <wp:inline distT="0" distB="0" distL="0" distR="0" wp14:anchorId="79467A3F" wp14:editId="22D69BA9">
+            <wp:extent cx="3209026" cy="3201861"/>
+            <wp:effectExtent l="0" t="0" r="0" b="0"/>
             <wp:docPr id="1053820369" name="Picture 1"/>
             <wp:cNvGraphicFramePr>
               <a:graphicFrameLocks xmlns:a="http://schemas.openxmlformats.org/drawingml/2006/main" noChangeAspect="1"/>
@@ -4087,7 +4371,7 @@
                   <pic:spPr>
                     <a:xfrm>
                       <a:off x="0" y="0"/>
-                      <a:ext cx="3342745" cy="3335282"/>
+                      <a:ext cx="3219870" cy="3212681"/>
                     </a:xfrm>
                     <a:prstGeom prst="rect">
                       <a:avLst/>
@@ -4401,7 +4685,7 @@
       <w:pPr>
         <w:pStyle w:val="Heading2"/>
       </w:pPr>
-      <w:bookmarkStart w:id="17" w:name="_Toc229075480"/>
+      <w:bookmarkStart w:id="17" w:name="_Toc229346608"/>
       <w:r>
         <w:t>Prahování</w:t>
       </w:r>
@@ -4723,84 +5007,36 @@
     </w:p>
     <w:p>
       <w:pPr>
+        <w:jc w:val="both"/>
+      </w:pPr>
+      <w:r>
+        <w:t>Na obrázku 3.5 jsou v horní řadě zobrazeny snímky po aplikaci zvýšení kontrastu a mediánové filtrace a ve spodní řadě snímky po aplikaci prahování a binarizace. Pokud je vzorek příliš vzdálený, může se jeho bodový obraz na snímku zobrazit nespojitě nebo částečně rozděleně (snímek B3 – pravý bod). Ve snímcích se stále nacházejí drobné bílé artefakty, které je potřeba odfiltrovat (například v horní části snímku B4).</w:t>
+      </w:r>
+      <w:r>
+        <w:fldChar w:fldCharType="begin"/>
+      </w:r>
+      <w:r>
+        <w:instrText xml:space="preserve"> REF _Ref229080990 \r \h </w:instrText>
+      </w:r>
+      <w:r>
+        <w:instrText xml:space="preserve"> \* MERGEFORMAT </w:instrText>
+      </w:r>
+      <w:r>
+        <w:fldChar w:fldCharType="separate"/>
+      </w:r>
+      <w:r>
+        <w:t>[4]</w:t>
+      </w:r>
+      <w:r>
+        <w:fldChar w:fldCharType="end"/>
+      </w:r>
+    </w:p>
+    <w:p/>
+    <w:p>
+      <w:pPr>
         <w:pStyle w:val="Heading2"/>
-        <w:jc w:val="both"/>
-        <w:rPr>
-          <w:rFonts w:ascii="Times New Roman" w:eastAsia="Times New Roman" w:hAnsi="Times New Roman" w:cs="Times New Roman"/>
-          <w:color w:val="000000"/>
-          <w:sz w:val="24"/>
-          <w:szCs w:val="24"/>
-        </w:rPr>
-      </w:pPr>
-      <w:bookmarkStart w:id="18" w:name="_Toc229075481"/>
-      <w:r>
-        <w:rPr>
-          <w:rFonts w:ascii="Times New Roman" w:eastAsia="Times New Roman" w:hAnsi="Times New Roman" w:cs="Times New Roman"/>
-          <w:color w:val="000000"/>
-          <w:sz w:val="24"/>
-          <w:szCs w:val="24"/>
-        </w:rPr>
-        <w:t>Na obrázku 3.5 jsou v horní řadě zobrazeny snímky po aplikaci zvýšení kontrastu a mediánové filtrace a ve spodní řadě snímky po aplikaci prahování a binarizace. Pokud je vzorek příliš vzdálený, může se jeho bodový obraz na snímku zobrazit nespojitě nebo částečně rozděleně (snímek B3 – pravý bod). Ve snímcích se stále nacházejí drobné bílé artefakty, které je potřeba odfiltrovat (například v horní části snímku B4).</w:t>
-      </w:r>
-      <w:r>
-        <w:rPr>
-          <w:rFonts w:ascii="Times New Roman" w:eastAsia="Times New Roman" w:hAnsi="Times New Roman" w:cs="Times New Roman"/>
-          <w:color w:val="000000"/>
-          <w:sz w:val="24"/>
-          <w:szCs w:val="24"/>
-        </w:rPr>
-        <w:fldChar w:fldCharType="begin"/>
-      </w:r>
-      <w:r>
-        <w:rPr>
-          <w:rFonts w:ascii="Times New Roman" w:eastAsia="Times New Roman" w:hAnsi="Times New Roman" w:cs="Times New Roman"/>
-          <w:color w:val="000000"/>
-          <w:sz w:val="24"/>
-          <w:szCs w:val="24"/>
-        </w:rPr>
-        <w:instrText xml:space="preserve"> REF _Ref229080990 \r \h </w:instrText>
-      </w:r>
-      <w:r>
-        <w:rPr>
-          <w:rFonts w:ascii="Times New Roman" w:eastAsia="Times New Roman" w:hAnsi="Times New Roman" w:cs="Times New Roman"/>
-          <w:color w:val="000000"/>
-          <w:sz w:val="24"/>
-          <w:szCs w:val="24"/>
-        </w:rPr>
-      </w:r>
-      <w:r>
-        <w:rPr>
-          <w:rFonts w:ascii="Times New Roman" w:eastAsia="Times New Roman" w:hAnsi="Times New Roman" w:cs="Times New Roman"/>
-          <w:color w:val="000000"/>
-          <w:sz w:val="24"/>
-          <w:szCs w:val="24"/>
-        </w:rPr>
-        <w:fldChar w:fldCharType="separate"/>
-      </w:r>
-      <w:r>
-        <w:rPr>
-          <w:rFonts w:ascii="Times New Roman" w:eastAsia="Times New Roman" w:hAnsi="Times New Roman" w:cs="Times New Roman"/>
-          <w:color w:val="000000"/>
-          <w:sz w:val="24"/>
-          <w:szCs w:val="24"/>
-        </w:rPr>
-        <w:t>[4]</w:t>
-      </w:r>
-      <w:r>
-        <w:rPr>
-          <w:rFonts w:ascii="Times New Roman" w:eastAsia="Times New Roman" w:hAnsi="Times New Roman" w:cs="Times New Roman"/>
-          <w:color w:val="000000"/>
-          <w:sz w:val="24"/>
-          <w:szCs w:val="24"/>
-        </w:rPr>
-        <w:fldChar w:fldCharType="end"/>
-      </w:r>
-    </w:p>
-    <w:p/>
-    <w:p>
-      <w:pPr>
-        <w:pStyle w:val="Heading2"/>
-      </w:pPr>
+      </w:pPr>
+      <w:bookmarkStart w:id="18" w:name="_Toc229346609"/>
       <w:r>
         <w:lastRenderedPageBreak/>
         <w:t>Morfologické uzavření</w:t>
@@ -5042,7 +5278,22 @@
         <w:jc w:val="both"/>
       </w:pPr>
       <w:r>
-        <w:t>Na obrázku 3.7 jsou v horní řadě zobrazeny snímky po binarizaci a ve spodní řadě snímky po aplikaci morfologického uzavření. Rozdíly jsou patrné především u snímků B3, B4 a B7, kde došlo k vyplnění menších mezer a spojení nespojitých oblastí bodů. Na snímku A4 je v okolí bodu patrný drobný šum vzniklý v důsledku použité zaměřovací metody „cat’s eye“. Pro ostatní snímky byla použita zaměřovací metoda confocal.</w:t>
+        <w:t>Na obrázku 3.7 jsou v horní řadě zobrazeny snímky po binarizaci a ve spodní řadě snímky po aplikaci morfologického uzavření. Rozdíly jsou patrné především u snímků B3, B4 a B7, kde došlo k vyplnění menších mezer a spojení nespojitých oblastí bodů. Na snímku A4</w:t>
+      </w:r>
+      <w:r>
+        <w:t>A</w:t>
+      </w:r>
+      <w:r>
+        <w:t xml:space="preserve"> je v okolí bodu patrný drobný šum vzniklý použité </w:t>
+      </w:r>
+      <w:r>
+        <w:t>polohy typu</w:t>
+      </w:r>
+      <w:r>
+        <w:t xml:space="preserve"> „cat’s eye“. Pro ostatní snímky byla použita </w:t>
+      </w:r>
+      <w:r>
+        <w:t>konfokální poloha vzorku.</w:t>
       </w:r>
       <w:r>
         <w:fldChar w:fldCharType="begin"/>
@@ -5070,16 +5321,10 @@
       <w:pPr>
         <w:pStyle w:val="Heading2"/>
       </w:pPr>
-      <w:bookmarkStart w:id="19" w:name="_Toc229075482"/>
+      <w:bookmarkStart w:id="19" w:name="_Toc229346610"/>
       <w:r>
         <w:lastRenderedPageBreak/>
-        <w:t xml:space="preserve">Odstranění </w:t>
-      </w:r>
-      <w:r>
-        <w:t xml:space="preserve">nežádoucích </w:t>
-      </w:r>
-      <w:r>
-        <w:t>teček</w:t>
+        <w:t>Morfologické otevření</w:t>
       </w:r>
       <w:bookmarkEnd w:id="19"/>
     </w:p>
@@ -5097,14 +5342,11 @@
         <w:jc w:val="center"/>
       </w:pPr>
       <w:r>
-        <w:rPr>
-          <w:noProof/>
-        </w:rPr>
         <w:drawing>
-          <wp:inline distT="0" distB="0" distL="0" distR="0" wp14:anchorId="499C7AB6" wp14:editId="03125A98">
-            <wp:extent cx="5069434" cy="4310275"/>
-            <wp:effectExtent l="0" t="0" r="0" b="0"/>
-            <wp:docPr id="1218568580" name="Picture 1"/>
+          <wp:inline distT="0" distB="0" distL="0" distR="0" wp14:anchorId="4D78163E" wp14:editId="24C0938E">
+            <wp:extent cx="5181307" cy="2733675"/>
+            <wp:effectExtent l="0" t="0" r="635" b="0"/>
+            <wp:docPr id="655022004" name="Picture 1"/>
             <wp:cNvGraphicFramePr>
               <a:graphicFrameLocks xmlns:a="http://schemas.openxmlformats.org/drawingml/2006/main" noChangeAspect="1"/>
             </wp:cNvGraphicFramePr>
@@ -5112,7 +5354,7 @@
               <a:graphicData uri="http://schemas.openxmlformats.org/drawingml/2006/picture">
                 <pic:pic xmlns:pic="http://schemas.openxmlformats.org/drawingml/2006/picture">
                   <pic:nvPicPr>
-                    <pic:cNvPr id="1218568580" name=""/>
+                    <pic:cNvPr id="655022004" name=""/>
                     <pic:cNvPicPr/>
                   </pic:nvPicPr>
                   <pic:blipFill>
@@ -5124,7 +5366,7 @@
                   <pic:spPr>
                     <a:xfrm>
                       <a:off x="0" y="0"/>
-                      <a:ext cx="5126995" cy="4359216"/>
+                      <a:ext cx="5183909" cy="2735048"/>
                     </a:xfrm>
                     <a:prstGeom prst="rect">
                       <a:avLst/>
@@ -5176,33 +5418,45 @@
         <w:jc w:val="both"/>
       </w:pPr>
       <w:r>
-        <w:t xml:space="preserve">Na ukázce kódu je implementována metoda pro odstranění malých bodů a šumu z binárního obrazu pomocí analýzy propojených komponent. Nejprve jsou pomocí funkce </w:t>
+        <w:t>Morfologické otevření je metoda používaná především pro odstranění drobného šumu a</w:t>
+      </w:r>
+      <w:r>
+        <w:t> </w:t>
+      </w:r>
+      <w:r>
+        <w:t>oddělení malých nežádoucích objektů v binárním obrazu. Na rozdíl od morfologického uzavření nedochází k vyplňování mezer, ale k potlačení malých světlých oblastí a tenkých výběžků. Operace je tvořena erozí následovanou dilatací se stejnou maskou (kernel).</w:t>
+      </w:r>
+    </w:p>
+    <w:p>
+      <w:pPr>
+        <w:jc w:val="both"/>
+      </w:pPr>
+      <w:r>
+        <w:t>Při erozi dochází ke zmenšení bílých oblastí odebráním pixelů na jejich hranicích, čímž se odstraní malé izolované body a úzké části objektů. Následná dilatace poté obnoví velikost hlavních objektů, aniž by se znovu objevily odstraněné drobné artefakty. Výsledkem je čistší obraz vhodný pro další zpracování a analýzu.</w:t>
+      </w:r>
+    </w:p>
+    <w:p>
+      <w:pPr>
+        <w:jc w:val="both"/>
+      </w:pPr>
+      <w:r>
+        <w:t xml:space="preserve">V implementaci byla použita funkce </w:t>
       </w:r>
       <w:r>
         <w:rPr>
           <w:i/>
           <w:iCs/>
         </w:rPr>
-        <w:t>ConnectedComponentsWithStats</w:t>
-      </w:r>
-      <w:r>
-        <w:t xml:space="preserve"> nalezeny všechny souvislé oblasti v obrazu, přičemž se pro každou oblast určí její plocha. Následně program prochází jednotlivé komponenty a zachovává pouze ty, jejichž plocha je větší nebo rovna hodnotě 20 pixelů. Menší oblasti jsou považovány za nežádoucí šum, a proto nejsou zahrnuty do výsledného obrazu. Výsledkem je vyčištěný binární obraz, ve kterém zůstávají pouze významné objekty a drobné artefakty jsou odstraněny.</w:t>
-      </w:r>
-      <w:r>
-        <w:fldChar w:fldCharType="begin"/>
-      </w:r>
-      <w:r>
-        <w:instrText xml:space="preserve"> REF _Ref229080914 \r \h </w:instrText>
-      </w:r>
-      <w:r>
-        <w:fldChar w:fldCharType="separate"/>
+        <w:t>Cv2.MorphologyEx(vstup, výstup, metoda morfologie, maska (kernel)).</w:t>
       </w:r>
       <w:r>
         <w:t>[6]</w:t>
       </w:r>
-      <w:r>
-        <w:fldChar w:fldCharType="end"/>
-      </w:r>
+    </w:p>
+    <w:p>
+      <w:pPr>
+        <w:jc w:val="both"/>
+      </w:pPr>
     </w:p>
     <w:p>
       <w:pPr>
@@ -5296,32 +5550,19 @@
     </w:p>
     <w:p>
       <w:pPr>
+        <w:jc w:val="both"/>
+      </w:pPr>
+      <w:r>
+        <w:t>Na obrázku 3.9 je náhled toho, jak se projeví změny snímku modifikovaného pomocí metody removeDots uvedené na obrázku 3.8. Okolní tečky jsou zcela odfiltrovány a snímek je připraven k další analýze.</w:t>
+      </w:r>
+    </w:p>
+    <w:p>
+      <w:pPr>
         <w:pStyle w:val="Heading1"/>
-        <w:jc w:val="both"/>
-        <w:rPr>
-          <w:rFonts w:ascii="Times New Roman" w:eastAsia="Times New Roman" w:hAnsi="Times New Roman" w:cs="Times New Roman"/>
-          <w:color w:val="000000"/>
-          <w:sz w:val="24"/>
-          <w:szCs w:val="24"/>
-        </w:rPr>
-      </w:pPr>
-      <w:bookmarkStart w:id="20" w:name="_Toc229075483"/>
-      <w:r>
-        <w:rPr>
-          <w:rFonts w:ascii="Times New Roman" w:eastAsia="Times New Roman" w:hAnsi="Times New Roman" w:cs="Times New Roman"/>
-          <w:color w:val="000000"/>
-          <w:sz w:val="24"/>
-          <w:szCs w:val="24"/>
-        </w:rPr>
+      </w:pPr>
+      <w:bookmarkStart w:id="20" w:name="_Toc229346611"/>
+      <w:r>
         <w:lastRenderedPageBreak/>
-        <w:t>Na obrázku 3.9 je náhled toho, jak se projeví změny snímku modifikovaného pomocí metody removeDots uvedené na obrázku 3.8. Okolní tečky jsou zcela odfiltrovány a snímek je připraven k další analýze.</w:t>
-      </w:r>
-    </w:p>
-    <w:p>
-      <w:pPr>
-        <w:pStyle w:val="Heading1"/>
-      </w:pPr>
-      <w:r>
         <w:t>Analýza bodů</w:t>
       </w:r>
       <w:bookmarkEnd w:id="20"/>
@@ -5330,7 +5571,7 @@
       <w:pPr>
         <w:pStyle w:val="Heading2"/>
       </w:pPr>
-      <w:bookmarkStart w:id="21" w:name="_Toc229075484"/>
+      <w:bookmarkStart w:id="21" w:name="_Toc229346612"/>
       <w:r>
         <w:t>Nalezení bodů</w:t>
       </w:r>
@@ -5346,9 +5587,9 @@
           <w:noProof/>
         </w:rPr>
         <w:drawing>
-          <wp:inline distT="0" distB="0" distL="0" distR="0" wp14:anchorId="767D824F" wp14:editId="1314087D">
-            <wp:extent cx="3229341" cy="1155802"/>
-            <wp:effectExtent l="0" t="0" r="9525" b="6350"/>
+          <wp:inline distT="0" distB="0" distL="0" distR="0" wp14:anchorId="767D824F" wp14:editId="0FD34FCD">
+            <wp:extent cx="3899139" cy="1395527"/>
+            <wp:effectExtent l="0" t="0" r="6350" b="0"/>
             <wp:docPr id="895576669" name="Picture 1"/>
             <wp:cNvGraphicFramePr>
               <a:graphicFrameLocks xmlns:a="http://schemas.openxmlformats.org/drawingml/2006/main" noChangeAspect="1"/>
@@ -5369,7 +5610,7 @@
                   <pic:spPr>
                     <a:xfrm>
                       <a:off x="0" y="0"/>
-                      <a:ext cx="3274106" cy="1171824"/>
+                      <a:ext cx="3976443" cy="1423195"/>
                     </a:xfrm>
                     <a:prstGeom prst="rect">
                       <a:avLst/>
@@ -5390,36 +5631,46 @@
       <w:r>
         <w:t xml:space="preserve">Obrázek </w:t>
       </w:r>
-      <w:fldSimple w:instr=" SEQ Obrázek \* ARABIC ">
-        <w:r>
-          <w:rPr>
-            <w:noProof/>
-          </w:rPr>
-          <w:t>4</w:t>
-        </w:r>
-      </w:fldSimple>
-      <w:r>
-        <w:t>.1</w:t>
-      </w:r>
-      <w:r>
-        <w:t>: Metoda pro nalezení spojitých bodů</w:t>
-      </w:r>
-    </w:p>
-    <w:p/>
-    <w:p>
-      <w:pPr>
-        <w:keepNext/>
-        <w:jc w:val="center"/>
-      </w:pPr>
+      <w:r>
+        <w:fldChar w:fldCharType="begin"/>
+      </w:r>
+      <w:r>
+        <w:instrText xml:space="preserve"> SEQ Obrázek \* ARABIC </w:instrText>
+      </w:r>
+      <w:r>
+        <w:fldChar w:fldCharType="separate"/>
+      </w:r>
       <w:r>
         <w:rPr>
           <w:noProof/>
         </w:rPr>
+        <w:t>4</w:t>
+      </w:r>
+      <w:r>
+        <w:rPr>
+          <w:noProof/>
+        </w:rPr>
+        <w:fldChar w:fldCharType="end"/>
+      </w:r>
+      <w:r>
+        <w:t>.1</w:t>
+      </w:r>
+      <w:r>
+        <w:t>: Metoda pro nalezení spojitých bodů</w:t>
+      </w:r>
+    </w:p>
+    <w:p/>
+    <w:p>
+      <w:pPr>
+        <w:keepNext/>
+        <w:jc w:val="center"/>
+      </w:pPr>
+      <w:r>
         <w:drawing>
-          <wp:inline distT="0" distB="0" distL="0" distR="0" wp14:anchorId="39B7266D" wp14:editId="27C1CA70">
-            <wp:extent cx="4068734" cy="5414838"/>
-            <wp:effectExtent l="0" t="0" r="8255" b="0"/>
-            <wp:docPr id="1878410395" name="Picture 1"/>
+          <wp:inline distT="0" distB="0" distL="0" distR="0" wp14:anchorId="176986F5" wp14:editId="5E001966">
+            <wp:extent cx="3805191" cy="5529532"/>
+            <wp:effectExtent l="0" t="0" r="5080" b="0"/>
+            <wp:docPr id="1398714719" name="Picture 1"/>
             <wp:cNvGraphicFramePr>
               <a:graphicFrameLocks xmlns:a="http://schemas.openxmlformats.org/drawingml/2006/main" noChangeAspect="1"/>
             </wp:cNvGraphicFramePr>
@@ -5427,7 +5678,7 @@
               <a:graphicData uri="http://schemas.openxmlformats.org/drawingml/2006/picture">
                 <pic:pic xmlns:pic="http://schemas.openxmlformats.org/drawingml/2006/picture">
                   <pic:nvPicPr>
-                    <pic:cNvPr id="1878410395" name=""/>
+                    <pic:cNvPr id="1398714719" name=""/>
                     <pic:cNvPicPr/>
                   </pic:nvPicPr>
                   <pic:blipFill>
@@ -5439,7 +5690,7 @@
                   <pic:spPr>
                     <a:xfrm>
                       <a:off x="0" y="0"/>
-                      <a:ext cx="4086953" cy="5439085"/>
+                      <a:ext cx="3824771" cy="5557985"/>
                     </a:xfrm>
                     <a:prstGeom prst="rect">
                       <a:avLst/>
@@ -5466,15 +5717,15 @@
         <w:jc w:val="both"/>
       </w:pPr>
       <w:r>
+        <w:t>´</w:t>
+      </w:r>
+    </w:p>
+    <w:p>
+      <w:pPr>
+        <w:jc w:val="both"/>
+      </w:pPr>
+      <w:r>
         <w:lastRenderedPageBreak/>
-        <w:t>´</w:t>
-      </w:r>
-    </w:p>
-    <w:p>
-      <w:pPr>
-        <w:jc w:val="both"/>
-      </w:pPr>
-      <w:r>
         <w:t xml:space="preserve">Tato kapitola se zabývá analytickou analýzou všech bodů v upraveném snímku. Na obrázku 4.1 je zobrazena </w:t>
       </w:r>
       <w:r>
@@ -5513,21 +5764,21 @@
       <w:pPr>
         <w:pStyle w:val="Heading2"/>
       </w:pPr>
-      <w:bookmarkStart w:id="22" w:name="_Toc229075485"/>
+      <w:bookmarkStart w:id="22" w:name="_Toc229346613"/>
       <w:r>
         <w:t xml:space="preserve">Výpočet </w:t>
       </w:r>
+      <w:r>
+        <w:t>průměru</w:t>
+      </w:r>
       <w:bookmarkEnd w:id="22"/>
-      <w:r>
-        <w:t>průměru</w:t>
-      </w:r>
     </w:p>
     <w:p>
       <w:pPr>
         <w:jc w:val="both"/>
       </w:pPr>
       <w:r>
-        <w:t>Průměr bodů je určen ze dvou nejvzdálenějších pixelů konkrétního bodu po ose Y. V prvním for cyklu na obrázku 4.2 jsou získány nejnižší a nejvyšší hodnoty souřadnice Y ze všech pixelů nalezené kontury. Výpočet je prováděn po ose Y z důvodu častého horizontálního rozdělení bodových obrazů, kdy mohou být body vlivem optických a interferenčních jevů deformovány do více oblastí vedle sebe. Vertikální rozměr bodu tak poskytuje stabilnější aproximaci jeho průměru než výpočet po ose X.</w:t>
+        <w:t>Průměr bodů je určen ze dvou nejvzdálenějších pixelů konkrétního bodu po ose Y. V prvním for cyklu na obrázku 4.2 jsou získány nejnižší a nejvyšší hodnoty souřadnice Y ze všech pixelů nalezené kontury. Vertikální rozměr bodu tak poskytuje stabilnější aproximaci jeho průměru než výpočet po ose X.</w:t>
       </w:r>
       <w:r>
         <w:fldChar w:fldCharType="begin"/>
@@ -5557,27 +5808,21 @@
       <w:pPr>
         <w:pStyle w:val="Heading2"/>
       </w:pPr>
-      <w:bookmarkStart w:id="23" w:name="_Toc229075486"/>
+      <w:bookmarkStart w:id="23" w:name="_Toc229346614"/>
       <w:r>
         <w:t>Výpočet souřadnic</w:t>
       </w:r>
+      <w:r>
+        <w:t xml:space="preserve"> a korekce průměru</w:t>
+      </w:r>
       <w:bookmarkEnd w:id="23"/>
-      <w:r>
-        <w:t xml:space="preserve"> a korekce průměru</w:t>
-      </w:r>
     </w:p>
     <w:p>
       <w:pPr>
         <w:jc w:val="both"/>
       </w:pPr>
       <w:r>
-        <w:t>Výpočet souřadnic bodu</w:t>
-      </w:r>
-      <w:r>
-        <w:t xml:space="preserve"> X, Y </w:t>
-      </w:r>
-      <w:r>
-        <w:t>je určen na základě těžiště detekované kontury pomocí obrazových momentů podle vztahů</w:t>
+        <w:t>Výpočet souřadnic bodu X a Y, konkrétně proměnných xImg a yImg na obrázku 4.2, je určen na základě těžiště detekované kontury pomocí obrazových momentů podle následujících vztahů:</w:t>
       </w:r>
     </w:p>
     <w:p>
@@ -5817,7 +6062,109 @@
         <w:jc w:val="both"/>
       </w:pPr>
       <w:r>
-        <w:t xml:space="preserve">Kvůli interferenčním jevům může docházet k deformaci detekovaného bodu. Z tohoto důvodu je provedena dodatečná korekce polohy a velikosti bodu. Nejprve se z kontury určí její rozměry ve směru os </w:t>
+        <w:t xml:space="preserve">kde </w:t>
+      </w:r>
+      <m:oMath>
+        <m:sSub>
+          <m:sSubPr>
+            <m:ctrlPr>
+              <w:rPr>
+                <w:rFonts w:ascii="Cambria Math" w:hAnsi="Cambria Math"/>
+              </w:rPr>
+            </m:ctrlPr>
+          </m:sSubPr>
+          <m:e>
+            <m:r>
+              <w:rPr>
+                <w:rFonts w:ascii="Cambria Math" w:hAnsi="Cambria Math"/>
+              </w:rPr>
+              <m:t>M</m:t>
+            </m:r>
+          </m:e>
+          <m:sub>
+            <m:r>
+              <w:rPr>
+                <w:rFonts w:ascii="Cambria Math" w:hAnsi="Cambria Math"/>
+              </w:rPr>
+              <m:t>00</m:t>
+            </m:r>
+          </m:sub>
+        </m:sSub>
+      </m:oMath>
+      <w:r>
+        <w:t xml:space="preserve"> </w:t>
+      </w:r>
+      <w:r>
+        <w:t xml:space="preserve">představuje </w:t>
+      </w:r>
+      <w:r>
+        <w:t xml:space="preserve">počet všech pixelů v </w:t>
+      </w:r>
+      <w:r>
+        <w:t xml:space="preserve">detekované oblasti a </w:t>
+      </w:r>
+      <m:oMath>
+        <m:sSub>
+          <m:sSubPr>
+            <m:ctrlPr>
+              <w:rPr>
+                <w:rFonts w:ascii="Cambria Math" w:hAnsi="Cambria Math"/>
+              </w:rPr>
+            </m:ctrlPr>
+          </m:sSubPr>
+          <m:e>
+            <m:r>
+              <w:rPr>
+                <w:rFonts w:ascii="Cambria Math" w:hAnsi="Cambria Math"/>
+              </w:rPr>
+              <m:t>M</m:t>
+            </m:r>
+          </m:e>
+          <m:sub>
+            <m:r>
+              <w:rPr>
+                <w:rFonts w:ascii="Cambria Math" w:hAnsi="Cambria Math"/>
+              </w:rPr>
+              <m:t>10</m:t>
+            </m:r>
+          </m:sub>
+        </m:sSub>
+      </m:oMath>
+      <w:r>
+        <w:t xml:space="preserve">, </w:t>
+      </w:r>
+      <m:oMath>
+        <m:sSub>
+          <m:sSubPr>
+            <m:ctrlPr>
+              <w:rPr>
+                <w:rFonts w:ascii="Cambria Math" w:hAnsi="Cambria Math"/>
+              </w:rPr>
+            </m:ctrlPr>
+          </m:sSubPr>
+          <m:e>
+            <m:r>
+              <w:rPr>
+                <w:rFonts w:ascii="Cambria Math" w:hAnsi="Cambria Math"/>
+              </w:rPr>
+              <m:t>M</m:t>
+            </m:r>
+          </m:e>
+          <m:sub>
+            <m:r>
+              <w:rPr>
+                <w:rFonts w:ascii="Cambria Math" w:hAnsi="Cambria Math"/>
+              </w:rPr>
+              <m:t>01</m:t>
+            </m:r>
+          </m:sub>
+        </m:sSub>
+      </m:oMath>
+      <w:r>
+        <w:t xml:space="preserve"> </w:t>
+      </w:r>
+      <w:r>
+        <w:t xml:space="preserve">jsou první obrazové momenty v osách </w:t>
       </w:r>
       <w:r>
         <w:t xml:space="preserve">X </w:t>
@@ -5829,19 +6176,7 @@
         <w:t>Y</w:t>
       </w:r>
       <w:r>
-        <w:t xml:space="preserve">, tedy rozdíl mezi maximální a minimální souřadnicí kontury. Pokud je výška kontury výrazně větší než její šířka, je poloha těžiště v ose </w:t>
-      </w:r>
-      <w:r>
-        <w:t xml:space="preserve">X </w:t>
-      </w:r>
-      <w:r>
-        <w:t>posunuta a hodnota průměru je upravena. Tato korekce je v kódu provedena v p</w:t>
-      </w:r>
-      <w:r>
-        <w:t>ředposlední</w:t>
-      </w:r>
-      <w:r>
-        <w:t xml:space="preserve"> podmínce if.</w:t>
+        <w:t>.</w:t>
       </w:r>
       <w:r>
         <w:t xml:space="preserve"> </w:t>
@@ -5876,9 +6211,9 @@
           <w:noProof/>
         </w:rPr>
         <w:drawing>
-          <wp:inline distT="0" distB="0" distL="0" distR="0" wp14:anchorId="5BB8B814" wp14:editId="0A35B3A4">
-            <wp:extent cx="4380680" cy="2209190"/>
-            <wp:effectExtent l="0" t="0" r="1270" b="635"/>
+          <wp:inline distT="0" distB="0" distL="0" distR="0" wp14:anchorId="5BB8B814" wp14:editId="6A30A390">
+            <wp:extent cx="5388272" cy="2717321"/>
+            <wp:effectExtent l="0" t="0" r="3175" b="6985"/>
             <wp:docPr id="1057837830" name="Picture 1"/>
             <wp:cNvGraphicFramePr>
               <a:graphicFrameLocks xmlns:a="http://schemas.openxmlformats.org/drawingml/2006/main" noChangeAspect="1"/>
@@ -5899,7 +6234,7 @@
                   <pic:spPr>
                     <a:xfrm>
                       <a:off x="0" y="0"/>
-                      <a:ext cx="4389471" cy="2213623"/>
+                      <a:ext cx="5428948" cy="2737834"/>
                     </a:xfrm>
                     <a:prstGeom prst="rect">
                       <a:avLst/>
@@ -5952,7 +6287,7 @@
       <w:pPr>
         <w:pStyle w:val="Heading1"/>
       </w:pPr>
-      <w:bookmarkStart w:id="24" w:name="_Toc229075487"/>
+      <w:bookmarkStart w:id="24" w:name="_Toc229346615"/>
       <w:r>
         <w:lastRenderedPageBreak/>
         <w:t>Výsledky a testování</w:t>
@@ -5974,10 +6309,10 @@
           <w:noProof/>
         </w:rPr>
         <w:drawing>
-          <wp:inline distT="0" distB="0" distL="0" distR="0" wp14:anchorId="2C4B791F" wp14:editId="2FA322DD">
-            <wp:extent cx="4263609" cy="8134184"/>
-            <wp:effectExtent l="0" t="0" r="3810" b="635"/>
-            <wp:docPr id="223695070" name="Picture 1"/>
+          <wp:inline distT="0" distB="0" distL="0" distR="0" wp14:anchorId="68BE08E6" wp14:editId="012014BF">
+            <wp:extent cx="5756910" cy="8237220"/>
+            <wp:effectExtent l="0" t="0" r="2540" b="8890"/>
+            <wp:docPr id="31127590" name="Picture 1"/>
             <wp:cNvGraphicFramePr>
               <a:graphicFrameLocks xmlns:a="http://schemas.openxmlformats.org/drawingml/2006/main" noChangeAspect="1"/>
             </wp:cNvGraphicFramePr>
@@ -6006,7 +6341,7 @@
                   <pic:spPr bwMode="auto">
                     <a:xfrm>
                       <a:off x="0" y="0"/>
-                      <a:ext cx="4267924" cy="8142415"/>
+                      <a:ext cx="5756910" cy="8237220"/>
                     </a:xfrm>
                     <a:prstGeom prst="rect">
                       <a:avLst/>
@@ -6032,45 +6367,129 @@
           <w:tab w:val="center" w:pos="6277"/>
         </w:tabs>
         <w:ind w:left="0" w:firstLine="0"/>
+      </w:pPr>
+      <w:r>
+        <w:rPr>
+          <w:noProof/>
+        </w:rPr>
+        <w:lastRenderedPageBreak/>
+        <w:drawing>
+          <wp:inline distT="0" distB="0" distL="0" distR="0" wp14:anchorId="02DF022C" wp14:editId="14BBBBCB">
+            <wp:extent cx="5756910" cy="6664325"/>
+            <wp:effectExtent l="0" t="0" r="0" b="3175"/>
+            <wp:docPr id="1316129558" name="Picture 2"/>
+            <wp:cNvGraphicFramePr>
+              <a:graphicFrameLocks xmlns:a="http://schemas.openxmlformats.org/drawingml/2006/main" noChangeAspect="1"/>
+            </wp:cNvGraphicFramePr>
+            <a:graphic xmlns:a="http://schemas.openxmlformats.org/drawingml/2006/main">
+              <a:graphicData uri="http://schemas.openxmlformats.org/drawingml/2006/picture">
+                <pic:pic xmlns:pic="http://schemas.openxmlformats.org/drawingml/2006/picture">
+                  <pic:nvPicPr>
+                    <pic:cNvPr id="0" name="Picture 2"/>
+                    <pic:cNvPicPr>
+                      <a:picLocks noChangeAspect="1" noChangeArrowheads="1"/>
+                    </pic:cNvPicPr>
+                  </pic:nvPicPr>
+                  <pic:blipFill>
+                    <a:blip r:embed="rId28" cstate="print">
+                      <a:extLst>
+                        <a:ext uri="{28A0092B-C50C-407E-A947-70E740481C1C}">
+                          <a14:useLocalDpi xmlns:a14="http://schemas.microsoft.com/office/drawing/2010/main" val="0"/>
+                        </a:ext>
+                      </a:extLst>
+                    </a:blip>
+                    <a:srcRect/>
+                    <a:stretch>
+                      <a:fillRect/>
+                    </a:stretch>
+                  </pic:blipFill>
+                  <pic:spPr bwMode="auto">
+                    <a:xfrm>
+                      <a:off x="0" y="0"/>
+                      <a:ext cx="5756910" cy="6664325"/>
+                    </a:xfrm>
+                    <a:prstGeom prst="rect">
+                      <a:avLst/>
+                    </a:prstGeom>
+                    <a:noFill/>
+                    <a:ln>
+                      <a:noFill/>
+                    </a:ln>
+                  </pic:spPr>
+                </pic:pic>
+              </a:graphicData>
+            </a:graphic>
+          </wp:inline>
+        </w:drawing>
+      </w:r>
+    </w:p>
+    <w:p>
+      <w:pPr>
+        <w:tabs>
+          <w:tab w:val="center" w:pos="2833"/>
+          <w:tab w:val="center" w:pos="3541"/>
+          <w:tab w:val="center" w:pos="4249"/>
+          <w:tab w:val="center" w:pos="6277"/>
+        </w:tabs>
+        <w:ind w:left="0" w:firstLine="0"/>
+      </w:pPr>
+    </w:p>
+    <w:p>
+      <w:pPr>
+        <w:tabs>
+          <w:tab w:val="center" w:pos="2833"/>
+          <w:tab w:val="center" w:pos="3541"/>
+          <w:tab w:val="center" w:pos="4249"/>
+          <w:tab w:val="center" w:pos="6277"/>
+        </w:tabs>
+        <w:ind w:left="0" w:firstLine="0"/>
         <w:jc w:val="both"/>
       </w:pPr>
       <w:r>
+        <w:t>Navržený algoritmus byl testován na sadě snímků pořízených ze zaměřovací kamery interferometru. Testovací snímky obsahovaly různé počty bodů, rozdílnou intenzitu osvětlení</w:t>
+      </w:r>
+      <w:r>
+        <w:t xml:space="preserve"> (jasu) </w:t>
+      </w:r>
+      <w:r>
+        <w:t>a</w:t>
+      </w:r>
+      <w:r>
+        <w:t> </w:t>
+      </w:r>
+      <w:r>
+        <w:t xml:space="preserve">odlišnou míru deformace bodových obrazů. U každého snímku byly detekovány významné body, pro které byla určena poloha ve směru os </w:t>
+      </w:r>
+      <w:r>
+        <w:t xml:space="preserve">X </w:t>
+      </w:r>
+      <w:r>
+        <w:t xml:space="preserve">a </w:t>
+      </w:r>
+      <w:r>
+        <w:t xml:space="preserve">Y </w:t>
+      </w:r>
+      <w:r>
+        <w:t>a jejich přibližný poloměr.</w:t>
+      </w:r>
+    </w:p>
+    <w:p>
+      <w:pPr>
+        <w:tabs>
+          <w:tab w:val="center" w:pos="2833"/>
+          <w:tab w:val="center" w:pos="3541"/>
+          <w:tab w:val="center" w:pos="4249"/>
+          <w:tab w:val="center" w:pos="6277"/>
+        </w:tabs>
+        <w:ind w:left="0" w:firstLine="0"/>
+        <w:jc w:val="both"/>
+      </w:pPr>
+      <w:r>
+        <w:t xml:space="preserve">Výsledky detekce jsou znázorněny pomocí červených kružnic vykreslených do původního obrazu. Střed kružnice odpovídá vypočítanému těžišti detekované kontury a její poloměr odpovídá odhadnuté velikosti bodu. Z výsledků je patrné, že algoritmus je schopen detekovat </w:t>
+      </w:r>
+      <w:r>
         <w:lastRenderedPageBreak/>
-        <w:t>Navržený algoritmus byl testován na sadě snímků pořízených ze zaměřovací kamery interferometru. Testovací snímky obsahovaly různé počty bodů, rozdílnou intenzitu osvětlení</w:t>
-      </w:r>
-      <w:r>
-        <w:t xml:space="preserve"> (jasu) </w:t>
-      </w:r>
-      <w:r>
-        <w:t>a</w:t>
-      </w:r>
-      <w:r>
-        <w:t> </w:t>
-      </w:r>
-      <w:r>
-        <w:t xml:space="preserve">odlišnou míru deformace bodových obrazů. U každého snímku byly detekovány významné body, pro které byla určena poloha ve směru os </w:t>
-      </w:r>
-      <m:oMath>
-        <m:r>
-          <w:rPr>
-            <w:rFonts w:ascii="Cambria Math" w:hAnsi="Cambria Math"/>
-          </w:rPr>
-          <m:t>X</m:t>
-        </m:r>
-      </m:oMath>
-      <w:r>
-        <w:t xml:space="preserve">a </w:t>
-      </w:r>
-      <m:oMath>
-        <m:r>
-          <w:rPr>
-            <w:rFonts w:ascii="Cambria Math" w:hAnsi="Cambria Math"/>
-          </w:rPr>
-          <m:t>Y</m:t>
-        </m:r>
-      </m:oMath>
-      <w:r>
-        <w:t>a jejich přibližný poloměr.</w:t>
+        <w:t>body i v případech, kdy nejsou dokonale kruhové nebo jsou částečně deformované vlivem interferenčních jevů.</w:t>
       </w:r>
     </w:p>
     <w:p>
@@ -6085,21 +6504,6 @@
         <w:jc w:val="both"/>
       </w:pPr>
       <w:r>
-        <w:t>Výsledky detekce jsou znázorněny pomocí červených kružnic vykreslených do původního obrazu. Střed kružnice odpovídá vypočítanému těžišti detekované kontury a její poloměr odpovídá odhadnuté velikosti bodu. Z výsledků je patrné, že algoritmus je schopen detekovat body i v případech, kdy nejsou dokonale kruhové nebo jsou částečně deformované vlivem interferenčních jevů.</w:t>
-      </w:r>
-    </w:p>
-    <w:p>
-      <w:pPr>
-        <w:tabs>
-          <w:tab w:val="center" w:pos="2833"/>
-          <w:tab w:val="center" w:pos="3541"/>
-          <w:tab w:val="center" w:pos="4249"/>
-          <w:tab w:val="center" w:pos="6277"/>
-        </w:tabs>
-        <w:ind w:left="0" w:firstLine="0"/>
-        <w:jc w:val="both"/>
-      </w:pPr>
-      <w:r>
         <w:t>Horší výsledky mohou nastat u velmi slabě viditelných bodů nebo u bodů, které jsou výrazně rozděleny do více částí. V těchto případech může dojít k nepřesnému určení těžiště nebo poloměru. Přesto je navržený postup pro testované snímky použitelný a umožňuje automatizovaně určit základní parametry bodů potřebné pro další vyhodnocení zarovnání optických elementů.</w:t>
       </w:r>
     </w:p>
@@ -6119,7 +6523,7 @@
         <w:pStyle w:val="Heading1"/>
         <w:ind w:left="0" w:firstLine="0"/>
       </w:pPr>
-      <w:bookmarkStart w:id="25" w:name="_Toc229075488"/>
+      <w:bookmarkStart w:id="25" w:name="_Toc229346616"/>
       <w:r>
         <w:t>Závěr</w:t>
       </w:r>
@@ -6305,10 +6709,65 @@
     </w:p>
     <w:p>
       <w:pPr>
+        <w:tabs>
+          <w:tab w:val="center" w:pos="2833"/>
+          <w:tab w:val="center" w:pos="3541"/>
+          <w:tab w:val="center" w:pos="4249"/>
+          <w:tab w:val="center" w:pos="6277"/>
+        </w:tabs>
+        <w:ind w:left="0" w:firstLine="0"/>
+      </w:pPr>
+    </w:p>
+    <w:p>
+      <w:pPr>
+        <w:tabs>
+          <w:tab w:val="center" w:pos="2833"/>
+          <w:tab w:val="center" w:pos="3541"/>
+          <w:tab w:val="center" w:pos="4249"/>
+          <w:tab w:val="center" w:pos="6277"/>
+        </w:tabs>
+        <w:ind w:left="0" w:firstLine="0"/>
+      </w:pPr>
+    </w:p>
+    <w:p>
+      <w:pPr>
+        <w:tabs>
+          <w:tab w:val="center" w:pos="2833"/>
+          <w:tab w:val="center" w:pos="3541"/>
+          <w:tab w:val="center" w:pos="4249"/>
+          <w:tab w:val="center" w:pos="6277"/>
+        </w:tabs>
+        <w:ind w:left="0" w:firstLine="0"/>
+      </w:pPr>
+    </w:p>
+    <w:p>
+      <w:pPr>
+        <w:tabs>
+          <w:tab w:val="center" w:pos="2833"/>
+          <w:tab w:val="center" w:pos="3541"/>
+          <w:tab w:val="center" w:pos="4249"/>
+          <w:tab w:val="center" w:pos="6277"/>
+        </w:tabs>
+        <w:ind w:left="0" w:firstLine="0"/>
+      </w:pPr>
+    </w:p>
+    <w:p>
+      <w:pPr>
+        <w:tabs>
+          <w:tab w:val="center" w:pos="2833"/>
+          <w:tab w:val="center" w:pos="3541"/>
+          <w:tab w:val="center" w:pos="4249"/>
+          <w:tab w:val="center" w:pos="6277"/>
+        </w:tabs>
+        <w:ind w:left="0" w:firstLine="0"/>
+      </w:pPr>
+    </w:p>
+    <w:p>
+      <w:pPr>
         <w:pStyle w:val="Heading1"/>
         <w:ind w:left="0" w:firstLine="0"/>
       </w:pPr>
-      <w:bookmarkStart w:id="26" w:name="_Toc229075489"/>
+      <w:bookmarkStart w:id="26" w:name="_Toc229346617"/>
       <w:r>
         <w:lastRenderedPageBreak/>
         <w:t>Použitá l</w:t>
@@ -6357,11 +6816,6 @@
       <w:r>
         <w:t>Optical shop testing. 3rd ed. Hoboken, N.J.: Wiley-Interscience, c2007. ISBN 978-0471-48404-2.</w:t>
       </w:r>
-    </w:p>
-    <w:p>
-      <w:pPr>
-        <w:pStyle w:val="ListParagraph"/>
-      </w:pPr>
     </w:p>
     <w:p>
       <w:pPr>
@@ -8348,13 +8802,16 @@
     <w:rsid w:val="001C1992"/>
     <w:rsid w:val="0022340C"/>
     <w:rsid w:val="002D2BA4"/>
+    <w:rsid w:val="003040F2"/>
     <w:rsid w:val="00405106"/>
     <w:rsid w:val="004B6BA0"/>
     <w:rsid w:val="004D6F0A"/>
+    <w:rsid w:val="005120DA"/>
     <w:rsid w:val="005C58B2"/>
     <w:rsid w:val="006F7A2D"/>
     <w:rsid w:val="00777AE9"/>
     <w:rsid w:val="00823894"/>
+    <w:rsid w:val="0085742F"/>
     <w:rsid w:val="008D7D57"/>
     <w:rsid w:val="00AF08FD"/>
     <w:rsid w:val="00B95989"/>
@@ -8818,7 +9275,7 @@
     <w:basedOn w:val="DefaultParagraphFont"/>
     <w:uiPriority w:val="99"/>
     <w:semiHidden/>
-    <w:rsid w:val="00CC0A8B"/>
+    <w:rsid w:val="003040F2"/>
     <w:rPr>
       <w:color w:val="808080"/>
     </w:rPr>

--- a/docs/semestrální_projekt_Donát.docx
+++ b/docs/semestrální_projekt_Donát.docx
@@ -787,17 +787,6 @@
     </w:p>
     <w:p>
       <w:pPr>
-        <w:tabs>
-          <w:tab w:val="center" w:pos="2833"/>
-          <w:tab w:val="center" w:pos="3541"/>
-          <w:tab w:val="center" w:pos="4249"/>
-          <w:tab w:val="center" w:pos="6277"/>
-        </w:tabs>
-        <w:ind w:left="0" w:firstLine="0"/>
-      </w:pPr>
-    </w:p>
-    <w:p>
-      <w:pPr>
         <w:pStyle w:val="Title"/>
       </w:pPr>
     </w:p>
@@ -818,6 +807,7 @@
           <w:sz w:val="24"/>
           <w:szCs w:val="24"/>
         </w:rPr>
+        <w:lastRenderedPageBreak/>
         <w:t>Vývoj algoritmu zarovnávání optických elementů s využitím obrazových dat ze zaměřovací kamery interferometru</w:t>
       </w:r>
     </w:p>
@@ -1360,7 +1350,7 @@
           <w:r>
             <w:fldChar w:fldCharType="separate"/>
           </w:r>
-          <w:hyperlink w:anchor="_Toc229346596" w:history="1">
+          <w:hyperlink w:anchor="_Toc229436332" w:history="1">
             <w:r>
               <w:rPr>
                 <w:rStyle w:val="Hyperlink"/>
@@ -1387,7 +1377,7 @@
                 <w:noProof/>
                 <w:webHidden/>
               </w:rPr>
-              <w:instrText xml:space="preserve"> PAGEREF _Toc229346596 \h </w:instrText>
+              <w:instrText xml:space="preserve"> PAGEREF _Toc229436332 \h </w:instrText>
             </w:r>
             <w:r>
               <w:rPr>
@@ -1407,7 +1397,7 @@
                 <w:noProof/>
                 <w:webHidden/>
               </w:rPr>
-              <w:t>6</w:t>
+              <w:t>1</w:t>
             </w:r>
             <w:r>
               <w:rPr>
@@ -1430,7 +1420,7 @@
               <w:color w:val="auto"/>
             </w:rPr>
           </w:pPr>
-          <w:hyperlink w:anchor="_Toc229346597" w:history="1">
+          <w:hyperlink w:anchor="_Toc229436333" w:history="1">
             <w:r>
               <w:rPr>
                 <w:rStyle w:val="Hyperlink"/>
@@ -1457,7 +1447,7 @@
                 <w:noProof/>
                 <w:webHidden/>
               </w:rPr>
-              <w:instrText xml:space="preserve"> PAGEREF _Toc229346597 \h </w:instrText>
+              <w:instrText xml:space="preserve"> PAGEREF _Toc229436333 \h </w:instrText>
             </w:r>
             <w:r>
               <w:rPr>
@@ -1477,7 +1467,7 @@
                 <w:noProof/>
                 <w:webHidden/>
               </w:rPr>
-              <w:t>7</w:t>
+              <w:t>2</w:t>
             </w:r>
             <w:r>
               <w:rPr>
@@ -1500,7 +1490,7 @@
               <w:color w:val="auto"/>
             </w:rPr>
           </w:pPr>
-          <w:hyperlink w:anchor="_Toc229346598" w:history="1">
+          <w:hyperlink w:anchor="_Toc229436334" w:history="1">
             <w:r>
               <w:rPr>
                 <w:rStyle w:val="Hyperlink"/>
@@ -1527,7 +1517,7 @@
                 <w:noProof/>
                 <w:webHidden/>
               </w:rPr>
-              <w:instrText xml:space="preserve"> PAGEREF _Toc229346598 \h </w:instrText>
+              <w:instrText xml:space="preserve"> PAGEREF _Toc229436334 \h </w:instrText>
             </w:r>
             <w:r>
               <w:rPr>
@@ -1547,7 +1537,7 @@
                 <w:noProof/>
                 <w:webHidden/>
               </w:rPr>
-              <w:t>7</w:t>
+              <w:t>2</w:t>
             </w:r>
             <w:r>
               <w:rPr>
@@ -1570,7 +1560,7 @@
               <w:color w:val="auto"/>
             </w:rPr>
           </w:pPr>
-          <w:hyperlink w:anchor="_Toc229346599" w:history="1">
+          <w:hyperlink w:anchor="_Toc229436335" w:history="1">
             <w:r>
               <w:rPr>
                 <w:rStyle w:val="Hyperlink"/>
@@ -1597,7 +1587,7 @@
                 <w:noProof/>
                 <w:webHidden/>
               </w:rPr>
-              <w:instrText xml:space="preserve"> PAGEREF _Toc229346599 \h </w:instrText>
+              <w:instrText xml:space="preserve"> PAGEREF _Toc229436335 \h </w:instrText>
             </w:r>
             <w:r>
               <w:rPr>
@@ -1617,7 +1607,7 @@
                 <w:noProof/>
                 <w:webHidden/>
               </w:rPr>
-              <w:t>7</w:t>
+              <w:t>2</w:t>
             </w:r>
             <w:r>
               <w:rPr>
@@ -1640,7 +1630,7 @@
               <w:color w:val="auto"/>
             </w:rPr>
           </w:pPr>
-          <w:hyperlink w:anchor="_Toc229346600" w:history="1">
+          <w:hyperlink w:anchor="_Toc229436336" w:history="1">
             <w:r>
               <w:rPr>
                 <w:rStyle w:val="Hyperlink"/>
@@ -1667,7 +1657,7 @@
                 <w:noProof/>
                 <w:webHidden/>
               </w:rPr>
-              <w:instrText xml:space="preserve"> PAGEREF _Toc229346600 \h </w:instrText>
+              <w:instrText xml:space="preserve"> PAGEREF _Toc229436336 \h </w:instrText>
             </w:r>
             <w:r>
               <w:rPr>
@@ -1687,7 +1677,7 @@
                 <w:noProof/>
                 <w:webHidden/>
               </w:rPr>
-              <w:t>8</w:t>
+              <w:t>3</w:t>
             </w:r>
             <w:r>
               <w:rPr>
@@ -1710,7 +1700,7 @@
               <w:color w:val="auto"/>
             </w:rPr>
           </w:pPr>
-          <w:hyperlink w:anchor="_Toc229346601" w:history="1">
+          <w:hyperlink w:anchor="_Toc229436337" w:history="1">
             <w:r>
               <w:rPr>
                 <w:rStyle w:val="Hyperlink"/>
@@ -1737,7 +1727,7 @@
                 <w:noProof/>
                 <w:webHidden/>
               </w:rPr>
-              <w:instrText xml:space="preserve"> PAGEREF _Toc229346601 \h </w:instrText>
+              <w:instrText xml:space="preserve"> PAGEREF _Toc229436337 \h </w:instrText>
             </w:r>
             <w:r>
               <w:rPr>
@@ -1757,7 +1747,7 @@
                 <w:noProof/>
                 <w:webHidden/>
               </w:rPr>
-              <w:t>8</w:t>
+              <w:t>3</w:t>
             </w:r>
             <w:r>
               <w:rPr>
@@ -1780,7 +1770,7 @@
               <w:color w:val="auto"/>
             </w:rPr>
           </w:pPr>
-          <w:hyperlink w:anchor="_Toc229346602" w:history="1">
+          <w:hyperlink w:anchor="_Toc229436338" w:history="1">
             <w:r>
               <w:rPr>
                 <w:rStyle w:val="Hyperlink"/>
@@ -1807,7 +1797,7 @@
                 <w:noProof/>
                 <w:webHidden/>
               </w:rPr>
-              <w:instrText xml:space="preserve"> PAGEREF _Toc229346602 \h </w:instrText>
+              <w:instrText xml:space="preserve"> PAGEREF _Toc229436338 \h </w:instrText>
             </w:r>
             <w:r>
               <w:rPr>
@@ -1827,7 +1817,7 @@
                 <w:noProof/>
                 <w:webHidden/>
               </w:rPr>
-              <w:t>9</w:t>
+              <w:t>4</w:t>
             </w:r>
             <w:r>
               <w:rPr>
@@ -1850,7 +1840,7 @@
               <w:color w:val="auto"/>
             </w:rPr>
           </w:pPr>
-          <w:hyperlink w:anchor="_Toc229346603" w:history="1">
+          <w:hyperlink w:anchor="_Toc229436339" w:history="1">
             <w:r>
               <w:rPr>
                 <w:rStyle w:val="Hyperlink"/>
@@ -1877,7 +1867,7 @@
                 <w:noProof/>
                 <w:webHidden/>
               </w:rPr>
-              <w:instrText xml:space="preserve"> PAGEREF _Toc229346603 \h </w:instrText>
+              <w:instrText xml:space="preserve"> PAGEREF _Toc229436339 \h </w:instrText>
             </w:r>
             <w:r>
               <w:rPr>
@@ -1897,7 +1887,7 @@
                 <w:noProof/>
                 <w:webHidden/>
               </w:rPr>
-              <w:t>9</w:t>
+              <w:t>4</w:t>
             </w:r>
             <w:r>
               <w:rPr>
@@ -1920,7 +1910,7 @@
               <w:color w:val="auto"/>
             </w:rPr>
           </w:pPr>
-          <w:hyperlink w:anchor="_Toc229346604" w:history="1">
+          <w:hyperlink w:anchor="_Toc229436340" w:history="1">
             <w:r>
               <w:rPr>
                 <w:rStyle w:val="Hyperlink"/>
@@ -1947,7 +1937,7 @@
                 <w:noProof/>
                 <w:webHidden/>
               </w:rPr>
-              <w:instrText xml:space="preserve"> PAGEREF _Toc229346604 \h </w:instrText>
+              <w:instrText xml:space="preserve"> PAGEREF _Toc229436340 \h </w:instrText>
             </w:r>
             <w:r>
               <w:rPr>
@@ -1967,7 +1957,7 @@
                 <w:noProof/>
                 <w:webHidden/>
               </w:rPr>
-              <w:t>9</w:t>
+              <w:t>4</w:t>
             </w:r>
             <w:r>
               <w:rPr>
@@ -1990,7 +1980,7 @@
               <w:color w:val="auto"/>
             </w:rPr>
           </w:pPr>
-          <w:hyperlink w:anchor="_Toc229346605" w:history="1">
+          <w:hyperlink w:anchor="_Toc229436341" w:history="1">
             <w:r>
               <w:rPr>
                 <w:rStyle w:val="Hyperlink"/>
@@ -2017,7 +2007,7 @@
                 <w:noProof/>
                 <w:webHidden/>
               </w:rPr>
-              <w:instrText xml:space="preserve"> PAGEREF _Toc229346605 \h </w:instrText>
+              <w:instrText xml:space="preserve"> PAGEREF _Toc229436341 \h </w:instrText>
             </w:r>
             <w:r>
               <w:rPr>
@@ -2037,7 +2027,7 @@
                 <w:noProof/>
                 <w:webHidden/>
               </w:rPr>
-              <w:t>10</w:t>
+              <w:t>5</w:t>
             </w:r>
             <w:r>
               <w:rPr>
@@ -2060,7 +2050,7 @@
               <w:color w:val="auto"/>
             </w:rPr>
           </w:pPr>
-          <w:hyperlink w:anchor="_Toc229346606" w:history="1">
+          <w:hyperlink w:anchor="_Toc229436342" w:history="1">
             <w:r>
               <w:rPr>
                 <w:rStyle w:val="Hyperlink"/>
@@ -2087,7 +2077,7 @@
                 <w:noProof/>
                 <w:webHidden/>
               </w:rPr>
-              <w:instrText xml:space="preserve"> PAGEREF _Toc229346606 \h </w:instrText>
+              <w:instrText xml:space="preserve"> PAGEREF _Toc229436342 \h </w:instrText>
             </w:r>
             <w:r>
               <w:rPr>
@@ -2107,7 +2097,7 @@
                 <w:noProof/>
                 <w:webHidden/>
               </w:rPr>
-              <w:t>10</w:t>
+              <w:t>5</w:t>
             </w:r>
             <w:r>
               <w:rPr>
@@ -2130,7 +2120,7 @@
               <w:color w:val="auto"/>
             </w:rPr>
           </w:pPr>
-          <w:hyperlink w:anchor="_Toc229346607" w:history="1">
+          <w:hyperlink w:anchor="_Toc229436343" w:history="1">
             <w:r>
               <w:rPr>
                 <w:rStyle w:val="Hyperlink"/>
@@ -2157,7 +2147,7 @@
                 <w:noProof/>
                 <w:webHidden/>
               </w:rPr>
-              <w:instrText xml:space="preserve"> PAGEREF _Toc229346607 \h </w:instrText>
+              <w:instrText xml:space="preserve"> PAGEREF _Toc229436343 \h </w:instrText>
             </w:r>
             <w:r>
               <w:rPr>
@@ -2177,7 +2167,7 @@
                 <w:noProof/>
                 <w:webHidden/>
               </w:rPr>
-              <w:t>11</w:t>
+              <w:t>6</w:t>
             </w:r>
             <w:r>
               <w:rPr>
@@ -2200,7 +2190,7 @@
               <w:color w:val="auto"/>
             </w:rPr>
           </w:pPr>
-          <w:hyperlink w:anchor="_Toc229346608" w:history="1">
+          <w:hyperlink w:anchor="_Toc229436344" w:history="1">
             <w:r>
               <w:rPr>
                 <w:rStyle w:val="Hyperlink"/>
@@ -2227,7 +2217,7 @@
                 <w:noProof/>
                 <w:webHidden/>
               </w:rPr>
-              <w:instrText xml:space="preserve"> PAGEREF _Toc229346608 \h </w:instrText>
+              <w:instrText xml:space="preserve"> PAGEREF _Toc229436344 \h </w:instrText>
             </w:r>
             <w:r>
               <w:rPr>
@@ -2247,7 +2237,7 @@
                 <w:noProof/>
                 <w:webHidden/>
               </w:rPr>
-              <w:t>12</w:t>
+              <w:t>7</w:t>
             </w:r>
             <w:r>
               <w:rPr>
@@ -2270,7 +2260,7 @@
               <w:color w:val="auto"/>
             </w:rPr>
           </w:pPr>
-          <w:hyperlink w:anchor="_Toc229346609" w:history="1">
+          <w:hyperlink w:anchor="_Toc229436345" w:history="1">
             <w:r>
               <w:rPr>
                 <w:rStyle w:val="Hyperlink"/>
@@ -2297,7 +2287,7 @@
                 <w:noProof/>
                 <w:webHidden/>
               </w:rPr>
-              <w:instrText xml:space="preserve"> PAGEREF _Toc229346609 \h </w:instrText>
+              <w:instrText xml:space="preserve"> PAGEREF _Toc229436345 \h </w:instrText>
             </w:r>
             <w:r>
               <w:rPr>
@@ -2317,7 +2307,7 @@
                 <w:noProof/>
                 <w:webHidden/>
               </w:rPr>
-              <w:t>14</w:t>
+              <w:t>9</w:t>
             </w:r>
             <w:r>
               <w:rPr>
@@ -2340,7 +2330,7 @@
               <w:color w:val="auto"/>
             </w:rPr>
           </w:pPr>
-          <w:hyperlink w:anchor="_Toc229346610" w:history="1">
+          <w:hyperlink w:anchor="_Toc229436346" w:history="1">
             <w:r>
               <w:rPr>
                 <w:rStyle w:val="Hyperlink"/>
@@ -2367,7 +2357,7 @@
                 <w:noProof/>
                 <w:webHidden/>
               </w:rPr>
-              <w:instrText xml:space="preserve"> PAGEREF _Toc229346610 \h </w:instrText>
+              <w:instrText xml:space="preserve"> PAGEREF _Toc229436346 \h </w:instrText>
             </w:r>
             <w:r>
               <w:rPr>
@@ -2387,7 +2377,7 @@
                 <w:noProof/>
                 <w:webHidden/>
               </w:rPr>
-              <w:t>15</w:t>
+              <w:t>10</w:t>
             </w:r>
             <w:r>
               <w:rPr>
@@ -2410,7 +2400,7 @@
               <w:color w:val="auto"/>
             </w:rPr>
           </w:pPr>
-          <w:hyperlink w:anchor="_Toc229346611" w:history="1">
+          <w:hyperlink w:anchor="_Toc229436347" w:history="1">
             <w:r>
               <w:rPr>
                 <w:rStyle w:val="Hyperlink"/>
@@ -2437,7 +2427,7 @@
                 <w:noProof/>
                 <w:webHidden/>
               </w:rPr>
-              <w:instrText xml:space="preserve"> PAGEREF _Toc229346611 \h </w:instrText>
+              <w:instrText xml:space="preserve"> PAGEREF _Toc229436347 \h </w:instrText>
             </w:r>
             <w:r>
               <w:rPr>
@@ -2457,7 +2447,7 @@
                 <w:noProof/>
                 <w:webHidden/>
               </w:rPr>
-              <w:t>16</w:t>
+              <w:t>11</w:t>
             </w:r>
             <w:r>
               <w:rPr>
@@ -2480,7 +2470,7 @@
               <w:color w:val="auto"/>
             </w:rPr>
           </w:pPr>
-          <w:hyperlink w:anchor="_Toc229346612" w:history="1">
+          <w:hyperlink w:anchor="_Toc229436348" w:history="1">
             <w:r>
               <w:rPr>
                 <w:rStyle w:val="Hyperlink"/>
@@ -2507,7 +2497,7 @@
                 <w:noProof/>
                 <w:webHidden/>
               </w:rPr>
-              <w:instrText xml:space="preserve"> PAGEREF _Toc229346612 \h </w:instrText>
+              <w:instrText xml:space="preserve"> PAGEREF _Toc229436348 \h </w:instrText>
             </w:r>
             <w:r>
               <w:rPr>
@@ -2527,7 +2517,7 @@
                 <w:noProof/>
                 <w:webHidden/>
               </w:rPr>
-              <w:t>16</w:t>
+              <w:t>11</w:t>
             </w:r>
             <w:r>
               <w:rPr>
@@ -2550,7 +2540,7 @@
               <w:color w:val="auto"/>
             </w:rPr>
           </w:pPr>
-          <w:hyperlink w:anchor="_Toc229346613" w:history="1">
+          <w:hyperlink w:anchor="_Toc229436349" w:history="1">
             <w:r>
               <w:rPr>
                 <w:rStyle w:val="Hyperlink"/>
@@ -2577,7 +2567,7 @@
                 <w:noProof/>
                 <w:webHidden/>
               </w:rPr>
-              <w:instrText xml:space="preserve"> PAGEREF _Toc229346613 \h </w:instrText>
+              <w:instrText xml:space="preserve"> PAGEREF _Toc229436349 \h </w:instrText>
             </w:r>
             <w:r>
               <w:rPr>
@@ -2597,7 +2587,7 @@
                 <w:noProof/>
                 <w:webHidden/>
               </w:rPr>
-              <w:t>17</w:t>
+              <w:t>12</w:t>
             </w:r>
             <w:r>
               <w:rPr>
@@ -2620,7 +2610,7 @@
               <w:color w:val="auto"/>
             </w:rPr>
           </w:pPr>
-          <w:hyperlink w:anchor="_Toc229346614" w:history="1">
+          <w:hyperlink w:anchor="_Toc229436350" w:history="1">
             <w:r>
               <w:rPr>
                 <w:rStyle w:val="Hyperlink"/>
@@ -2647,7 +2637,7 @@
                 <w:noProof/>
                 <w:webHidden/>
               </w:rPr>
-              <w:instrText xml:space="preserve"> PAGEREF _Toc229346614 \h </w:instrText>
+              <w:instrText xml:space="preserve"> PAGEREF _Toc229436350 \h </w:instrText>
             </w:r>
             <w:r>
               <w:rPr>
@@ -2667,7 +2657,7 @@
                 <w:noProof/>
                 <w:webHidden/>
               </w:rPr>
-              <w:t>17</w:t>
+              <w:t>12</w:t>
             </w:r>
             <w:r>
               <w:rPr>
@@ -2690,7 +2680,7 @@
               <w:color w:val="auto"/>
             </w:rPr>
           </w:pPr>
-          <w:hyperlink w:anchor="_Toc229346615" w:history="1">
+          <w:hyperlink w:anchor="_Toc229436351" w:history="1">
             <w:r>
               <w:rPr>
                 <w:rStyle w:val="Hyperlink"/>
@@ -2717,7 +2707,7 @@
                 <w:noProof/>
                 <w:webHidden/>
               </w:rPr>
-              <w:instrText xml:space="preserve"> PAGEREF _Toc229346615 \h </w:instrText>
+              <w:instrText xml:space="preserve"> PAGEREF _Toc229436351 \h </w:instrText>
             </w:r>
             <w:r>
               <w:rPr>
@@ -2737,7 +2727,7 @@
                 <w:noProof/>
                 <w:webHidden/>
               </w:rPr>
-              <w:t>18</w:t>
+              <w:t>13</w:t>
             </w:r>
             <w:r>
               <w:rPr>
@@ -2760,7 +2750,7 @@
               <w:color w:val="auto"/>
             </w:rPr>
           </w:pPr>
-          <w:hyperlink w:anchor="_Toc229346616" w:history="1">
+          <w:hyperlink w:anchor="_Toc229436352" w:history="1">
             <w:r>
               <w:rPr>
                 <w:rStyle w:val="Hyperlink"/>
@@ -2787,7 +2777,7 @@
                 <w:noProof/>
                 <w:webHidden/>
               </w:rPr>
-              <w:instrText xml:space="preserve"> PAGEREF _Toc229346616 \h </w:instrText>
+              <w:instrText xml:space="preserve"> PAGEREF _Toc229436352 \h </w:instrText>
             </w:r>
             <w:r>
               <w:rPr>
@@ -2807,7 +2797,7 @@
                 <w:noProof/>
                 <w:webHidden/>
               </w:rPr>
-              <w:t>20</w:t>
+              <w:t>15</w:t>
             </w:r>
             <w:r>
               <w:rPr>
@@ -2830,7 +2820,7 @@
               <w:color w:val="auto"/>
             </w:rPr>
           </w:pPr>
-          <w:hyperlink w:anchor="_Toc229346617" w:history="1">
+          <w:hyperlink w:anchor="_Toc229436353" w:history="1">
             <w:r>
               <w:rPr>
                 <w:rStyle w:val="Hyperlink"/>
@@ -2857,7 +2847,7 @@
                 <w:noProof/>
                 <w:webHidden/>
               </w:rPr>
-              <w:instrText xml:space="preserve"> PAGEREF _Toc229346617 \h </w:instrText>
+              <w:instrText xml:space="preserve"> PAGEREF _Toc229436353 \h </w:instrText>
             </w:r>
             <w:r>
               <w:rPr>
@@ -2877,7 +2867,7 @@
                 <w:noProof/>
                 <w:webHidden/>
               </w:rPr>
-              <w:t>21</w:t>
+              <w:t>16</w:t>
             </w:r>
             <w:r>
               <w:rPr>
@@ -2914,14 +2904,24 @@
     <w:p/>
     <w:p/>
     <w:p/>
+    <w:p>
+      <w:pPr>
+        <w:sectPr>
+          <w:footerReference w:type="default" r:id="rId10"/>
+          <w:pgSz w:w="11906" w:h="16838"/>
+          <w:pgMar w:top="1421" w:right="1415" w:bottom="1933" w:left="1416" w:header="708" w:footer="708" w:gutter="0"/>
+          <w:pgNumType w:start="1"/>
+          <w:cols w:space="708"/>
+        </w:sectPr>
+      </w:pPr>
+    </w:p>
     <w:p/>
     <w:p>
       <w:pPr>
         <w:pStyle w:val="Heading1"/>
       </w:pPr>
-      <w:bookmarkStart w:id="5" w:name="_Toc229346596"/>
-      <w:r>
-        <w:lastRenderedPageBreak/>
+      <w:bookmarkStart w:id="5" w:name="_Toc229436332"/>
+      <w:r>
         <w:t>Úvod</w:t>
       </w:r>
       <w:bookmarkEnd w:id="5"/>
@@ -3037,7 +3037,7 @@
         <w:pStyle w:val="Heading1"/>
         <w:ind w:left="0" w:firstLine="0"/>
       </w:pPr>
-      <w:bookmarkStart w:id="6" w:name="_Toc229346597"/>
+      <w:bookmarkStart w:id="6" w:name="_Toc229436333"/>
       <w:r>
         <w:lastRenderedPageBreak/>
         <w:t>Teoretický základ</w:t>
@@ -3048,7 +3048,7 @@
       <w:pPr>
         <w:pStyle w:val="Heading2"/>
       </w:pPr>
-      <w:bookmarkStart w:id="7" w:name="_Toc229346598"/>
+      <w:bookmarkStart w:id="7" w:name="_Toc229436334"/>
       <w:r>
         <w:t>Interferometrie</w:t>
       </w:r>
@@ -3067,7 +3067,7 @@
       <w:pPr>
         <w:pStyle w:val="Heading2"/>
       </w:pPr>
-      <w:bookmarkStart w:id="8" w:name="_Toc229346599"/>
+      <w:bookmarkStart w:id="8" w:name="_Toc229436335"/>
       <w:r>
         <w:t>Princip Fizeauova interferometru</w:t>
       </w:r>
@@ -3100,7 +3100,7 @@
                     </pic:cNvPicPr>
                   </pic:nvPicPr>
                   <pic:blipFill>
-                    <a:blip r:embed="rId10">
+                    <a:blip r:embed="rId11">
                       <a:extLst>
                         <a:ext uri="{28A0092B-C50C-407E-A947-70E740481C1C}">
                           <a14:useLocalDpi xmlns:a14="http://schemas.microsoft.com/office/drawing/2010/main" val="0"/>
@@ -3140,27 +3140,14 @@
       <w:r>
         <w:t xml:space="preserve">Obrázek </w:t>
       </w:r>
-      <w:r>
-        <w:fldChar w:fldCharType="begin"/>
-      </w:r>
-      <w:r>
-        <w:instrText xml:space="preserve"> SEQ Obrázek \* ARABIC </w:instrText>
-      </w:r>
-      <w:r>
-        <w:fldChar w:fldCharType="separate"/>
-      </w:r>
-      <w:r>
-        <w:rPr>
-          <w:noProof/>
-        </w:rPr>
-        <w:t>1</w:t>
-      </w:r>
-      <w:r>
-        <w:rPr>
-          <w:noProof/>
-        </w:rPr>
-        <w:fldChar w:fldCharType="end"/>
-      </w:r>
+      <w:fldSimple w:instr=" SEQ Obrázek \* ARABIC ">
+        <w:r>
+          <w:rPr>
+            <w:noProof/>
+          </w:rPr>
+          <w:t>1</w:t>
+        </w:r>
+      </w:fldSimple>
       <w:r>
         <w:t>.1: Schéma Fizeauova interferometr</w:t>
       </w:r>
@@ -3341,7 +3328,7 @@
       <w:pPr>
         <w:pStyle w:val="Heading2"/>
       </w:pPr>
-      <w:bookmarkStart w:id="9" w:name="_Toc229346600"/>
+      <w:bookmarkStart w:id="9" w:name="_Toc229436336"/>
       <w:r>
         <w:lastRenderedPageBreak/>
         <w:t>Měření tvaru povrchu (</w:t>
@@ -3380,7 +3367,7 @@
                     <pic:cNvPicPr/>
                   </pic:nvPicPr>
                   <pic:blipFill>
-                    <a:blip r:embed="rId11"/>
+                    <a:blip r:embed="rId12"/>
                     <a:stretch>
                       <a:fillRect/>
                     </a:stretch>
@@ -3631,7 +3618,7 @@
         <w:pStyle w:val="Heading2"/>
         <w:ind w:left="0" w:firstLine="0"/>
       </w:pPr>
-      <w:bookmarkStart w:id="10" w:name="_Toc229346601"/>
+      <w:bookmarkStart w:id="10" w:name="_Toc229436337"/>
       <w:r>
         <w:t xml:space="preserve">Měření vzdálenosti vzorku </w:t>
       </w:r>
@@ -3665,7 +3652,7 @@
                     <pic:cNvPicPr/>
                   </pic:nvPicPr>
                   <pic:blipFill>
-                    <a:blip r:embed="rId12"/>
+                    <a:blip r:embed="rId13"/>
                     <a:stretch>
                       <a:fillRect/>
                     </a:stretch>
@@ -3765,13 +3752,7 @@
         <w:t xml:space="preserve">. Místo klasického interferogramu s proužky jsou zde patrné tři jasné bodové útvary, které odpovídají jednotlivým odrazům světla v optické soustavě. Každý bod představuje obraz jednoho koherentního </w:t>
       </w:r>
       <w:r>
-        <w:t>světelné</w:t>
-      </w:r>
-      <w:r>
-        <w:t>ho</w:t>
-      </w:r>
-      <w:r>
-        <w:t xml:space="preserve"> svazku</w:t>
+        <w:t>světelného svazku</w:t>
       </w:r>
       <w:r>
         <w:t xml:space="preserve"> – referenčního, parazitního a </w:t>
@@ -3797,7 +3778,7 @@
         <w:pStyle w:val="Heading1"/>
         <w:ind w:left="0" w:firstLine="0"/>
       </w:pPr>
-      <w:bookmarkStart w:id="11" w:name="_Toc229346602"/>
+      <w:bookmarkStart w:id="11" w:name="_Toc229436338"/>
       <w:r>
         <w:t>Návrh řešení</w:t>
       </w:r>
@@ -3808,7 +3789,7 @@
         <w:pStyle w:val="Heading2"/>
         <w:ind w:left="0" w:firstLine="0"/>
       </w:pPr>
-      <w:bookmarkStart w:id="12" w:name="_Toc229346603"/>
+      <w:bookmarkStart w:id="12" w:name="_Toc229436339"/>
       <w:r>
         <w:t>Návrh</w:t>
       </w:r>
@@ -3839,7 +3820,7 @@
       <w:pPr>
         <w:pStyle w:val="Heading2"/>
       </w:pPr>
-      <w:bookmarkStart w:id="13" w:name="_Toc229346604"/>
+      <w:bookmarkStart w:id="13" w:name="_Toc229436340"/>
       <w:r>
         <w:t>Realizace řešení</w:t>
       </w:r>
@@ -3871,7 +3852,7 @@
                     <pic:cNvPicPr/>
                   </pic:nvPicPr>
                   <pic:blipFill>
-                    <a:blip r:embed="rId13"/>
+                    <a:blip r:embed="rId14"/>
                     <a:stretch>
                       <a:fillRect/>
                     </a:stretch>
@@ -3900,27 +3881,14 @@
       <w:r>
         <w:t xml:space="preserve">Obrázek </w:t>
       </w:r>
-      <w:r>
-        <w:fldChar w:fldCharType="begin"/>
-      </w:r>
-      <w:r>
-        <w:instrText xml:space="preserve"> SEQ Obrázek \* ARABIC </w:instrText>
-      </w:r>
-      <w:r>
-        <w:fldChar w:fldCharType="separate"/>
-      </w:r>
-      <w:r>
-        <w:rPr>
-          <w:noProof/>
-        </w:rPr>
-        <w:t>2</w:t>
-      </w:r>
-      <w:r>
-        <w:rPr>
-          <w:noProof/>
-        </w:rPr>
-        <w:fldChar w:fldCharType="end"/>
-      </w:r>
+      <w:fldSimple w:instr=" SEQ Obrázek \* ARABIC ">
+        <w:r>
+          <w:rPr>
+            <w:noProof/>
+          </w:rPr>
+          <w:t>2</w:t>
+        </w:r>
+      </w:fldSimple>
       <w:r>
         <w:t>.1</w:t>
       </w:r>
@@ -4095,7 +4063,7 @@
       <w:pPr>
         <w:pStyle w:val="Heading1"/>
       </w:pPr>
-      <w:bookmarkStart w:id="14" w:name="_Toc229346605"/>
+      <w:bookmarkStart w:id="14" w:name="_Toc229436341"/>
       <w:r>
         <w:t>Zpracovávání snímku</w:t>
       </w:r>
@@ -4105,7 +4073,7 @@
       <w:pPr>
         <w:pStyle w:val="Heading2"/>
       </w:pPr>
-      <w:bookmarkStart w:id="15" w:name="_Toc229346606"/>
+      <w:bookmarkStart w:id="15" w:name="_Toc229436342"/>
       <w:r>
         <w:t>Jednokanálový převod</w:t>
       </w:r>
@@ -4154,7 +4122,7 @@
                     <pic:cNvPicPr/>
                   </pic:nvPicPr>
                   <pic:blipFill>
-                    <a:blip r:embed="rId14"/>
+                    <a:blip r:embed="rId15"/>
                     <a:stretch>
                       <a:fillRect/>
                     </a:stretch>
@@ -4183,27 +4151,14 @@
       <w:r>
         <w:t xml:space="preserve">Obrázek </w:t>
       </w:r>
-      <w:r>
-        <w:fldChar w:fldCharType="begin"/>
-      </w:r>
-      <w:r>
-        <w:instrText xml:space="preserve"> SEQ Obrázek \* ARABIC </w:instrText>
-      </w:r>
-      <w:r>
-        <w:fldChar w:fldCharType="separate"/>
-      </w:r>
-      <w:r>
-        <w:rPr>
-          <w:noProof/>
-        </w:rPr>
-        <w:t>3</w:t>
-      </w:r>
-      <w:r>
-        <w:rPr>
-          <w:noProof/>
-        </w:rPr>
-        <w:fldChar w:fldCharType="end"/>
-      </w:r>
+      <w:fldSimple w:instr=" SEQ Obrázek \* ARABIC ">
+        <w:r>
+          <w:rPr>
+            <w:noProof/>
+          </w:rPr>
+          <w:t>3</w:t>
+        </w:r>
+      </w:fldSimple>
       <w:r>
         <w:t>.1: Návrh kódu pro převod snímku na jednokanálový</w:t>
       </w:r>
@@ -4323,7 +4278,7 @@
       <w:pPr>
         <w:pStyle w:val="Heading2"/>
       </w:pPr>
-      <w:bookmarkStart w:id="16" w:name="_Toc229346607"/>
+      <w:bookmarkStart w:id="16" w:name="_Toc229436343"/>
       <w:r>
         <w:lastRenderedPageBreak/>
         <w:t>Redukce šumu a zvýšení kontrastu</w:t>
@@ -4363,7 +4318,7 @@
                     <pic:cNvPicPr/>
                   </pic:nvPicPr>
                   <pic:blipFill>
-                    <a:blip r:embed="rId15"/>
+                    <a:blip r:embed="rId16"/>
                     <a:stretch>
                       <a:fillRect/>
                     </a:stretch>
@@ -4586,7 +4541,7 @@
                     </pic:cNvPicPr>
                   </pic:nvPicPr>
                   <pic:blipFill>
-                    <a:blip r:embed="rId16">
+                    <a:blip r:embed="rId17">
                       <a:extLst>
                         <a:ext uri="{28A0092B-C50C-407E-A947-70E740481C1C}">
                           <a14:useLocalDpi xmlns:a14="http://schemas.microsoft.com/office/drawing/2010/main" val="0"/>
@@ -4685,7 +4640,7 @@
       <w:pPr>
         <w:pStyle w:val="Heading2"/>
       </w:pPr>
-      <w:bookmarkStart w:id="17" w:name="_Toc229346608"/>
+      <w:bookmarkStart w:id="17" w:name="_Toc229436344"/>
       <w:r>
         <w:t>Prahování</w:t>
       </w:r>
@@ -4722,7 +4677,7 @@
                     <pic:cNvPicPr/>
                   </pic:nvPicPr>
                   <pic:blipFill>
-                    <a:blip r:embed="rId17"/>
+                    <a:blip r:embed="rId18"/>
                     <a:stretch>
                       <a:fillRect/>
                     </a:stretch>
@@ -4798,7 +4753,7 @@
                     <pic:cNvPicPr/>
                   </pic:nvPicPr>
                   <pic:blipFill>
-                    <a:blip r:embed="rId18"/>
+                    <a:blip r:embed="rId19"/>
                     <a:stretch>
                       <a:fillRect/>
                     </a:stretch>
@@ -4941,7 +4896,7 @@
                     </pic:cNvPicPr>
                   </pic:nvPicPr>
                   <pic:blipFill>
-                    <a:blip r:embed="rId19">
+                    <a:blip r:embed="rId20">
                       <a:extLst>
                         <a:ext uri="{28A0092B-C50C-407E-A947-70E740481C1C}">
                           <a14:useLocalDpi xmlns:a14="http://schemas.microsoft.com/office/drawing/2010/main" val="0"/>
@@ -5036,7 +4991,7 @@
       <w:pPr>
         <w:pStyle w:val="Heading2"/>
       </w:pPr>
-      <w:bookmarkStart w:id="18" w:name="_Toc229346609"/>
+      <w:bookmarkStart w:id="18" w:name="_Toc229436345"/>
       <w:r>
         <w:lastRenderedPageBreak/>
         <w:t>Morfologické uzavření</w:t>
@@ -5086,7 +5041,7 @@
                     <pic:cNvPicPr/>
                   </pic:nvPicPr>
                   <pic:blipFill>
-                    <a:blip r:embed="rId20"/>
+                    <a:blip r:embed="rId21"/>
                     <a:stretch>
                       <a:fillRect/>
                     </a:stretch>
@@ -5225,7 +5180,7 @@
                     </pic:cNvPicPr>
                   </pic:nvPicPr>
                   <pic:blipFill>
-                    <a:blip r:embed="rId21">
+                    <a:blip r:embed="rId22">
                       <a:extLst>
                         <a:ext uri="{28A0092B-C50C-407E-A947-70E740481C1C}">
                           <a14:useLocalDpi xmlns:a14="http://schemas.microsoft.com/office/drawing/2010/main" val="0"/>
@@ -5321,7 +5276,7 @@
       <w:pPr>
         <w:pStyle w:val="Heading2"/>
       </w:pPr>
-      <w:bookmarkStart w:id="19" w:name="_Toc229346610"/>
+      <w:bookmarkStart w:id="19" w:name="_Toc229436346"/>
       <w:r>
         <w:lastRenderedPageBreak/>
         <w:t>Morfologické otevření</w:t>
@@ -5342,6 +5297,9 @@
         <w:jc w:val="center"/>
       </w:pPr>
       <w:r>
+        <w:rPr>
+          <w:noProof/>
+        </w:rPr>
         <w:drawing>
           <wp:inline distT="0" distB="0" distL="0" distR="0" wp14:anchorId="4D78163E" wp14:editId="24C0938E">
             <wp:extent cx="5181307" cy="2733675"/>
@@ -5358,7 +5316,7 @@
                     <pic:cNvPicPr/>
                   </pic:nvPicPr>
                   <pic:blipFill>
-                    <a:blip r:embed="rId22"/>
+                    <a:blip r:embed="rId23"/>
                     <a:stretch>
                       <a:fillRect/>
                     </a:stretch>
@@ -5489,7 +5447,7 @@
                     </pic:cNvPicPr>
                   </pic:nvPicPr>
                   <pic:blipFill>
-                    <a:blip r:embed="rId23">
+                    <a:blip r:embed="rId24">
                       <a:extLst>
                         <a:ext uri="{28A0092B-C50C-407E-A947-70E740481C1C}">
                           <a14:useLocalDpi xmlns:a14="http://schemas.microsoft.com/office/drawing/2010/main" val="0"/>
@@ -5560,7 +5518,7 @@
       <w:pPr>
         <w:pStyle w:val="Heading1"/>
       </w:pPr>
-      <w:bookmarkStart w:id="20" w:name="_Toc229346611"/>
+      <w:bookmarkStart w:id="20" w:name="_Toc229436347"/>
       <w:r>
         <w:lastRenderedPageBreak/>
         <w:t>Analýza bodů</w:t>
@@ -5571,7 +5529,7 @@
       <w:pPr>
         <w:pStyle w:val="Heading2"/>
       </w:pPr>
-      <w:bookmarkStart w:id="21" w:name="_Toc229346612"/>
+      <w:bookmarkStart w:id="21" w:name="_Toc229436348"/>
       <w:r>
         <w:t>Nalezení bodů</w:t>
       </w:r>
@@ -5602,7 +5560,7 @@
                     <pic:cNvPicPr/>
                   </pic:nvPicPr>
                   <pic:blipFill>
-                    <a:blip r:embed="rId24"/>
+                    <a:blip r:embed="rId25"/>
                     <a:stretch>
                       <a:fillRect/>
                     </a:stretch>
@@ -5631,41 +5589,31 @@
       <w:r>
         <w:t xml:space="preserve">Obrázek </w:t>
       </w:r>
-      <w:r>
-        <w:fldChar w:fldCharType="begin"/>
-      </w:r>
-      <w:r>
-        <w:instrText xml:space="preserve"> SEQ Obrázek \* ARABIC </w:instrText>
-      </w:r>
-      <w:r>
-        <w:fldChar w:fldCharType="separate"/>
-      </w:r>
+      <w:fldSimple w:instr=" SEQ Obrázek \* ARABIC ">
+        <w:r>
+          <w:rPr>
+            <w:noProof/>
+          </w:rPr>
+          <w:t>4</w:t>
+        </w:r>
+      </w:fldSimple>
+      <w:r>
+        <w:t>.1</w:t>
+      </w:r>
+      <w:r>
+        <w:t>: Metoda pro nalezení spojitých bodů</w:t>
+      </w:r>
+    </w:p>
+    <w:p/>
+    <w:p>
+      <w:pPr>
+        <w:keepNext/>
+        <w:jc w:val="center"/>
+      </w:pPr>
       <w:r>
         <w:rPr>
           <w:noProof/>
         </w:rPr>
-        <w:t>4</w:t>
-      </w:r>
-      <w:r>
-        <w:rPr>
-          <w:noProof/>
-        </w:rPr>
-        <w:fldChar w:fldCharType="end"/>
-      </w:r>
-      <w:r>
-        <w:t>.1</w:t>
-      </w:r>
-      <w:r>
-        <w:t>: Metoda pro nalezení spojitých bodů</w:t>
-      </w:r>
-    </w:p>
-    <w:p/>
-    <w:p>
-      <w:pPr>
-        <w:keepNext/>
-        <w:jc w:val="center"/>
-      </w:pPr>
-      <w:r>
         <w:drawing>
           <wp:inline distT="0" distB="0" distL="0" distR="0" wp14:anchorId="176986F5" wp14:editId="5E001966">
             <wp:extent cx="3805191" cy="5529532"/>
@@ -5682,7 +5630,7 @@
                     <pic:cNvPicPr/>
                   </pic:nvPicPr>
                   <pic:blipFill>
-                    <a:blip r:embed="rId25"/>
+                    <a:blip r:embed="rId26"/>
                     <a:stretch>
                       <a:fillRect/>
                     </a:stretch>
@@ -5764,7 +5712,7 @@
       <w:pPr>
         <w:pStyle w:val="Heading2"/>
       </w:pPr>
-      <w:bookmarkStart w:id="22" w:name="_Toc229346613"/>
+      <w:bookmarkStart w:id="22" w:name="_Toc229436349"/>
       <w:r>
         <w:t xml:space="preserve">Výpočet </w:t>
       </w:r>
@@ -5808,7 +5756,7 @@
       <w:pPr>
         <w:pStyle w:val="Heading2"/>
       </w:pPr>
-      <w:bookmarkStart w:id="23" w:name="_Toc229346614"/>
+      <w:bookmarkStart w:id="23" w:name="_Toc229436350"/>
       <w:r>
         <w:t>Výpočet souřadnic</w:t>
       </w:r>
@@ -6226,7 +6174,7 @@
                     <pic:cNvPicPr/>
                   </pic:nvPicPr>
                   <pic:blipFill>
-                    <a:blip r:embed="rId26"/>
+                    <a:blip r:embed="rId27"/>
                     <a:stretch>
                       <a:fillRect/>
                     </a:stretch>
@@ -6287,7 +6235,7 @@
       <w:pPr>
         <w:pStyle w:val="Heading1"/>
       </w:pPr>
-      <w:bookmarkStart w:id="24" w:name="_Toc229346615"/>
+      <w:bookmarkStart w:id="24" w:name="_Toc229436351"/>
       <w:r>
         <w:lastRenderedPageBreak/>
         <w:t>Výsledky a testování</w:t>
@@ -6326,7 +6274,7 @@
                     </pic:cNvPicPr>
                   </pic:nvPicPr>
                   <pic:blipFill>
-                    <a:blip r:embed="rId27" cstate="print">
+                    <a:blip r:embed="rId28" cstate="print">
                       <a:extLst>
                         <a:ext uri="{28A0092B-C50C-407E-A947-70E740481C1C}">
                           <a14:useLocalDpi xmlns:a14="http://schemas.microsoft.com/office/drawing/2010/main" val="0"/>
@@ -6391,7 +6339,7 @@
                     </pic:cNvPicPr>
                   </pic:nvPicPr>
                   <pic:blipFill>
-                    <a:blip r:embed="rId28" cstate="print">
+                    <a:blip r:embed="rId29" cstate="print">
                       <a:extLst>
                         <a:ext uri="{28A0092B-C50C-407E-A947-70E740481C1C}">
                           <a14:useLocalDpi xmlns:a14="http://schemas.microsoft.com/office/drawing/2010/main" val="0"/>
@@ -6523,7 +6471,7 @@
         <w:pStyle w:val="Heading1"/>
         <w:ind w:left="0" w:firstLine="0"/>
       </w:pPr>
-      <w:bookmarkStart w:id="25" w:name="_Toc229346616"/>
+      <w:bookmarkStart w:id="25" w:name="_Toc229436352"/>
       <w:r>
         <w:t>Závěr</w:t>
       </w:r>
@@ -6767,7 +6715,7 @@
         <w:pStyle w:val="Heading1"/>
         <w:ind w:left="0" w:firstLine="0"/>
       </w:pPr>
-      <w:bookmarkStart w:id="26" w:name="_Toc229346617"/>
+      <w:bookmarkStart w:id="26" w:name="_Toc229436353"/>
       <w:r>
         <w:lastRenderedPageBreak/>
         <w:t>Použitá l</w:t>
@@ -6961,8 +6909,10 @@
       </w:pPr>
     </w:p>
     <w:sectPr>
+      <w:footerReference w:type="default" r:id="rId30"/>
       <w:pgSz w:w="11906" w:h="16838"/>
       <w:pgMar w:top="1421" w:right="1415" w:bottom="1933" w:left="1416" w:header="708" w:footer="708" w:gutter="0"/>
+      <w:pgNumType w:start="1"/>
       <w:cols w:space="708"/>
     </w:sectPr>
   </w:body>
@@ -6992,6 +6942,76 @@
     </w:p>
   </w:endnote>
 </w:endnotes>
+</file>
+
+<file path=word/footer1.xml><?xml version="1.0" encoding="utf-8"?>
+<w:ftr xmlns:wpc="http://schemas.microsoft.com/office/word/2010/wordprocessingCanvas" xmlns:cx="http://schemas.microsoft.com/office/drawing/2014/chartex" xmlns:cx1="http://schemas.microsoft.com/office/drawing/2015/9/8/chartex" xmlns:cx2="http://schemas.microsoft.com/office/drawing/2015/10/21/chartex" xmlns:cx3="http://schemas.microsoft.com/office/drawing/2016/5/9/chartex" xmlns:cx4="http://schemas.microsoft.com/office/drawing/2016/5/10/chartex" xmlns:cx5="http://schemas.microsoft.com/office/drawing/2016/5/11/chartex" xmlns:cx6="http://schemas.microsoft.com/office/drawing/2016/5/12/chartex" xmlns:cx7="http://schemas.microsoft.com/office/drawing/2016/5/13/chartex" xmlns:cx8="http://schemas.microsoft.com/office/drawing/2016/5/14/chartex" xmlns:mc="http://schemas.openxmlformats.org/markup-compatibility/2006" xmlns:aink="http://schemas.microsoft.com/office/drawing/2016/ink" xmlns:am3d="http://schemas.microsoft.com/office/drawing/2017/model3d" xmlns:o="urn:schemas-microsoft-com:office:office" xmlns:oel="http://schemas.microsoft.com/office/2019/extlst" xmlns:r="http://schemas.openxmlformats.org/officeDocument/2006/relationships" xmlns:m="http://schemas.openxmlformats.org/officeDocument/2006/math" xmlns:v="urn:schemas-microsoft-com:vml" xmlns:wp14="http://schemas.microsoft.com/office/word/2010/wordprocessingDrawing" xmlns:wp="http://schemas.openxmlformats.org/drawingml/2006/wordprocessingDrawing" xmlns:w10="urn:schemas-microsoft-com:office:word" xmlns:w="http://schemas.openxmlformats.org/wordprocessingml/2006/main" xmlns:w14="http://schemas.microsoft.com/office/word/2010/wordml" xmlns:w15="http://schemas.microsoft.com/office/word/2012/wordml" xmlns:w16cex="http://schemas.microsoft.com/office/word/2018/wordml/cex" xmlns:w16cid="http://schemas.microsoft.com/office/word/2016/wordml/cid" xmlns:w16="http://schemas.microsoft.com/office/word/2018/wordml" xmlns:w16du="http://schemas.microsoft.com/office/word/2023/wordml/word16du" xmlns:w16sdtdh="http://schemas.microsoft.com/office/word/2020/wordml/sdtdatahash" xmlns:w16sdtfl="http://schemas.microsoft.com/office/word/2024/wordml/sdtformatlock" xmlns:w16se="http://schemas.microsoft.com/office/word/2015/wordml/symex" xmlns:wpg="http://schemas.microsoft.com/office/word/2010/wordprocessingGroup" xmlns:wpi="http://schemas.microsoft.com/office/word/2010/wordprocessingInk" xmlns:wne="http://schemas.microsoft.com/office/word/2006/wordml" xmlns:wps="http://schemas.microsoft.com/office/word/2010/wordprocessingShape" mc:Ignorable="w14 w15 w16se w16cid w16 w16cex w16sdtdh w16sdtfl w16du wp14">
+  <w:p>
+    <w:pPr>
+      <w:pStyle w:val="Footer"/>
+      <w:jc w:val="center"/>
+    </w:pPr>
+  </w:p>
+  <w:p>
+    <w:pPr>
+      <w:pStyle w:val="Footer"/>
+    </w:pPr>
+  </w:p>
+</w:ftr>
+</file>
+
+<file path=word/footer2.xml><?xml version="1.0" encoding="utf-8"?>
+<w:ftr xmlns:wpc="http://schemas.microsoft.com/office/word/2010/wordprocessingCanvas" xmlns:cx="http://schemas.microsoft.com/office/drawing/2014/chartex" xmlns:cx1="http://schemas.microsoft.com/office/drawing/2015/9/8/chartex" xmlns:cx2="http://schemas.microsoft.com/office/drawing/2015/10/21/chartex" xmlns:cx3="http://schemas.microsoft.com/office/drawing/2016/5/9/chartex" xmlns:cx4="http://schemas.microsoft.com/office/drawing/2016/5/10/chartex" xmlns:cx5="http://schemas.microsoft.com/office/drawing/2016/5/11/chartex" xmlns:cx6="http://schemas.microsoft.com/office/drawing/2016/5/12/chartex" xmlns:cx7="http://schemas.microsoft.com/office/drawing/2016/5/13/chartex" xmlns:cx8="http://schemas.microsoft.com/office/drawing/2016/5/14/chartex" xmlns:mc="http://schemas.openxmlformats.org/markup-compatibility/2006" xmlns:aink="http://schemas.microsoft.com/office/drawing/2016/ink" xmlns:am3d="http://schemas.microsoft.com/office/drawing/2017/model3d" xmlns:o="urn:schemas-microsoft-com:office:office" xmlns:oel="http://schemas.microsoft.com/office/2019/extlst" xmlns:r="http://schemas.openxmlformats.org/officeDocument/2006/relationships" xmlns:m="http://schemas.openxmlformats.org/officeDocument/2006/math" xmlns:v="urn:schemas-microsoft-com:vml" xmlns:wp14="http://schemas.microsoft.com/office/word/2010/wordprocessingDrawing" xmlns:wp="http://schemas.openxmlformats.org/drawingml/2006/wordprocessingDrawing" xmlns:w10="urn:schemas-microsoft-com:office:word" xmlns:w="http://schemas.openxmlformats.org/wordprocessingml/2006/main" xmlns:w14="http://schemas.microsoft.com/office/word/2010/wordml" xmlns:w15="http://schemas.microsoft.com/office/word/2012/wordml" xmlns:w16cex="http://schemas.microsoft.com/office/word/2018/wordml/cex" xmlns:w16cid="http://schemas.microsoft.com/office/word/2016/wordml/cid" xmlns:w16="http://schemas.microsoft.com/office/word/2018/wordml" xmlns:w16du="http://schemas.microsoft.com/office/word/2023/wordml/word16du" xmlns:w16sdtdh="http://schemas.microsoft.com/office/word/2020/wordml/sdtdatahash" xmlns:w16sdtfl="http://schemas.microsoft.com/office/word/2024/wordml/sdtformatlock" xmlns:w16se="http://schemas.microsoft.com/office/word/2015/wordml/symex" xmlns:wpg="http://schemas.microsoft.com/office/word/2010/wordprocessingGroup" xmlns:wpi="http://schemas.microsoft.com/office/word/2010/wordprocessingInk" xmlns:wne="http://schemas.microsoft.com/office/word/2006/wordml" xmlns:wps="http://schemas.microsoft.com/office/word/2010/wordprocessingShape" mc:Ignorable="w14 w15 w16se w16cid w16 w16cex w16sdtdh w16sdtfl w16du wp14">
+  <w:sdt>
+    <w:sdtPr>
+      <w:id w:val="-80834238"/>
+      <w:docPartObj>
+        <w:docPartGallery w:val="Page Numbers (Bottom of Page)"/>
+        <w:docPartUnique/>
+      </w:docPartObj>
+    </w:sdtPr>
+    <w:sdtContent>
+      <w:p>
+        <w:pPr>
+          <w:pStyle w:val="Footer"/>
+          <w:jc w:val="center"/>
+        </w:pPr>
+      </w:p>
+      <w:p>
+        <w:pPr>
+          <w:pStyle w:val="Footer"/>
+          <w:jc w:val="center"/>
+        </w:pPr>
+      </w:p>
+      <w:p>
+        <w:pPr>
+          <w:pStyle w:val="Footer"/>
+          <w:jc w:val="center"/>
+        </w:pPr>
+        <w:r>
+          <w:fldChar w:fldCharType="begin"/>
+        </w:r>
+        <w:r>
+          <w:instrText>PAGE   \* MERGEFORMAT</w:instrText>
+        </w:r>
+        <w:r>
+          <w:fldChar w:fldCharType="separate"/>
+        </w:r>
+        <w:r>
+          <w:t>2</w:t>
+        </w:r>
+        <w:r>
+          <w:fldChar w:fldCharType="end"/>
+        </w:r>
+      </w:p>
+    </w:sdtContent>
+  </w:sdt>
+  <w:p>
+    <w:pPr>
+      <w:pStyle w:val="Footer"/>
+    </w:pPr>
+  </w:p>
+</w:ftr>
 </file>
 
 <file path=word/footnotes.xml><?xml version="1.0" encoding="utf-8"?>
@@ -8216,6 +8236,7 @@
   <w:style w:type="character" w:default="1" w:styleId="DefaultParagraphFont">
     <w:name w:val="Default Paragraph Font"/>
     <w:uiPriority w:val="1"/>
+    <w:semiHidden/>
     <w:unhideWhenUsed/>
   </w:style>
   <w:style w:type="table" w:default="1" w:styleId="TableNormal">
@@ -8799,11 +8820,13 @@
   <w:rsids>
     <w:rsidRoot w:val="006F7A2D"/>
     <w:rsid w:val="000C3221"/>
+    <w:rsid w:val="001A6425"/>
     <w:rsid w:val="001C1992"/>
     <w:rsid w:val="0022340C"/>
     <w:rsid w:val="002D2BA4"/>
     <w:rsid w:val="003040F2"/>
     <w:rsid w:val="00405106"/>
+    <w:rsid w:val="00495AE0"/>
     <w:rsid w:val="004B6BA0"/>
     <w:rsid w:val="004D6F0A"/>
     <w:rsid w:val="005120DA"/>
